--- a/deliverables/Week_09_Foundations_of_Multimodal_GenAI/Week_09_Teaching_Notes.docx
+++ b/deliverables/Week_09_Foundations_of_Multimodal_GenAI/Week_09_Teaching_Notes.docx
@@ -615,7 +615,7 @@
                 <w:sz w:val="20"/>
                 <w:szCs w:val="20"/>
               </w:rPr>
-              <w:t xml:space="preserve">Notebook and Python file with TODOs. Embedded and separate diagrams accompany the lab.</w:t>
+              <w:t xml:space="preserve">Notebook with TODOs. Embedded and separate diagrams accompany the lab.</w:t>
             </w:r>
           </w:p>
         </w:tc>
@@ -681,7 +681,7 @@
                 <w:sz w:val="20"/>
                 <w:szCs w:val="20"/>
               </w:rPr>
-              <w:t xml:space="preserve">Instructor notebook and Python file with completed code and model answers.</w:t>
+              <w:t xml:space="preserve">Instructor notebook with completed code and model answers.</w:t>
             </w:r>
           </w:p>
         </w:tc>
@@ -1997,8 +1997,8 @@
       </w:tblPr>
       <w:tblGrid>
         <w:gridCol w:w="1450"/>
-        <w:gridCol w:w="4173"/>
-        <w:gridCol w:w="3789"/>
+        <w:gridCol w:w="4593"/>
+        <w:gridCol w:w="3369"/>
       </w:tblGrid>
       <w:tr>
         <w:trPr>
@@ -2038,7 +2038,7 @@
         </w:tc>
         <w:tc>
           <w:tcPr>
-            <w:tcW w:type="dxa" w:w="4173"/>
+            <w:tcW w:type="dxa" w:w="4593"/>
             <w:tcBorders>
               <w:top w:val="single" w:color="D1D5DB" w:sz="4"/>
               <w:left w:val="single" w:color="D1D5DB" w:sz="4"/>
@@ -2069,7 +2069,7 @@
         </w:tc>
         <w:tc>
           <w:tcPr>
-            <w:tcW w:type="dxa" w:w="3789"/>
+            <w:tcW w:type="dxa" w:w="3369"/>
             <w:tcBorders>
               <w:top w:val="single" w:color="D1D5DB" w:sz="4"/>
               <w:left w:val="single" w:color="D1D5DB" w:sz="4"/>
@@ -2135,7 +2135,7 @@
         </w:tc>
         <w:tc>
           <w:tcPr>
-            <w:tcW w:type="dxa" w:w="4173"/>
+            <w:tcW w:type="dxa" w:w="4593"/>
             <w:tcBorders>
               <w:top w:val="single" w:color="D1D5DB" w:sz="4"/>
               <w:left w:val="single" w:color="D1D5DB" w:sz="4"/>
@@ -2163,7 +2163,7 @@
         </w:tc>
         <w:tc>
           <w:tcPr>
-            <w:tcW w:type="dxa" w:w="3789"/>
+            <w:tcW w:type="dxa" w:w="3369"/>
             <w:tcBorders>
               <w:top w:val="single" w:color="D1D5DB" w:sz="4"/>
               <w:left w:val="single" w:color="D1D5DB" w:sz="4"/>
@@ -2185,7 +2185,7 @@
                 <w:sz w:val="20"/>
                 <w:szCs w:val="20"/>
               </w:rPr>
-              <w:t xml:space="preserve">What is the length of the vector [0.2, 0.4, 0.1]?</w:t>
+              <w:t xml:space="preserve">How many numbers are in one CLIP embedding?</w:t>
             </w:r>
           </w:p>
         </w:tc>
@@ -2226,7 +2226,7 @@
         </w:tc>
         <w:tc>
           <w:tcPr>
-            <w:tcW w:type="dxa" w:w="4173"/>
+            <w:tcW w:type="dxa" w:w="4593"/>
             <w:tcBorders>
               <w:top w:val="single" w:color="D1D5DB" w:sz="4"/>
               <w:left w:val="single" w:color="D1D5DB" w:sz="4"/>
@@ -2254,7 +2254,7 @@
         </w:tc>
         <w:tc>
           <w:tcPr>
-            <w:tcW w:type="dxa" w:w="3789"/>
+            <w:tcW w:type="dxa" w:w="3369"/>
             <w:tcBorders>
               <w:top w:val="single" w:color="D1D5DB" w:sz="4"/>
               <w:left w:val="single" w:color="D1D5DB" w:sz="4"/>
@@ -2276,7 +2276,7 @@
                 <w:sz w:val="20"/>
                 <w:szCs w:val="20"/>
               </w:rPr>
-              <w:t xml:space="preserve">Does an image encoder return a photograph or numerical features?</w:t>
+              <w:t xml:space="preserve">Do CLIP's image and text encoders share weights?</w:t>
             </w:r>
           </w:p>
         </w:tc>
@@ -2311,13 +2311,13 @@
                 <w:sz w:val="20"/>
                 <w:szCs w:val="20"/>
               </w:rPr>
-              <w:t xml:space="preserve">Similarity</w:t>
-            </w:r>
-          </w:p>
-        </w:tc>
-        <w:tc>
-          <w:tcPr>
-            <w:tcW w:type="dxa" w:w="4173"/>
+              <w:t xml:space="preserve">Cosine similarity</w:t>
+            </w:r>
+          </w:p>
+        </w:tc>
+        <w:tc>
+          <w:tcPr>
+            <w:tcW w:type="dxa" w:w="4593"/>
             <w:tcBorders>
               <w:top w:val="single" w:color="D1D5DB" w:sz="4"/>
               <w:left w:val="single" w:color="D1D5DB" w:sz="4"/>
@@ -2339,13 +2339,13 @@
                 <w:sz w:val="20"/>
                 <w:szCs w:val="20"/>
               </w:rPr>
-              <w:t xml:space="preserve">A score comparing two representations; larger means more similar here.</w:t>
-            </w:r>
-          </w:p>
-        </w:tc>
-        <w:tc>
-          <w:tcPr>
-            <w:tcW w:type="dxa" w:w="3789"/>
+              <w:t xml:space="preserve">A comparison of vector directions, independent of vector length.</w:t>
+            </w:r>
+          </w:p>
+        </w:tc>
+        <w:tc>
+          <w:tcPr>
+            <w:tcW w:type="dxa" w:w="3369"/>
             <w:tcBorders>
               <w:top w:val="single" w:color="D1D5DB" w:sz="4"/>
               <w:left w:val="single" w:color="D1D5DB" w:sz="4"/>
@@ -2367,189 +2367,7 @@
                 <w:sz w:val="20"/>
                 <w:szCs w:val="20"/>
               </w:rPr>
-              <w:t xml:space="preserve">Which candidate ranks first when scores are 0.2, 0.7 and 0.4?</w:t>
-            </w:r>
-          </w:p>
-        </w:tc>
-      </w:tr>
-      <w:tr>
-        <w:trPr>
-          <w:cantSplit/>
-        </w:trPr>
-        <w:tc>
-          <w:tcPr>
-            <w:tcW w:type="dxa" w:w="1450"/>
-            <w:tcBorders>
-              <w:top w:val="single" w:color="D1D5DB" w:sz="4"/>
-              <w:left w:val="single" w:color="D1D5DB" w:sz="4"/>
-              <w:bottom w:val="single" w:color="D1D5DB" w:sz="4"/>
-              <w:right w:val="single" w:color="D1D5DB" w:sz="4"/>
-            </w:tcBorders>
-            <w:shd w:fill="FFFFFF" w:color="auto" w:val="clear"/>
-            <w:tcMar>
-              <w:top w:type="dxa" w:w="80"/>
-              <w:left w:type="dxa" w:w="120"/>
-              <w:bottom w:type="dxa" w:w="80"/>
-              <w:right w:type="dxa" w:w="120"/>
-            </w:tcMar>
-            <w:vAlign w:val="top"/>
-          </w:tcPr>
-          <w:p>
-            <w:r>
-              <w:rPr>
-                <w:b/>
-                <w:bCs/>
-                <w:sz w:val="20"/>
-                <w:szCs w:val="20"/>
-              </w:rPr>
-              <w:t xml:space="preserve">Pair</w:t>
-            </w:r>
-          </w:p>
-        </w:tc>
-        <w:tc>
-          <w:tcPr>
-            <w:tcW w:type="dxa" w:w="4173"/>
-            <w:tcBorders>
-              <w:top w:val="single" w:color="D1D5DB" w:sz="4"/>
-              <w:left w:val="single" w:color="D1D5DB" w:sz="4"/>
-              <w:bottom w:val="single" w:color="D1D5DB" w:sz="4"/>
-              <w:right w:val="single" w:color="D1D5DB" w:sz="4"/>
-            </w:tcBorders>
-            <w:shd w:fill="FFFFFF" w:color="auto" w:val="clear"/>
-            <w:tcMar>
-              <w:top w:type="dxa" w:w="80"/>
-              <w:left w:type="dxa" w:w="120"/>
-              <w:bottom w:type="dxa" w:w="80"/>
-              <w:right w:type="dxa" w:w="120"/>
-            </w:tcMar>
-            <w:vAlign w:val="top"/>
-          </w:tcPr>
-          <w:p>
-            <w:r>
-              <w:rPr>
-                <w:sz w:val="20"/>
-                <w:szCs w:val="20"/>
-              </w:rPr>
-              <w:t xml:space="preserve">Two examples marked as describing the same content.</w:t>
-            </w:r>
-          </w:p>
-        </w:tc>
-        <w:tc>
-          <w:tcPr>
-            <w:tcW w:type="dxa" w:w="3789"/>
-            <w:tcBorders>
-              <w:top w:val="single" w:color="D1D5DB" w:sz="4"/>
-              <w:left w:val="single" w:color="D1D5DB" w:sz="4"/>
-              <w:bottom w:val="single" w:color="D1D5DB" w:sz="4"/>
-              <w:right w:val="single" w:color="D1D5DB" w:sz="4"/>
-            </w:tcBorders>
-            <w:shd w:fill="FFFFFF" w:color="auto" w:val="clear"/>
-            <w:tcMar>
-              <w:top w:type="dxa" w:w="80"/>
-              <w:left w:type="dxa" w:w="120"/>
-              <w:bottom w:type="dxa" w:w="80"/>
-              <w:right w:type="dxa" w:w="120"/>
-            </w:tcMar>
-            <w:vAlign w:val="top"/>
-          </w:tcPr>
-          <w:p>
-            <w:r>
-              <w:rPr>
-                <w:sz w:val="20"/>
-                <w:szCs w:val="20"/>
-              </w:rPr>
-              <w:t xml:space="preserve">Which caption should match a dog photo?</w:t>
-            </w:r>
-          </w:p>
-        </w:tc>
-      </w:tr>
-      <w:tr>
-        <w:trPr>
-          <w:cantSplit/>
-        </w:trPr>
-        <w:tc>
-          <w:tcPr>
-            <w:tcW w:type="dxa" w:w="1450"/>
-            <w:tcBorders>
-              <w:top w:val="single" w:color="D1D5DB" w:sz="4"/>
-              <w:left w:val="single" w:color="D1D5DB" w:sz="4"/>
-              <w:bottom w:val="single" w:color="D1D5DB" w:sz="4"/>
-              <w:right w:val="single" w:color="D1D5DB" w:sz="4"/>
-            </w:tcBorders>
-            <w:shd w:fill="EEF0FF" w:color="auto" w:val="clear"/>
-            <w:tcMar>
-              <w:top w:type="dxa" w:w="80"/>
-              <w:left w:type="dxa" w:w="120"/>
-              <w:bottom w:type="dxa" w:w="80"/>
-              <w:right w:type="dxa" w:w="120"/>
-            </w:tcMar>
-            <w:vAlign w:val="top"/>
-          </w:tcPr>
-          <w:p>
-            <w:r>
-              <w:rPr>
-                <w:b/>
-                <w:bCs/>
-                <w:sz w:val="20"/>
-                <w:szCs w:val="20"/>
-              </w:rPr>
-              <w:t xml:space="preserve">Inference</w:t>
-            </w:r>
-          </w:p>
-        </w:tc>
-        <w:tc>
-          <w:tcPr>
-            <w:tcW w:type="dxa" w:w="4173"/>
-            <w:tcBorders>
-              <w:top w:val="single" w:color="D1D5DB" w:sz="4"/>
-              <w:left w:val="single" w:color="D1D5DB" w:sz="4"/>
-              <w:bottom w:val="single" w:color="D1D5DB" w:sz="4"/>
-              <w:right w:val="single" w:color="D1D5DB" w:sz="4"/>
-            </w:tcBorders>
-            <w:shd w:fill="EEF0FF" w:color="auto" w:val="clear"/>
-            <w:tcMar>
-              <w:top w:type="dxa" w:w="80"/>
-              <w:left w:type="dxa" w:w="120"/>
-              <w:bottom w:type="dxa" w:w="80"/>
-              <w:right w:type="dxa" w:w="120"/>
-            </w:tcMar>
-            <w:vAlign w:val="top"/>
-          </w:tcPr>
-          <w:p>
-            <w:r>
-              <w:rPr>
-                <w:sz w:val="20"/>
-                <w:szCs w:val="20"/>
-              </w:rPr>
-              <w:t xml:space="preserve">Using a trained model to predict or generate without updating its learned weights.</w:t>
-            </w:r>
-          </w:p>
-        </w:tc>
-        <w:tc>
-          <w:tcPr>
-            <w:tcW w:type="dxa" w:w="3789"/>
-            <w:tcBorders>
-              <w:top w:val="single" w:color="D1D5DB" w:sz="4"/>
-              <w:left w:val="single" w:color="D1D5DB" w:sz="4"/>
-              <w:bottom w:val="single" w:color="D1D5DB" w:sz="4"/>
-              <w:right w:val="single" w:color="D1D5DB" w:sz="4"/>
-            </w:tcBorders>
-            <w:shd w:fill="EEF0FF" w:color="auto" w:val="clear"/>
-            <w:tcMar>
-              <w:top w:type="dxa" w:w="80"/>
-              <w:left w:type="dxa" w:w="120"/>
-              <w:bottom w:type="dxa" w:w="80"/>
-              <w:right w:type="dxa" w:w="120"/>
-            </w:tcMar>
-            <w:vAlign w:val="top"/>
-          </w:tcPr>
-          <w:p>
-            <w:r>
-              <w:rPr>
-                <w:sz w:val="20"/>
-                <w:szCs w:val="20"/>
-              </w:rPr>
-              <w:t xml:space="preserve">Does searching a gallery train CLIP again?</w:t>
+              <w:t xml:space="preserve">What is the cosine similarity of [3, 4] and [4, 3]?</w:t>
             </w:r>
           </w:p>
         </w:tc>
@@ -2592,7 +2410,7 @@
         <w:t xml:space="preserve">Vector:</w:t>
       </w:r>
       <w:r>
-        <w:t xml:space="preserve"> Three.</w:t>
+        <w:t xml:space="preserve"> 512.</w:t>
       </w:r>
     </w:p>
     <w:p>
@@ -2613,7 +2431,7 @@
         <w:t xml:space="preserve">Encoder:</w:t>
       </w:r>
       <w:r>
-        <w:t xml:space="preserve"> Numerical features: a vector, not a picture.</w:t>
+        <w:t xml:space="preserve"> No. They are separate networks whose outputs share one space.</w:t>
       </w:r>
     </w:p>
     <w:p>
@@ -2631,52 +2449,10 @@
           <w:b/>
           <w:bCs/>
         </w:rPr>
-        <w:t xml:space="preserve">Similarity:</w:t>
-      </w:r>
-      <w:r>
-        <w:t xml:space="preserve"> The candidate scoring 0.7.</w:t>
-      </w:r>
-    </w:p>
-    <w:p>
-      <w:pPr>
-        <w:pStyle w:val="ListParagraph"/>
-        <w:keepLines/>
-        <w:numPr>
-          <w:ilvl w:val="0"/>
-          <w:numId w:val="2"/>
-        </w:numPr>
-        <w:spacing w:after="80" w:line="276"/>
-      </w:pPr>
-      <w:r>
-        <w:rPr>
-          <w:b/>
-          <w:bCs/>
-        </w:rPr>
-        <w:t xml:space="preserve">Pair:</w:t>
-      </w:r>
-      <w:r>
-        <w:t xml:space="preserve"> The caption that describes the dog photo, such as 'a photo of a dog'.</w:t>
-      </w:r>
-    </w:p>
-    <w:p>
-      <w:pPr>
-        <w:pStyle w:val="ListParagraph"/>
-        <w:keepLines/>
-        <w:numPr>
-          <w:ilvl w:val="0"/>
-          <w:numId w:val="2"/>
-        </w:numPr>
-        <w:spacing w:after="80" w:line="276"/>
-      </w:pPr>
-      <w:r>
-        <w:rPr>
-          <w:b/>
-          <w:bCs/>
-        </w:rPr>
-        <w:t xml:space="preserve">Inference:</w:t>
-      </w:r>
-      <w:r>
-        <w:t xml:space="preserve"> No. Search uses the trained weights without changing them.</w:t>
+        <w:t xml:space="preserve">Cosine similarity:</w:t>
+      </w:r>
+      <w:r>
+        <w:t xml:space="preserve"> 0.96, because (12 + 12) ÷ (5 × 5) = 0.96.</w:t>
       </w:r>
     </w:p>
     <w:p>
@@ -2695,7 +2471,7 @@
         <w:spacing w:after="140" w:line="288"/>
       </w:pPr>
       <w:r>
-        <w:t xml:space="preserve">Separate image and text encoders meet at a similarity score</w:t>
+        <w:t xml:space="preserve">Shared space</w:t>
       </w:r>
     </w:p>
     <w:p>
@@ -2768,7 +2544,7 @@
         <w:spacing w:after="140" w:line="288"/>
       </w:pPr>
       <w:r>
-        <w:t xml:space="preserve">A modality is a kind of data, such as text or an image. CLIP connects these two modalities through an embedding: a vector describing an input. The image branch prepares photographs and passes them through the image encoder; the text branch tokenizes the query and passes it through the text encoder. Projection layers put both outputs into one shared vector space. Normalisation makes vector length consistent so the dot product measures cosine similarity. Each image receives one score against the query, then ranking selects the highest scores. The gallery can be encoded before a query arrives, which avoids repeating image processing for each search. This lab uses a pretrained, frozen CLIP model. Retrieval changes the query and ranking, rather than training new model weights.</w:t>
+        <w:t xml:space="preserve">Text-to-image search uses two separate encoders that were trained to share one vector space. The gallery is encoded once into a table with one 512-number row per image. A query is tokenised and encoded into one 512-number vector. After normalisation, a single matrix product gives one similarity score per image, and the highest scores are returned. No caption is needed for the gallery images, and nothing is trained: the encoders are frozen.</w:t>
       </w:r>
     </w:p>
     <w:p>
@@ -2791,7 +2567,7 @@
         <w:spacing w:after="80" w:line="276"/>
       </w:pPr>
       <w:r>
-        <w:t xml:space="preserve">Use the typed query 'a red sports car on a road'.</w:t>
+        <w:t xml:space="preserve">1,000 CIFAR-10 test images are encoded once into a [1000, 512] table.</w:t>
       </w:r>
     </w:p>
     <w:p>
@@ -2805,7 +2581,7 @@
         <w:spacing w:after="80" w:line="276"/>
       </w:pPr>
       <w:r>
-        <w:t xml:space="preserve">CIFAR-10 photographs already have image vectors stored in img_emb.</w:t>
+        <w:t xml:space="preserve">The query "a red sports car on a road" is tokenised and encoded into [1, 512].</w:t>
       </w:r>
     </w:p>
     <w:p>
@@ -2819,7 +2595,7 @@
         <w:spacing w:after="80" w:line="276"/>
       </w:pPr>
       <w:r>
-        <w:t xml:space="preserve">Encode the query once and compare it with every image vector.</w:t>
+        <w:t xml:space="preserve">Both tables are normalised, so a dot product is a cosine similarity.</w:t>
       </w:r>
     </w:p>
     <w:p>
@@ -2833,7 +2609,21 @@
         <w:spacing w:after="80" w:line="276"/>
       </w:pPr>
       <w:r>
-        <w:t xml:space="preserve">Display the six highest-ranked images; inspect whether they match the words.</w:t>
+        <w:t xml:space="preserve">One matrix product scores the query against every image: [1, 1000].</w:t>
+      </w:r>
+    </w:p>
+    <w:p>
+      <w:pPr>
+        <w:pStyle w:val="ListParagraph"/>
+        <w:keepLines/>
+        <w:numPr>
+          <w:ilvl w:val="0"/>
+          <w:numId w:val="3"/>
+        </w:numPr>
+        <w:spacing w:after="80" w:line="276"/>
+      </w:pPr>
+      <w:r>
+        <w:t xml:space="preserve">The six highest scores give the returned images.</w:t>
       </w:r>
     </w:p>
     <w:p>
@@ -2850,7 +2640,7 @@
         <w:t xml:space="preserve">Check your understanding.</w:t>
       </w:r>
       <w:r>
-        <w:t xml:space="preserve"> When a new text query arrives, must every gallery image be encoded again?</w:t>
+        <w:t xml:space="preserve"> Shared encoder?</w:t>
       </w:r>
     </w:p>
     <w:p>
@@ -2867,7 +2657,7 @@
         <w:t xml:space="preserve">Instructor explanation.</w:t>
       </w:r>
       <w:r>
-        <w:t xml:space="preserve"> No. Reuse stored image embeddings, encode the new query and compare its vector with them.</w:t>
+        <w:t xml:space="preserve"> No. Separate image and text encoders map into one shared space.</w:t>
       </w:r>
     </w:p>
     <w:p>
@@ -2876,7 +2666,7 @@
         <w:keepNext/>
       </w:pPr>
       <w:r>
-        <w:t xml:space="preserve">How matching pairs teach CLIP</w:t>
+        <w:t xml:space="preserve">Score one batch of pairs</w:t>
       </w:r>
     </w:p>
     <w:p>
@@ -2886,7 +2676,7 @@
         <w:spacing w:after="140" w:line="288"/>
       </w:pPr>
       <w:r>
-        <w:t xml:space="preserve">Learn which caption belongs to each image, and vice versa</w:t>
+        <w:t xml:space="preserve">Matching diagonal</w:t>
       </w:r>
     </w:p>
     <w:p>
@@ -2900,7 +2690,7 @@
           <wp:inline distT="0" distB="0" distL="0" distR="0">
             <wp:extent cx="5334000" cy="1962150"/>
             <wp:effectExtent t="0" r="0" b="0" l="0"/>
-            <wp:docPr id="3" name="How matching pairs teach CLIP" descr="How matching pairs teach CLIP" title="How matching pairs teach CLIP"/>
+            <wp:docPr id="3" name="Score one batch of pairs" descr="Score one batch of pairs" title="Score one batch of pairs"/>
             <wp:cNvGraphicFramePr>
               <a:graphicFrameLocks xmlns:a="http://schemas.openxmlformats.org/drawingml/2006/main" noChangeAspect="1"/>
             </wp:cNvGraphicFramePr>
@@ -2949,7 +2739,7 @@
           <w:sz w:val="19"/>
           <w:szCs w:val="19"/>
         </w:rPr>
-        <w:t xml:space="preserve">How matching pairs teach CLIP</w:t>
+        <w:t xml:space="preserve">Score one batch of pairs</w:t>
       </w:r>
     </w:p>
     <w:p>
@@ -2959,7 +2749,7 @@
         <w:spacing w:after="140" w:line="288"/>
       </w:pPr>
       <w:r>
-        <w:t xml:space="preserve">Contrastive learning learns a representation by comparing matching and non-matching examples. A batch is a small group of image-caption pairs processed together. After both encoders produce vectors, every image is compared with every caption. If the input lists retain their original pairing, the correct comparisons lie on the diagonal of the matrix. Each row asks which caption belongs to an image; each column asks which image belongs to a caption. Temperature changes how sharply score differences affect the matching probabilities. Cross-entropy measures the error in these choices, and CLIP averages the two directions. In training, backpropagation uses that error to change encoder weights. In this lab the embeddings are frozen: clip_loss demonstrates the objective by comparing correct and shuffled pairs, without performing a training step.</w:t>
+        <w:t xml:space="preserve">For a batch of N matching image–caption pairs, both encoders produce normalised vectors u and v. The score table S = u vᵀ / τ compares every image with every caption, so it is N × N, and the matching pairs lie on its diagonal. A row-wise softmax with cross-entropy asks each image to pick its own caption; the same on the transposed table asks each caption to pick its own image. CLIP averages the two losses. In the lab these losses are only measured on frozen embeddings.</w:t>
       </w:r>
     </w:p>
     <w:p>
@@ -2982,7 +2772,7 @@
         <w:spacing w:after="80" w:line="276"/>
       </w:pPr>
       <w:r>
-        <w:t xml:space="preserve">Imagine three pairs: car with car caption, bird with bird caption, ship with ship caption.</w:t>
+        <w:t xml:space="preserve">With three pairs, S is [3, 3]; the diagonal holds the matching pairs.</w:t>
       </w:r>
     </w:p>
     <w:p>
@@ -2996,7 +2786,7 @@
         <w:spacing w:after="80" w:line="276"/>
       </w:pPr>
       <w:r>
-        <w:t xml:space="preserve">All comparisons form a 3 by 3 score matrix; the correct pairs occupy its diagonal.</w:t>
+        <w:t xml:space="preserve">Each row's softmax asks which caption matches that image.</w:t>
       </w:r>
     </w:p>
     <w:p>
@@ -3010,7 +2800,7 @@
         <w:spacing w:after="80" w:line="276"/>
       </w:pPr>
       <w:r>
-        <w:t xml:space="preserve">The car row should prefer the car caption over the bird and ship captions.</w:t>
+        <w:t xml:space="preserve">Each column's softmax asks which image matches that caption.</w:t>
       </w:r>
     </w:p>
     <w:p>
@@ -3024,7 +2814,7 @@
         <w:spacing w:after="80" w:line="276"/>
       </w:pPr>
       <w:r>
-        <w:t xml:space="preserve">The car-caption column should prefer the car image over the other images.</w:t>
+        <w:t xml:space="preserve">Cross-entropy is low when the diagonal entry wins its row and its column.</w:t>
       </w:r>
     </w:p>
     <w:p>
@@ -3038,7 +2828,7 @@
         <w:spacing w:after="80" w:line="276"/>
       </w:pPr>
       <w:r>
-        <w:t xml:space="preserve">Compare correct versus shuffled captions in the lab; no optimiser runs here.</w:t>
+        <w:t xml:space="preserve">The lab measures this loss on frozen embeddings; no optimiser runs.</w:t>
       </w:r>
     </w:p>
     <w:p>
@@ -3055,7 +2845,7 @@
         <w:t xml:space="preserve">Check your understanding.</w:t>
       </w:r>
       <w:r>
-        <w:t xml:space="preserve"> For three matching pairs, how many comparisons are made, and where are the three target pairs?</w:t>
+        <w:t xml:space="preserve"> Targets?</w:t>
       </w:r>
     </w:p>
     <w:p>
@@ -3072,7 +2862,7 @@
         <w:t xml:space="preserve">Instructor explanation.</w:t>
       </w:r>
       <w:r>
-        <w:t xml:space="preserve"> Nine comparisons form a 3 by 3 matrix. The three target pairs are on the diagonal.</w:t>
+        <w:t xml:space="preserve"> On the diagonal: image i should match caption i, and caption i should match image i.</w:t>
       </w:r>
     </w:p>
     <w:p>
@@ -3081,7 +2871,7 @@
         <w:keepNext/>
       </w:pPr>
       <w:r>
-        <w:t xml:space="preserve">Follow the multimodal lab</w:t>
+        <w:t xml:space="preserve">Zero-shot classification route</w:t>
       </w:r>
     </w:p>
     <w:p>
@@ -3091,7 +2881,7 @@
         <w:spacing w:after="140" w:line="288"/>
       </w:pPr>
       <w:r>
-        <w:t xml:space="preserve">Inspect representations before judging search and speech outputs</w:t>
+        <w:t xml:space="preserve">No training; ten class texts</w:t>
       </w:r>
     </w:p>
     <w:p>
@@ -3105,7 +2895,7 @@
           <wp:inline distT="0" distB="0" distL="0" distR="0">
             <wp:extent cx="5334000" cy="1962150"/>
             <wp:effectExtent t="0" r="0" b="0" l="0"/>
-            <wp:docPr id="4" name="Follow the multimodal lab" descr="Follow the multimodal lab" title="Follow the multimodal lab"/>
+            <wp:docPr id="4" name="Zero-shot classification route" descr="Zero-shot classification route" title="Zero-shot classification route"/>
             <wp:cNvGraphicFramePr>
               <a:graphicFrameLocks xmlns:a="http://schemas.openxmlformats.org/drawingml/2006/main" noChangeAspect="1"/>
             </wp:cNvGraphicFramePr>
@@ -3154,7 +2944,7 @@
           <w:sz w:val="19"/>
           <w:szCs w:val="19"/>
         </w:rPr>
-        <w:t xml:space="preserve">Follow the multimodal lab</w:t>
+        <w:t xml:space="preserve">Zero-shot classification route</w:t>
       </w:r>
     </w:p>
     <w:p>
@@ -3164,7 +2954,7 @@
         <w:spacing w:after="140" w:line="288"/>
       </w:pPr>
       <w:r>
-        <w:t xml:space="preserve">The notebook first loads labelled photographs; the labels are used to evaluate outputs, rather than train CLIP. The embed_images and embed_texts functions prepare the shared representations reused throughout the lab. The zero_shot_accuracy function compares each image with descriptions of all classes and measures how often the selected class is correct. Retrieval reverses that perspective: a text query ranks the gallery. Despite its historical name, recall_at_k measures the fraction of returned images belonging to the requested class, averaged across class queries: precision at k. The clip_loss function then illustrates the training objective, while PCA compresses vectors into a two-dimensional view for inspection. Finally, Whisper converts speech into words. The wer function evaluates transcription errors before the transcript becomes a text query. Each intermediate output helps locate which stage caused a failure.</w:t>
+        <w:t xml:space="preserve">Zero-shot classification reuses the shared space. Each class name is placed into caption-like templates, encoded, averaged and normalised, giving ten class vectors. Each image vector is compared with all ten, and the most similar class is the prediction. The CIFAR-10 labels are used only to measure accuracy afterwards; no weights are trained on them. Changing the template wording changes the class vectors, so it can change both the predictions and the accuracy.</w:t>
       </w:r>
     </w:p>
     <w:p>
@@ -3187,7 +2977,7 @@
         <w:spacing w:after="80" w:line="276"/>
       </w:pPr>
       <w:r>
-        <w:t xml:space="preserve">Inspect img_emb.shape: one row represents one gallery image.</w:t>
+        <w:t xml:space="preserve">Each of the 1,000 gallery images is encoded once.</w:t>
       </w:r>
     </w:p>
     <w:p>
@@ -3201,7 +2991,7 @@
         <w:spacing w:after="80" w:line="276"/>
       </w:pPr>
       <w:r>
-        <w:t xml:space="preserve">Compare classification accuracy for a class name and for caption-like templates.</w:t>
+        <w:t xml:space="preserve">Each class name fills one or more templates, such as "a photo of a cat."</w:t>
       </w:r>
     </w:p>
     <w:p>
@@ -3215,7 +3005,7 @@
         <w:spacing w:after="80" w:line="276"/>
       </w:pPr>
       <w:r>
-        <w:t xml:space="preserve">If four of five returned pictures have the queried class, precision@5 is 0.8.</w:t>
+        <w:t xml:space="preserve">The template vectors for a class are averaged and normalised again.</w:t>
       </w:r>
     </w:p>
     <w:p>
@@ -3229,7 +3019,7 @@
         <w:spacing w:after="80" w:line="276"/>
       </w:pPr>
       <w:r>
-        <w:t xml:space="preserve">Look at both loss values and the PCA plot; neither changes CLIP's weights.</w:t>
+        <w:t xml:space="preserve">Every image is compared with the ten class vectors: a [N, 10] score table.</w:t>
       </w:r>
     </w:p>
     <w:p>
@@ -3243,7 +3033,7 @@
         <w:spacing w:after="80" w:line="276"/>
       </w:pPr>
       <w:r>
-        <w:t xml:space="preserve">Inspect a Whisper transcript before using it as a CLIP search query.</w:t>
+        <w:t xml:space="preserve">The highest score in each row is the predicted class; the labels only score the predictions.</w:t>
       </w:r>
     </w:p>
     <w:p>
@@ -3260,7 +3050,7 @@
         <w:t xml:space="preserve">Check your understanding.</w:t>
       </w:r>
       <w:r>
-        <w:t xml:space="preserve"> Four of five returned images match the query class. What does 4/5 measure in this lab?</w:t>
+        <w:t xml:space="preserve"> Any weights updated?</w:t>
       </w:r>
     </w:p>
     <w:p>
@@ -3277,7 +3067,7 @@
         <w:t xml:space="preserve">Instructor explanation.</w:t>
       </w:r>
       <w:r>
-        <w:t xml:space="preserve"> Precision@5: the fraction of returned results that are relevant, rather than the fraction of all relevant gallery images retrieved.</w:t>
+        <w:t xml:space="preserve"> No. The labels are used only to score the predictions.</w:t>
       </w:r>
     </w:p>
     <w:p>
@@ -3286,7 +3076,7 @@
         <w:keepNext/>
       </w:pPr>
       <w:r>
-        <w:t xml:space="preserve">One contrastive learning step</w:t>
+        <w:t xml:space="preserve">One contrastive training step</w:t>
       </w:r>
     </w:p>
     <w:p>
@@ -3296,7 +3086,7 @@
         <w:spacing w:after="140" w:line="288"/>
       </w:pPr>
       <w:r>
-        <w:t xml:space="preserve">CLIP training is explained here; the lab uses fixed encoders</w:t>
+        <w:t xml:space="preserve">Original CLIP training</w:t>
       </w:r>
     </w:p>
     <w:p>
@@ -3310,7 +3100,7 @@
           <wp:inline distT="0" distB="0" distL="0" distR="0">
             <wp:extent cx="5334000" cy="1962150"/>
             <wp:effectExtent t="0" r="0" b="0" l="0"/>
-            <wp:docPr id="5" name="One contrastive learning step" descr="One contrastive learning step" title="One contrastive learning step"/>
+            <wp:docPr id="5" name="One contrastive training step" descr="One contrastive training step" title="One contrastive training step"/>
             <wp:cNvGraphicFramePr>
               <a:graphicFrameLocks xmlns:a="http://schemas.openxmlformats.org/drawingml/2006/main" noChangeAspect="1"/>
             </wp:cNvGraphicFramePr>
@@ -3359,7 +3149,7 @@
           <w:sz w:val="19"/>
           <w:szCs w:val="19"/>
         </w:rPr>
-        <w:t xml:space="preserve">One contrastive learning step</w:t>
+        <w:t xml:space="preserve">One contrastive training step</w:t>
       </w:r>
     </w:p>
     <w:p>
@@ -3369,7 +3159,7 @@
         <w:spacing w:after="140" w:line="288"/>
       </w:pPr>
       <w:r>
-        <w:t xml:space="preserve">Contrastive training teaches encoders to distinguish matching pairs from non-matching pairs. Each row of a batch contains an image and its own caption. The encoders produce vectors, and every image is compared with every caption to make a square score matrix. The labelled matches lie on the diagonal when the pairing order is preserved. One loss asks each image to choose its caption; another asks each caption to choose its image. Their average supplies the learning signal. In a training system, gradients from this loss update encoder weights. This lab deliberately does not run that update: it uses a pretrained CLIP model and compares the loss for correct and shuffled pairs.</w:t>
+        <w:t xml:space="preserve">CLIP's original training repeated one contrastive step many times. A batch of web image–caption pairs passes through both encoders, every image is scored against every caption, and the symmetric cross-entropy rewards the matching pairs on the diagonal. Backpropagation then updates both encoders, pulling matching pairs together and pushing mismatched pairs apart. Large batches give many negatives per step. The lab measures this loss on frozen encoders but never performs the update.</w:t>
       </w:r>
     </w:p>
     <w:p>
@@ -3392,7 +3182,7 @@
         <w:spacing w:after="80" w:line="276"/>
       </w:pPr>
       <w:r>
-        <w:t xml:space="preserve">Take three pairs: dog, car and ship, each with its own caption.</w:t>
+        <w:t xml:space="preserve">CLIP trained on about 400 million image–caption pairs collected from the web.</w:t>
       </w:r>
     </w:p>
     <w:p>
@@ -3406,7 +3196,7 @@
         <w:spacing w:after="80" w:line="276"/>
       </w:pPr>
       <w:r>
-        <w:t xml:space="preserve">There are 3 × 3 = 9 comparisons, with 3 diagonal matches.</w:t>
+        <w:t xml:space="preserve">Each batch of 32,768 pairs gave a 32,768 × 32,768 score table.</w:t>
       </w:r>
     </w:p>
     <w:p>
@@ -3420,7 +3210,7 @@
         <w:spacing w:after="80" w:line="276"/>
       </w:pPr>
       <w:r>
-        <w:t xml:space="preserve">If every caption choice has probability 1/3, one loss is −ln(1/3) = ln 3, about 1.10.</w:t>
+        <w:t xml:space="preserve">The symmetric loss rewarded matching pairs on the diagonal in both directions.</w:t>
       </w:r>
     </w:p>
     <w:p>
@@ -3434,7 +3224,21 @@
         <w:spacing w:after="80" w:line="276"/>
       </w:pPr>
       <w:r>
-        <w:t xml:space="preserve">A confident correct choice gives lower loss; no training step is performed in the lab.</w:t>
+        <w:t xml:space="preserve">Gradients updated both encoders; the next batch repeated the step.</w:t>
+      </w:r>
+    </w:p>
+    <w:p>
+      <w:pPr>
+        <w:pStyle w:val="ListParagraph"/>
+        <w:keepLines/>
+        <w:numPr>
+          <w:ilvl w:val="0"/>
+          <w:numId w:val="6"/>
+        </w:numPr>
+        <w:spacing w:after="80" w:line="276"/>
+      </w:pPr>
+      <w:r>
+        <w:t xml:space="preserve">The lab never runs this update; it only measures the loss on six pairs.</w:t>
       </w:r>
     </w:p>
     <w:p>
@@ -3451,7 +3255,7 @@
         <w:t xml:space="preserve">Check your understanding.</w:t>
       </w:r>
       <w:r>
-        <w:t xml:space="preserve"> Is calculating a loss the same as training the model?</w:t>
+        <w:t xml:space="preserve"> Lab updates weights?</w:t>
       </w:r>
     </w:p>
     <w:p>
@@ -3468,7 +3272,7 @@
         <w:t xml:space="preserve">Instructor explanation.</w:t>
       </w:r>
       <w:r>
-        <w:t xml:space="preserve"> No. Training also needs gradients and an optimiser step to update weights.</w:t>
+        <w:t xml:space="preserve"> No. It measures the loss on frozen embeddings; only the original training ran this loop.</w:t>
       </w:r>
     </w:p>
     <w:p>
@@ -3487,7 +3291,7 @@
         <w:spacing w:after="140" w:line="288"/>
       </w:pPr>
       <w:r>
-        <w:t xml:space="preserve">A speech transcript becomes the text query for CLIP</w:t>
+        <w:t xml:space="preserve">Two models in a chain</w:t>
       </w:r>
     </w:p>
     <w:p>
@@ -3560,7 +3364,7 @@
         <w:spacing w:after="140" w:line="288"/>
       </w:pPr>
       <w:r>
-        <w:t xml:space="preserve">This inference chain joins two existing models without training either one. Whisper converts the spoken request into text. A wrong transcription can change what is searched, so read the transcript before interpreting retrieval results. Where a reference transcript is available, WER counts changed, missing and extra words. CLIP then encodes the text query and compares it with gallery image vectors that have already been stored. Ranking returns the highest-scoring pictures. A failed result can come from the audio, transcription, text encoding or image ranking. Inspecting each intermediate output helps identify the cause instead of treating the whole chain as one unexplained error.</w:t>
+        <w:t xml:space="preserve">Speech search chains two models. Whisper turns the audio into a transcript, and CLIP's text encoder turns that transcript into a query vector, which is compared with the stored gallery vectors. Each stage can be tested separately: word error rate measures the transcript, and precision@k measures the search. Because the image search sees only the transcript, any transcription error, and any information that is not words, such as tone, is lost before the search begins.</w:t>
       </w:r>
     </w:p>
     <w:p>
@@ -3583,7 +3387,7 @@
         <w:spacing w:after="80" w:line="276"/>
       </w:pPr>
       <w:r>
-        <w:t xml:space="preserve">The speaker says "a red car on a road".</w:t>
+        <w:t xml:space="preserve">A spoken request is loaded as a 16,000-samples-per-second waveform.</w:t>
       </w:r>
     </w:p>
     <w:p>
@@ -3597,7 +3401,7 @@
         <w:spacing w:after="80" w:line="276"/>
       </w:pPr>
       <w:r>
-        <w:t xml:space="preserve">If the transcript says "a red cart", search may change before CLIP runs.</w:t>
+        <w:t xml:space="preserve">Whisper converts it to a log-mel spectrogram and decodes words.</w:t>
       </w:r>
     </w:p>
     <w:p>
@@ -3611,7 +3415,7 @@
         <w:spacing w:after="80" w:line="276"/>
       </w:pPr>
       <w:r>
-        <w:t xml:space="preserve">Correct the query for a controlled comparison, then encode it once.</w:t>
+        <w:t xml:space="preserve">The transcript is encoded by CLIP's text encoder.</w:t>
       </w:r>
     </w:p>
     <w:p>
@@ -3625,7 +3429,21 @@
         <w:spacing w:after="80" w:line="276"/>
       </w:pPr>
       <w:r>
-        <w:t xml:space="preserve">Compare the query with the stored gallery vectors and inspect the returned images.</w:t>
+        <w:t xml:space="preserve">The query vector is compared with the stored gallery vectors.</w:t>
+      </w:r>
+    </w:p>
+    <w:p>
+      <w:pPr>
+        <w:pStyle w:val="ListParagraph"/>
+        <w:keepLines/>
+        <w:numPr>
+          <w:ilvl w:val="0"/>
+          <w:numId w:val="7"/>
+        </w:numPr>
+        <w:spacing w:after="80" w:line="276"/>
+      </w:pPr>
+      <w:r>
+        <w:t xml:space="preserve">The five highest-scoring images are returned; a misheard word changes them.</w:t>
       </w:r>
     </w:p>
     <w:p>
@@ -3642,7 +3460,7 @@
         <w:t xml:space="preserve">Check your understanding.</w:t>
       </w:r>
       <w:r>
-        <w:t xml:space="preserve"> Which stage should you inspect first if the text query does not match the spoken words?</w:t>
+        <w:t xml:space="preserve"> Where do errors enter?</w:t>
       </w:r>
     </w:p>
     <w:p>
@@ -3659,7 +3477,7 @@
         <w:t xml:space="preserve">Instructor explanation.</w:t>
       </w:r>
       <w:r>
-        <w:t xml:space="preserve"> The speech transcript; CLIP is receiving the wrong query before image search begins.</w:t>
+        <w:t xml:space="preserve"> In the transcript: a misheard word changes the text query and so the ranking.</w:t>
       </w:r>
     </w:p>
     <w:p>
@@ -3686,8 +3504,8 @@
       </w:tblPr>
       <w:tblGrid>
         <w:gridCol w:w="2370"/>
-        <w:gridCol w:w="3198"/>
-        <w:gridCol w:w="3844"/>
+        <w:gridCol w:w="3535"/>
+        <w:gridCol w:w="3507"/>
       </w:tblGrid>
       <w:tr>
         <w:trPr>
@@ -3727,7 +3545,7 @@
         </w:tc>
         <w:tc>
           <w:tcPr>
-            <w:tcW w:type="dxa" w:w="3198"/>
+            <w:tcW w:type="dxa" w:w="3535"/>
             <w:tcBorders>
               <w:top w:val="single" w:color="D1D5DB" w:sz="4"/>
               <w:left w:val="single" w:color="D1D5DB" w:sz="4"/>
@@ -3758,7 +3576,7 @@
         </w:tc>
         <w:tc>
           <w:tcPr>
-            <w:tcW w:type="dxa" w:w="3844"/>
+            <w:tcW w:type="dxa" w:w="3507"/>
             <w:tcBorders>
               <w:top w:val="single" w:color="D1D5DB" w:sz="4"/>
               <w:left w:val="single" w:color="D1D5DB" w:sz="4"/>
@@ -3818,13 +3636,13 @@
                 <w:sz w:val="20"/>
                 <w:szCs w:val="20"/>
               </w:rPr>
-              <w:t xml:space="preserve">proc</w:t>
-            </w:r>
-          </w:p>
-        </w:tc>
-        <w:tc>
-          <w:tcPr>
-            <w:tcW w:type="dxa" w:w="3198"/>
+              <w:t xml:space="preserve">embed_images</w:t>
+            </w:r>
+          </w:p>
+        </w:tc>
+        <w:tc>
+          <w:tcPr>
+            <w:tcW w:type="dxa" w:w="3535"/>
             <w:tcBorders>
               <w:top w:val="single" w:color="D1D5DB" w:sz="4"/>
               <w:left w:val="single" w:color="D1D5DB" w:sz="4"/>
@@ -3846,13 +3664,13 @@
                 <w:sz w:val="20"/>
                 <w:szCs w:val="20"/>
               </w:rPr>
-              <w:t xml:space="preserve">Prepare each modality for its encoder.</w:t>
-            </w:r>
-          </w:p>
-        </w:tc>
-        <w:tc>
-          <w:tcPr>
-            <w:tcW w:type="dxa" w:w="3844"/>
+              <w:t xml:space="preserve">Encodes images in batches and normalises each row.</w:t>
+            </w:r>
+          </w:p>
+        </w:tc>
+        <w:tc>
+          <w:tcPr>
+            <w:tcW w:type="dxa" w:w="3507"/>
             <w:tcBorders>
               <w:top w:val="single" w:color="D1D5DB" w:sz="4"/>
               <w:left w:val="single" w:color="D1D5DB" w:sz="4"/>
@@ -3874,7 +3692,7 @@
                 <w:sz w:val="20"/>
                 <w:szCs w:val="20"/>
               </w:rPr>
-              <w:t xml:space="preserve">Compare pixel_values with token input_ids and attention_mask.</w:t>
+              <w:t xml:space="preserve">Check the shape [N, 512] and that every norm is close to 1.</w:t>
             </w:r>
           </w:p>
         </w:tc>
@@ -3909,13 +3727,13 @@
                 <w:sz w:val="20"/>
                 <w:szCs w:val="20"/>
               </w:rPr>
-              <w:t xml:space="preserve">embed_images</w:t>
-            </w:r>
-          </w:p>
-        </w:tc>
-        <w:tc>
-          <w:tcPr>
-            <w:tcW w:type="dxa" w:w="3198"/>
+              <w:t xml:space="preserve">embed_texts</w:t>
+            </w:r>
+          </w:p>
+        </w:tc>
+        <w:tc>
+          <w:tcPr>
+            <w:tcW w:type="dxa" w:w="3535"/>
             <w:tcBorders>
               <w:top w:val="single" w:color="D1D5DB" w:sz="4"/>
               <w:left w:val="single" w:color="D1D5DB" w:sz="4"/>
@@ -3937,13 +3755,13 @@
                 <w:sz w:val="20"/>
                 <w:szCs w:val="20"/>
               </w:rPr>
-              <w:t xml:space="preserve">Make one vector for each photograph.</w:t>
-            </w:r>
-          </w:p>
-        </w:tc>
-        <w:tc>
-          <w:tcPr>
-            <w:tcW w:type="dxa" w:w="3844"/>
+              <w:t xml:space="preserve">Encodes captions or class templates and normalises them.</w:t>
+            </w:r>
+          </w:p>
+        </w:tc>
+        <w:tc>
+          <w:tcPr>
+            <w:tcW w:type="dxa" w:w="3507"/>
             <w:tcBorders>
               <w:top w:val="single" w:color="D1D5DB" w:sz="4"/>
               <w:left w:val="single" w:color="D1D5DB" w:sz="4"/>
@@ -3965,7 +3783,7 @@
                 <w:sz w:val="20"/>
                 <w:szCs w:val="20"/>
               </w:rPr>
-              <w:t xml:space="preserve">Check row count, embedding dimension and vector norms.</w:t>
+              <w:t xml:space="preserve">Print the shape and compare scores for two wordings of one caption.</w:t>
             </w:r>
           </w:p>
         </w:tc>
@@ -4000,13 +3818,13 @@
                 <w:sz w:val="20"/>
                 <w:szCs w:val="20"/>
               </w:rPr>
-              <w:t xml:space="preserve">embed_texts</w:t>
-            </w:r>
-          </w:p>
-        </w:tc>
-        <w:tc>
-          <w:tcPr>
-            <w:tcW w:type="dxa" w:w="3198"/>
+              <w:t xml:space="preserve">zero_shot_accuracy</w:t>
+            </w:r>
+          </w:p>
+        </w:tc>
+        <w:tc>
+          <w:tcPr>
+            <w:tcW w:type="dxa" w:w="3535"/>
             <w:tcBorders>
               <w:top w:val="single" w:color="D1D5DB" w:sz="4"/>
               <w:left w:val="single" w:color="D1D5DB" w:sz="4"/>
@@ -4028,13 +3846,13 @@
                 <w:sz w:val="20"/>
                 <w:szCs w:val="20"/>
               </w:rPr>
-              <w:t xml:space="preserve">Make comparable vectors for descriptions and queries.</w:t>
-            </w:r>
-          </w:p>
-        </w:tc>
-        <w:tc>
-          <w:tcPr>
-            <w:tcW w:type="dxa" w:w="3844"/>
+              <w:t xml:space="preserve">Averages template vectors per class and predicts the most similar class.</w:t>
+            </w:r>
+          </w:p>
+        </w:tc>
+        <w:tc>
+          <w:tcPr>
+            <w:tcW w:type="dxa" w:w="3507"/>
             <w:tcBorders>
               <w:top w:val="single" w:color="D1D5DB" w:sz="4"/>
               <w:left w:val="single" w:color="D1D5DB" w:sz="4"/>
@@ -4056,7 +3874,7 @@
                 <w:sz w:val="20"/>
                 <w:szCs w:val="20"/>
               </w:rPr>
-              <w:t xml:space="preserve">Follow one caption from tokens to projected features.</w:t>
+              <w:t xml:space="preserve">Compare accuracy across template sets and read the confusion matrix.</w:t>
             </w:r>
           </w:p>
         </w:tc>
@@ -4091,13 +3909,13 @@
                 <w:sz w:val="20"/>
                 <w:szCs w:val="20"/>
               </w:rPr>
-              <w:t xml:space="preserve">zero_shot_accuracy</w:t>
-            </w:r>
-          </w:p>
-        </w:tc>
-        <w:tc>
-          <w:tcPr>
-            <w:tcW w:type="dxa" w:w="3198"/>
+              <w:t xml:space="preserve">precision_at_k</w:t>
+            </w:r>
+          </w:p>
+        </w:tc>
+        <w:tc>
+          <w:tcPr>
+            <w:tcW w:type="dxa" w:w="3535"/>
             <w:tcBorders>
               <w:top w:val="single" w:color="D1D5DB" w:sz="4"/>
               <w:left w:val="single" w:color="D1D5DB" w:sz="4"/>
@@ -4119,13 +3937,13 @@
                 <w:sz w:val="20"/>
                 <w:szCs w:val="20"/>
               </w:rPr>
-              <w:t xml:space="preserve">Evaluate class descriptions as a classifier.</w:t>
-            </w:r>
-          </w:p>
-        </w:tc>
-        <w:tc>
-          <w:tcPr>
-            <w:tcW w:type="dxa" w:w="3844"/>
+              <w:t xml:space="preserve">Measures the fraction of relevant images among each query's top k.</w:t>
+            </w:r>
+          </w:p>
+        </w:tc>
+        <w:tc>
+          <w:tcPr>
+            <w:tcW w:type="dxa" w:w="3507"/>
             <w:tcBorders>
               <w:top w:val="single" w:color="D1D5DB" w:sz="4"/>
               <w:left w:val="single" w:color="D1D5DB" w:sz="4"/>
@@ -4147,7 +3965,7 @@
                 <w:sz w:val="20"/>
                 <w:szCs w:val="20"/>
               </w:rPr>
-              <w:t xml:space="preserve">Compare the reported accuracy and confusion matrix across templates.</w:t>
+              <w:t xml:space="preserve">Check the toy example, then compare k = 1, 5 and 10.</w:t>
             </w:r>
           </w:p>
         </w:tc>
@@ -4188,7 +4006,7 @@
         </w:tc>
         <w:tc>
           <w:tcPr>
-            <w:tcW w:type="dxa" w:w="3198"/>
+            <w:tcW w:type="dxa" w:w="3535"/>
             <w:tcBorders>
               <w:top w:val="single" w:color="D1D5DB" w:sz="4"/>
               <w:left w:val="single" w:color="D1D5DB" w:sz="4"/>
@@ -4210,13 +4028,13 @@
                 <w:sz w:val="20"/>
                 <w:szCs w:val="20"/>
               </w:rPr>
-              <w:t xml:space="preserve">Measure how well a batch's pair identities match scores.</w:t>
-            </w:r>
-          </w:p>
-        </w:tc>
-        <w:tc>
-          <w:tcPr>
-            <w:tcW w:type="dxa" w:w="3844"/>
+              <w:t xml:space="preserve">Computes CLIP's symmetric contrastive loss on fixed embeddings.</w:t>
+            </w:r>
+          </w:p>
+        </w:tc>
+        <w:tc>
+          <w:tcPr>
+            <w:tcW w:type="dxa" w:w="3507"/>
             <w:tcBorders>
               <w:top w:val="single" w:color="D1D5DB" w:sz="4"/>
               <w:left w:val="single" w:color="D1D5DB" w:sz="4"/>
@@ -4238,7 +4056,7 @@
                 <w:sz w:val="20"/>
                 <w:szCs w:val="20"/>
               </w:rPr>
-              <w:t xml:space="preserve">Compare the correct and shuffled caption conditions.</w:t>
+              <w:t xml:space="preserve">Compare correct, shuffled and uniform-guess losses.</w:t>
             </w:r>
           </w:p>
         </w:tc>
@@ -4279,7 +4097,7 @@
         </w:tc>
         <w:tc>
           <w:tcPr>
-            <w:tcW w:type="dxa" w:w="3198"/>
+            <w:tcW w:type="dxa" w:w="3535"/>
             <w:tcBorders>
               <w:top w:val="single" w:color="D1D5DB" w:sz="4"/>
               <w:left w:val="single" w:color="D1D5DB" w:sz="4"/>
@@ -4301,13 +4119,13 @@
                 <w:sz w:val="20"/>
                 <w:szCs w:val="20"/>
               </w:rPr>
-              <w:t xml:space="preserve">Measure word-level transcription disagreement.</w:t>
-            </w:r>
-          </w:p>
-        </w:tc>
-        <w:tc>
-          <w:tcPr>
-            <w:tcW w:type="dxa" w:w="3844"/>
+              <w:t xml:space="preserve">Computes word error rate with a word-level edit distance.</w:t>
+            </w:r>
+          </w:p>
+        </w:tc>
+        <w:tc>
+          <w:tcPr>
+            <w:tcW w:type="dxa" w:w="3507"/>
             <w:tcBorders>
               <w:top w:val="single" w:color="D1D5DB" w:sz="4"/>
               <w:left w:val="single" w:color="D1D5DB" w:sz="4"/>
@@ -4329,7 +4147,7 @@
                 <w:sz w:val="20"/>
                 <w:szCs w:val="20"/>
               </w:rPr>
-              <w:t xml:space="preserve">Read the reference and transcript alongside the reported error rate.</w:t>
+              <w:t xml:space="preserve">Read the transcripts beside the reference sentences.</w:t>
             </w:r>
           </w:p>
         </w:tc>
@@ -4360,7 +4178,7 @@
         <w:spacing w:after="80" w:line="276"/>
       </w:pPr>
       <w:r>
-        <w:t xml:space="preserve">A high similarity score indicates model alignment, not proof that every detail in a query is present.</w:t>
+        <w:t xml:space="preserve">A cosine similarity is a match score, not a calibrated probability.</w:t>
       </w:r>
     </w:p>
     <w:p>
@@ -4374,7 +4192,7 @@
         <w:spacing w:after="80" w:line="276"/>
       </w:pPr>
       <w:r>
-        <w:t xml:space="preserve">The lab's recall_at_k function computes precision@k; benchmark recall uses a different denominator.</w:t>
+        <w:t xml:space="preserve">Precision@k counts relevant items in the top k; recall counts how many of all relevant items were found.</w:t>
       </w:r>
     </w:p>
     <w:p>
@@ -4388,7 +4206,7 @@
         <w:spacing w:after="80" w:line="276"/>
       </w:pPr>
       <w:r>
-        <w:t xml:space="preserve">A two-dimensional PCA plot discards information; visible distances do not fully describe the original embedding space.</w:t>
+        <w:t xml:space="preserve">A transcription error changes the text query before CLIP sees it.</w:t>
       </w:r>
     </w:p>
     <w:p>
@@ -4534,6 +4352,57 @@
       </w:r>
       <w:r>
         <w:t xml:space="preserve"> A projection that compresses vectors into fewer dimensions for inspection.</w:t>
+      </w:r>
+    </w:p>
+    <w:p>
+      <w:pPr>
+        <w:keepNext w:val="false"/>
+        <w:keepLines/>
+        <w:spacing w:after="140" w:line="288"/>
+      </w:pPr>
+      <w:r>
+        <w:rPr>
+          <w:b/>
+          <w:bCs/>
+        </w:rPr>
+        <w:t xml:space="preserve">Inference.</w:t>
+      </w:r>
+      <w:r>
+        <w:t xml:space="preserve"> Using a trained model to predict or generate without updating its learned weights.</w:t>
+      </w:r>
+    </w:p>
+    <w:p>
+      <w:pPr>
+        <w:keepNext w:val="false"/>
+        <w:keepLines/>
+        <w:spacing w:after="140" w:line="288"/>
+      </w:pPr>
+      <w:r>
+        <w:rPr>
+          <w:b/>
+          <w:bCs/>
+        </w:rPr>
+        <w:t xml:space="preserve">Pair.</w:t>
+      </w:r>
+      <w:r>
+        <w:t xml:space="preserve"> Two examples marked as describing the same content.</w:t>
+      </w:r>
+    </w:p>
+    <w:p>
+      <w:pPr>
+        <w:keepNext w:val="false"/>
+        <w:keepLines/>
+        <w:spacing w:after="140" w:line="288"/>
+      </w:pPr>
+      <w:r>
+        <w:rPr>
+          <w:b/>
+          <w:bCs/>
+        </w:rPr>
+        <w:t xml:space="preserve">Similarity.</w:t>
+      </w:r>
+      <w:r>
+        <w:t xml:space="preserve"> A score comparing two representations; larger means more similar here.</w:t>
       </w:r>
     </w:p>
     <w:p>
@@ -5190,7 +5059,7 @@
       <w:r>
         <w:drawing>
           <wp:inline distT="0" distB="0" distL="0" distR="0">
-            <wp:extent cx="5334000" cy="1190625"/>
+            <wp:extent cx="5334000" cy="1276350"/>
             <wp:effectExtent t="0" r="0" b="0" l="0"/>
             <wp:docPr id="7" name="Fusion strategies" descr="Fusion strategies" title="Fusion strategies"/>
             <wp:cNvGraphicFramePr>
@@ -5215,7 +5084,7 @@
                   <pic:spPr bwMode="auto">
                     <a:xfrm>
                       <a:off x="0" y="0"/>
-                      <a:ext cx="5334000" cy="1190625"/>
+                      <a:ext cx="5334000" cy="1276350"/>
                     </a:xfrm>
                     <a:prstGeom prst="rect">
                       <a:avLst/>
@@ -5284,7 +5153,7 @@
         <w:t xml:space="preserve">Small worked example.</w:t>
       </w:r>
       <w:r>
-        <w:t xml:space="preserve"> Stored image scores for a query are 0.2, 0.7 and 0.4. The image at 0.7 ranks first. This is a model score, not a 70% probability that every query detail is present.</w:t>
+        <w:t xml:space="preserve"> Illustrative image scores for a query are 0.2, 0.7 and 0.4. The image at 0.7 ranks first. This is a model score, not a 70% probability that every query detail is present.</w:t>
       </w:r>
     </w:p>
     <w:p>
@@ -5521,7 +5390,7 @@
       <w:r>
         <w:drawing>
           <wp:inline distT="0" distB="0" distL="0" distR="0">
-            <wp:extent cx="5334000" cy="2028825"/>
+            <wp:extent cx="5334000" cy="1971675"/>
             <wp:effectExtent t="0" r="0" b="0" l="0"/>
             <wp:docPr id="9" name="Modalities become vectors" descr="Modalities become vectors" title="Modalities become vectors"/>
             <wp:cNvGraphicFramePr>
@@ -5546,7 +5415,7 @@
                   <pic:spPr bwMode="auto">
                     <a:xfrm>
                       <a:off x="0" y="0"/>
-                      <a:ext cx="5334000" cy="2028825"/>
+                      <a:ext cx="5334000" cy="1971675"/>
                     </a:xfrm>
                     <a:prstGeom prst="rect">
                       <a:avLst/>
@@ -6009,7 +5878,7 @@
         <w:t xml:space="preserve">Lab measurement:</w:t>
       </w:r>
       <w:r>
-        <w:t xml:space="preserve"> Batch of N = 6 image–caption pairs: correct pairs 1.14; captions shuffled 1.99; uniform-choice baseline ln N = 1.79.</w:t>
+        <w:t xml:space="preserve"> Batch of N = 6 image–caption pairs: correct pairs 1.14; captions shuffled 1.64; uniform-choice baseline ln N = 1.79.</w:t>
       </w:r>
     </w:p>
     <w:p>
@@ -6118,7 +5987,7 @@
         <w:spacing w:after="140" w:line="288"/>
       </w:pPr>
       <w:r>
-        <w:t xml:space="preserve">The lab's historical </w:t>
+        <w:t xml:space="preserve">The lab's </w:t>
       </w:r>
       <w:r>
         <w:rPr>
@@ -6127,10 +5996,10 @@
           <w:sz w:val="20"/>
           <w:szCs w:val="20"/>
         </w:rPr>
-        <w:t xml:space="preserve">recall_at_k</w:t>
-      </w:r>
-      <w:r>
-        <w:t xml:space="preserve"> function computes </w:t>
+        <w:t xml:space="preserve">precision_at_k</w:t>
+      </w:r>
+      <w:r>
+        <w:t xml:space="preserve"> function measures </w:t>
       </w:r>
       <w:r>
         <w:rPr>
@@ -6140,7 +6009,7 @@
         <w:t xml:space="preserve">precision@k</w:t>
       </w:r>
       <w:r>
-        <w:t xml:space="preserve">: the fraction of returned pictures belonging to the query class, averaged over class queries. This differs from recall, which measures how many of all relevant items were retrieved. The benchmark recall@k metrics below concern a separate retrieval protocol.</w:t>
+        <w:t xml:space="preserve">: the fraction of the top k returned pictures that belong to the query class, averaged over the ten class queries. Recall@k asks a different question: how many of all relevant pictures appear in the top k. With about 100 cats in the 1,000-image gallery, a perfect top 10 has precision@10 = 1.0 but recall@10 of only about 0.1. The benchmark recall@k metrics below use a separate protocol, where each query has one matching caption or image.</w:t>
       </w:r>
     </w:p>
     <w:p>
@@ -7360,7 +7229,7 @@
     </w:p>
     <w:p>
       <w:pPr>
-        <w:keepNext w:val="false"/>
+        <w:keepNext/>
         <w:keepLines/>
         <w:spacing w:after="140" w:line="288"/>
       </w:pPr>
@@ -7372,7 +7241,7 @@
         <w:t xml:space="preserve">Lab measurement:</w:t>
       </w:r>
       <w:r>
-        <w:t xml:space="preserve"> Whisper on LibriSpeech sample clips: mean WER 9.1%. Example: “mister quilter is the apostle of the middle…” → “Mr. Quilter is the apostle of the middle…” (“mister” vs “Mr.” counts as an error unless text is normalised).</w:t>
+        <w:t xml:space="preserve"> Whisper on LibriSpeech sample clips: mean WER 9.1%.</w:t>
       </w:r>
     </w:p>
     <w:p>
@@ -8759,10 +8628,10 @@
           <w:b/>
           <w:bCs/>
         </w:rPr>
-        <w:t xml:space="preserve">Runtime:</w:t>
-      </w:r>
-      <w:r>
-        <w:t xml:space="preserve"> Colab T4 GPU or CPU. On the 4 GB GTX 1650 laptop GPU used to check this pack (9 October 2026), the full notebook ran in under a minute with the models and data already downloaded; the first run also downloads CLIP, Whisper, CIFAR-10 and the audio clips. The CPU path was not timed in full. Data: CIFAR-10 test images (</w:t>
+        <w:t xml:space="preserve">CPU core:</w:t>
+      </w:r>
+      <w:r>
+        <w:t xml:space="preserve"> CLIP ViT-B/32 encodes 1,000 CIFAR-10 test images once, then reuses the vectors. Whisper-base transcribes ten short LibriSpeech clips. Neither model is trained. The full core measured 3.0 minutes on 11 October 2026 using 4 CPU threads on the course laptop. This excludes installation, downloads, widgets and optional API calls; it is a local measurement, not a Colab timing. Data: </w:t>
       </w:r>
       <w:r>
         <w:rPr>
@@ -8774,7 +8643,7 @@
         <w:t xml:space="preserve">uoft-cs/cifar10</w:t>
       </w:r>
       <w:r>
-        <w:t xml:space="preserve">), LibriSpeech sample clips (</w:t>
+        <w:t xml:space="preserve"> and </w:t>
       </w:r>
       <w:r>
         <w:rPr>
@@ -8786,7 +8655,7 @@
         <w:t xml:space="preserve">hf-internal-testing/librispeech_asr_dummy</w:t>
       </w:r>
       <w:r>
-        <w:t xml:space="preserve">, decoded with </w:t>
+        <w:t xml:space="preserve">, with audio decoded by </w:t>
       </w:r>
       <w:r>
         <w:rPr>
@@ -8798,7 +8667,7 @@
         <w:t xml:space="preserve">soundfile</w:t>
       </w:r>
       <w:r>
-        <w:t xml:space="preserve">). </w:t>
+        <w:t xml:space="preserve">. </w:t>
       </w:r>
       <w:r>
         <w:rPr>
@@ -8808,7 +8677,159 @@
         <w:t xml:space="preserve">Hand-in:</w:t>
       </w:r>
       <w:r>
-        <w:t xml:space="preserve"> plots, accuracy/retrieval/loss/WER tables, three answers.</w:t>
+        <w:t xml:space="preserve"> plots, accuracy/retrieval/loss/WER tables and the five exit-check answers.</w:t>
+      </w:r>
+    </w:p>
+    <w:p>
+      <w:pPr>
+        <w:keepNext w:val="false"/>
+        <w:keepLines/>
+        <w:spacing w:after="140" w:line="288"/>
+      </w:pPr>
+      <w:r>
+        <w:rPr>
+          <w:b/>
+          <w:bCs/>
+        </w:rPr>
+        <w:t xml:space="preserve">Follow the notebook:</w:t>
+      </w:r>
+      <w:r>
+        <w:t xml:space="preserve"> read the purpose and expected output before each cell, predict one result, run it, change one setting, then use the named check. The first worked example has six images and six captions: two </w:t>
+      </w:r>
+      <w:r>
+        <w:rPr>
+          <w:rFonts w:ascii="Consolas" w:cs="Consolas" w:eastAsia="Consolas" w:hAnsi="Consolas"/>
+          <w:color w:val="4F46E5"/>
+          <w:sz w:val="20"/>
+          <w:szCs w:val="20"/>
+        </w:rPr>
+        <w:t xml:space="preserve">[6, 512]</w:t>
+      </w:r>
+      <w:r>
+        <w:t xml:space="preserve"> tables produce a </w:t>
+      </w:r>
+      <w:r>
+        <w:rPr>
+          <w:rFonts w:ascii="Consolas" w:cs="Consolas" w:eastAsia="Consolas" w:hAnsi="Consolas"/>
+          <w:color w:val="4F46E5"/>
+          <w:sz w:val="20"/>
+          <w:szCs w:val="20"/>
+        </w:rPr>
+        <w:t xml:space="preserve">[6, 6]</w:t>
+      </w:r>
+      <w:r>
+        <w:t xml:space="preserve"> similarity table. Normalise both tables before multiplying. The diagonal marks intended pairs; a bright off-diagonal cell needs inspection.</w:t>
+      </w:r>
+    </w:p>
+    <w:p>
+      <w:pPr>
+        <w:keepNext w:val="false"/>
+        <w:keepLines/>
+        <w:spacing w:after="140" w:line="288"/>
+      </w:pPr>
+      <w:r>
+        <w:rPr>
+          <w:b/>
+          <w:bCs/>
+        </w:rPr>
+        <w:t xml:space="preserve">Class plan (120 minutes):</w:t>
+      </w:r>
+      <w:r>
+        <w:t xml:space="preserve"> recall and vocabulary 10; teacher demonstration 20; guided pairs 40; individual change 25; compare and review 15; exit check 10. These are suggested learning times, separate from measured computation.</w:t>
+      </w:r>
+    </w:p>
+    <w:p>
+      <w:pPr>
+        <w:keepNext w:val="false"/>
+        <w:keepLines/>
+        <w:spacing w:after="140" w:line="288"/>
+      </w:pPr>
+      <w:r>
+        <w:rPr>
+          <w:b/>
+          <w:bCs/>
+        </w:rPr>
+        <w:t xml:space="preserve">Interactive practice:</w:t>
+      </w:r>
+      <w:r>
+        <w:t xml:space="preserve"> the temperature slider recomputes the contrastive loss from fixed vectors. Predict whether smaller temperature makes the score distribution sharper. It does not retrain CLIP. SigLIP is an optional stretch with another download.</w:t>
+      </w:r>
+    </w:p>
+    <w:p>
+      <w:pPr>
+        <w:keepNext w:val="false"/>
+        <w:keepLines/>
+        <w:spacing w:after="140" w:line="288"/>
+      </w:pPr>
+      <w:r>
+        <w:rPr>
+          <w:b/>
+          <w:bCs/>
+        </w:rPr>
+        <w:t xml:space="preserve">Optional hosted comparison:</w:t>
+      </w:r>
+      <w:r>
+        <w:t xml:space="preserve"> enable exactly one of </w:t>
+      </w:r>
+      <w:r>
+        <w:rPr>
+          <w:rFonts w:ascii="Consolas" w:cs="Consolas" w:eastAsia="Consolas" w:hAnsi="Consolas"/>
+          <w:color w:val="4F46E5"/>
+          <w:sz w:val="20"/>
+          <w:szCs w:val="20"/>
+        </w:rPr>
+        <w:t xml:space="preserve">USE_GEMINI</w:t>
+      </w:r>
+      <w:r>
+        <w:t xml:space="preserve"> or </w:t>
+      </w:r>
+      <w:r>
+        <w:rPr>
+          <w:rFonts w:ascii="Consolas" w:cs="Consolas" w:eastAsia="Consolas" w:hAnsi="Consolas"/>
+          <w:color w:val="4F46E5"/>
+          <w:sz w:val="20"/>
+          <w:szCs w:val="20"/>
+        </w:rPr>
+        <w:t xml:space="preserve">USE_OPENAI</w:t>
+      </w:r>
+      <w:r>
+        <w:t xml:space="preserve"> in the shared setup. Both begin as </w:t>
+      </w:r>
+      <w:r>
+        <w:rPr>
+          <w:rFonts w:ascii="Consolas" w:cs="Consolas" w:eastAsia="Consolas" w:hAnsi="Consolas"/>
+          <w:color w:val="4F46E5"/>
+          <w:sz w:val="20"/>
+          <w:szCs w:val="20"/>
+        </w:rPr>
+        <w:t xml:space="preserve">False</w:t>
+      </w:r>
+      <w:r>
+        <w:t xml:space="preserve">. The caption exercise compares short invented text examples through </w:t>
+      </w:r>
+      <w:r>
+        <w:rPr>
+          <w:rFonts w:ascii="Consolas" w:cs="Consolas" w:eastAsia="Consolas" w:hAnsi="Consolas"/>
+          <w:color w:val="4F46E5"/>
+          <w:sz w:val="20"/>
+          <w:szCs w:val="20"/>
+        </w:rPr>
+        <w:t xml:space="preserve">ask_model()</w:t>
+      </w:r>
+      <w:r>
+        <w:t xml:space="preserve"> and retains a complete local fallback. Keys stay in Colab Secrets, the environment or an explicitly selected private local </w:t>
+      </w:r>
+      <w:r>
+        <w:rPr>
+          <w:rFonts w:ascii="Consolas" w:cs="Consolas" w:eastAsia="Consolas" w:hAnsi="Consolas"/>
+          <w:color w:val="4F46E5"/>
+          <w:sz w:val="20"/>
+          <w:szCs w:val="20"/>
+        </w:rPr>
+        <w:t xml:space="preserve">.env</w:t>
+      </w:r>
+      <w:r>
+        <w:t xml:space="preserve"> file. OpenAI API usage may incur charges separately from a ChatGPT subscription. The local core needs neither a key nor API spending.</w:t>
       </w:r>
     </w:p>
     <w:p>
@@ -9293,7 +9314,7 @@
         <w:spacing w:after="140" w:line="288"/>
       </w:pPr>
       <w:r>
-        <w:t xml:space="preserve">Retrieval precision @1 1.00, @5 0.96, @10 0.98. Contrastive loss: batch of N = 6 image–caption pairs: correct pairs 1.14; captions shuffled 1.99; uniform-choice baseline ln N = 1.79. Whisper on LibriSpeech sample clips: mean WER 9.1%. Example: “mister quilter is the apostle of the middle…” → “Mr. Quilter is the apostle of the middle…” (“mister” vs “Mr.” counts as an error unless text is normalised).</w:t>
+        <w:t xml:space="preserve">Retrieval precision @1 1.00, @5 0.96, @10 0.98. Contrastive loss: batch of N = 6 image–caption pairs: correct pairs 1.14; captions shuffled 1.64; uniform-choice baseline ln N = 1.79. Whisper on LibriSpeech sample clips: mean WER 9.1%. Example: “mister quilter is the apostle of the middle…” → “Mr. Quilter is the apostle of the middle…” (“mister” vs “Mr.” counts as an error unless text is normalised).</w:t>
       </w:r>
     </w:p>
     <w:p>
@@ -9407,7 +9428,7 @@
         <w:t xml:space="preserve">Different accuracies from the slides:</w:t>
       </w:r>
       <w:r>
-        <w:t xml:space="preserve"> hardware and library versions differ slightly; the ranking of templates should be the same.</w:t>
+        <w:t xml:space="preserve"> check the image count, class texts, seed and package versions first. A smaller gallery or another shuffle need not give the same values or template ranking.</w:t>
       </w:r>
     </w:p>
     <w:p>
@@ -10904,7 +10925,7 @@
       <w:r>
         <w:t xml:space="preserve">Radford et al. (2021) </w:t>
       </w:r>
-      <w:hyperlink w:history="1" r:id="rIdzc4earafczgg0_0rsdpbk">
+      <w:hyperlink w:history="1" r:id="rId_yaagauryorzm8snbf4t8">
         <w:r>
           <w:rPr>
             <w:color w:val="4F46E5"/>
@@ -10916,7 +10937,7 @@
       <w:r>
         <w:t xml:space="preserve">; Zhai et al. (2023) </w:t>
       </w:r>
-      <w:hyperlink w:history="1" r:id="rIdx5bsw1cid6iyp6ecejbzw">
+      <w:hyperlink w:history="1" r:id="rId1chnfoivs6ci38f0an9r9">
         <w:r>
           <w:rPr>
             <w:color w:val="4F46E5"/>
@@ -10928,7 +10949,7 @@
       <w:r>
         <w:t xml:space="preserve">; Radford et al. (2022) </w:t>
       </w:r>
-      <w:hyperlink w:history="1" r:id="rId-4ws_ynscjhcme9pwvulf">
+      <w:hyperlink w:history="1" r:id="rIduabse6eavhaourvzm78gb">
         <w:r>
           <w:rPr>
             <w:color w:val="4F46E5"/>
@@ -10940,7 +10961,7 @@
       <w:r>
         <w:t xml:space="preserve">; Dosovitskiy et al. (2020) </w:t>
       </w:r>
-      <w:hyperlink w:history="1" r:id="rIdlikle6kzbscl4t7r7zzvu">
+      <w:hyperlink w:history="1" r:id="rIduzgtukdia6lk6lpql1yif">
         <w:r>
           <w:rPr>
             <w:color w:val="4F46E5"/>
@@ -10952,7 +10973,7 @@
       <w:r>
         <w:t xml:space="preserve">; Liu et al. (2023) </w:t>
       </w:r>
-      <w:hyperlink w:history="1" r:id="rIdad8dmhqsszezb6wsjl9im">
+      <w:hyperlink w:history="1" r:id="rIdrbsx9abyh7kowpjxp1fto">
         <w:r>
           <w:rPr>
             <w:color w:val="4F46E5"/>
@@ -10986,7 +11007,7 @@
         </w:numPr>
         <w:spacing w:after="80" w:line="276"/>
       </w:pPr>
-      <w:hyperlink w:history="1" r:id="rIdnjgt_pxhqqn6gjjegzn8w">
+      <w:hyperlink w:history="1" r:id="rIdhpb7tea_x0uxkfulghd7p">
         <w:r>
           <w:rPr>
             <w:color w:val="4F46E5"/>
@@ -11006,7 +11027,7 @@
         </w:numPr>
         <w:spacing w:after="80" w:line="276"/>
       </w:pPr>
-      <w:hyperlink w:history="1" r:id="rId7mic2_0lbqmywwjamq-zt">
+      <w:hyperlink w:history="1" r:id="rIdnnhjwfj5pbsyxr6-07pi8">
         <w:r>
           <w:rPr>
             <w:color w:val="4F46E5"/>
@@ -11029,7 +11050,7 @@
         </w:numPr>
         <w:spacing w:after="80" w:line="276"/>
       </w:pPr>
-      <w:hyperlink w:history="1" r:id="rIdgn5ddmlaiyytxgttmvwjp">
+      <w:hyperlink w:history="1" r:id="rId7qnsfhmm2ozldtkpk7rma">
         <w:r>
           <w:rPr>
             <w:color w:val="4F46E5"/>
@@ -11049,7 +11070,7 @@
         </w:numPr>
         <w:spacing w:after="80" w:line="276"/>
       </w:pPr>
-      <w:hyperlink w:history="1" r:id="rId7gioqqf9p6giorzf5j-qn">
+      <w:hyperlink w:history="1" r:id="rIdqdxul-plfemft20wk9sor">
         <w:r>
           <w:rPr>
             <w:color w:val="4F46E5"/>
@@ -11069,7 +11090,7 @@
         </w:numPr>
         <w:spacing w:after="80" w:line="276"/>
       </w:pPr>
-      <w:hyperlink w:history="1" r:id="rIdsyud7tvowjbrvgabod45r">
+      <w:hyperlink w:history="1" r:id="rIdppdn1klmsbvlbywy1x6e3">
         <w:r>
           <w:rPr>
             <w:color w:val="4F46E5"/>
@@ -11081,120 +11102,6 @@
     </w:p>
     <w:p>
       <w:pPr>
-        <w:pStyle w:val="Heading1"/>
-        <w:keepNext/>
-      </w:pPr>
-      <w:r>
-        <w:t xml:space="preserve">Link to the group project</w:t>
-      </w:r>
-    </w:p>
-    <w:p>
-      <w:pPr>
-        <w:keepNext w:val="false"/>
-        <w:keepLines/>
-        <w:spacing w:after="140" w:line="288"/>
-      </w:pPr>
-      <w:r>
-        <w:t xml:space="preserve">Projects involving images, audio or documents should decide which multimodal building blocks they need: a dual encoder for search or zero-shot tagging, Whisper for speech input, or a vision-language LLM for question answering (week 10). The evaluation plan must include a modality-appropriate metric (recall@k, accuracy, WER) and a check across relevant groups or conditions (accents, image types, languages).</w:t>
-      </w:r>
-    </w:p>
-    <w:p>
-      <w:pPr>
-        <w:pStyle w:val="Heading1"/>
-        <w:keepNext/>
-      </w:pPr>
-      <w:r>
-        <w:t xml:space="preserve">Detailed explanations behind the short slides</w:t>
-      </w:r>
-    </w:p>
-    <w:p>
-      <w:pPr>
-        <w:keepNext w:val="false"/>
-        <w:keepLines/>
-        <w:spacing w:after="140" w:line="288"/>
-      </w:pPr>
-      <w:r>
-        <w:t xml:space="preserve">The slides show one idea at a time. Use the detail below for follow-up questions, technical terms and further study.</w:t>
-      </w:r>
-    </w:p>
-    <w:p>
-      <w:pPr>
-        <w:pStyle w:val="Heading2"/>
-        <w:keepNext/>
-      </w:pPr>
-      <w:r>
-        <w:t xml:space="preserve">Slide 1: Title</w:t>
-      </w:r>
-    </w:p>
-    <w:p>
-      <w:pPr>
-        <w:keepNext w:val="false"/>
-        <w:keepLines/>
-        <w:spacing w:after="140" w:line="288"/>
-      </w:pPr>
-      <w:r>
-        <w:t xml:space="preserve">Welcome to week 9, the start of the multimodal part of the module. So far our models have handled one kind of data at a time: images in weeks 2 to 4, text in weeks 5 to 8. Real-world information mixes text, images, audio and video, and the most capable systems of 2026 handle them together. This week covers the foundations: what modalities are, how each becomes vectors or tokens, how different modalities are aligned in a shared space, with CLIP as the central example, and the architectures that combine them. Next week builds on this with multimodal LLMs and generation across modalities.</w:t>
-      </w:r>
-    </w:p>
-    <w:p>
-      <w:pPr>
-        <w:pStyle w:val="Heading2"/>
-        <w:keepNext/>
-      </w:pPr>
-      <w:r>
-        <w:t xml:space="preserve">Slide 2: Outcomes</w:t>
-      </w:r>
-    </w:p>
-    <w:p>
-      <w:pPr>
-        <w:keepNext w:val="false"/>
-        <w:keepLines/>
-        <w:spacing w:after="140" w:line="288"/>
-      </w:pPr>
-      <w:r>
-        <w:t xml:space="preserve">Six outcomes, matching the descriptor's week 9 and MIMLO 2, which asks students to analyse and apply multimodal techniques including alignment and cross-modal reasoning. The first two are vocabulary and representations. The third, contrastive learning with CLIP, is the technical core and includes a loss students should be able to write and compute. The fourth surveys architectures and vision-language transformers. The fifth adds audio with Whisper and evaluation metrics, touching MIMLO 4. The sixth is the responsible-AI lens, which is particularly important for web-scale image and audio data.</w:t>
-      </w:r>
-    </w:p>
-    <w:p>
-      <w:pPr>
-        <w:pStyle w:val="Heading2"/>
-        <w:keepNext/>
-      </w:pPr>
-      <w:r>
-        <w:t xml:space="preserve">Slide 3: Agenda</w:t>
-      </w:r>
-    </w:p>
-    <w:p>
-      <w:pPr>
-        <w:keepNext w:val="false"/>
-        <w:keepLines/>
-        <w:spacing w:after="140" w:line="288"/>
-      </w:pPr>
-      <w:r>
-        <w:t xml:space="preserve">The plan follows the descriptor: definition of modalities; key concepts and terminology; representation learning across modalities; key multimodal architectures and models; contrastive learning with CLIP; and vision-language transformers. Section three is the longest because it contains the maths and the real results from the lab, run in advance on CIFAR-10. Take the break after section three.</w:t>
-      </w:r>
-    </w:p>
-    <w:p>
-      <w:pPr>
-        <w:pStyle w:val="Heading2"/>
-        <w:keepNext/>
-      </w:pPr>
-      <w:r>
-        <w:t xml:space="preserve">Slide 5: Warm-up</w:t>
-      </w:r>
-    </w:p>
-    <w:p>
-      <w:pPr>
-        <w:keepNext w:val="false"/>
-        <w:keepLines/>
-        <w:spacing w:after="140" w:line="288"/>
-      </w:pPr>
-      <w:r>
-        <w:t xml:space="preserve">Give two minutes. Students usually propose training a classifier, then realise that they would need a class for every possible query and labelled data for each. The key insight to draw out is the last point: if text and images can be turned into vectors in the same space, where a matching image and description land close together, then any query can be compared with any image by a similarity score, with no task-specific training. That is exactly what CLIP does, and by the end of section three students will have done it in the lab.</w:t>
-      </w:r>
-    </w:p>
-    <w:p>
-      <w:pPr>
         <w:pStyle w:val="ListParagraph"/>
         <w:keepLines/>
         <w:numPr>
@@ -11203,70 +11110,52 @@
         </w:numPr>
         <w:spacing w:after="80" w:line="276"/>
       </w:pPr>
-      <w:r>
-        <w:t xml:space="preserve">You have 10,000 holiday photos with no captions or tags. How could a computer find 'a dog on a beach at sunset'?</w:t>
-      </w:r>
-    </w:p>
-    <w:p>
-      <w:pPr>
-        <w:pStyle w:val="ListParagraph"/>
-        <w:keepLines/>
-        <w:numPr>
-          <w:ilvl w:val="0"/>
-          <w:numId w:val="19"/>
-        </w:numPr>
-        <w:spacing w:after="80" w:line="276"/>
-      </w:pPr>
-      <w:r>
-        <w:t xml:space="preserve">Could you train a classifier? Which classes would you need, and where would labels come from?</w:t>
-      </w:r>
-    </w:p>
-    <w:p>
-      <w:pPr>
-        <w:pStyle w:val="ListParagraph"/>
-        <w:keepLines/>
-        <w:numPr>
-          <w:ilvl w:val="0"/>
-          <w:numId w:val="19"/>
-        </w:numPr>
-        <w:spacing w:after="80" w:line="276"/>
-      </w:pPr>
-      <w:r>
-        <w:t xml:space="preserve">What if the next search is 'a red umbrella in the rain'?</w:t>
-      </w:r>
-    </w:p>
-    <w:p>
-      <w:pPr>
-        <w:pStyle w:val="ListParagraph"/>
-        <w:keepLines/>
-        <w:numPr>
-          <w:ilvl w:val="0"/>
-          <w:numId w:val="19"/>
-        </w:numPr>
-        <w:spacing w:after="80" w:line="276"/>
-      </w:pPr>
-      <w:r>
-        <w:t xml:space="preserve">What would a system need so that </w:t>
-      </w:r>
-      <w:r>
-        <w:rPr>
-          <w:b/>
-          <w:bCs/>
-        </w:rPr>
-        <w:t xml:space="preserve">any</w:t>
-      </w:r>
-      <w:r>
-        <w:t xml:space="preserve"> text query can be compared with </w:t>
-      </w:r>
-      <w:r>
-        <w:rPr>
-          <w:b/>
-          <w:bCs/>
-        </w:rPr>
-        <w:t xml:space="preserve">any</w:t>
-      </w:r>
-      <w:r>
-        <w:t xml:space="preserve"> image?</w:t>
+      <w:hyperlink w:history="1" r:id="rIduu_ltlwq0chz_gt8byp6j">
+        <w:r>
+          <w:rPr>
+            <w:color w:val="4F46E5"/>
+            <w:u w:val="single"/>
+          </w:rPr>
+          <w:t xml:space="preserve">Video: Stanford CS25 — From Large Language Models to Large Multimodal Models, Ming Ding (2024)</w:t>
+        </w:r>
+      </w:hyperlink>
+    </w:p>
+    <w:p>
+      <w:pPr>
+        <w:pStyle w:val="Heading1"/>
+        <w:keepNext/>
+      </w:pPr>
+      <w:r>
+        <w:t xml:space="preserve">Link to the group project</w:t>
+      </w:r>
+    </w:p>
+    <w:p>
+      <w:pPr>
+        <w:keepNext w:val="false"/>
+        <w:keepLines/>
+        <w:spacing w:after="140" w:line="288"/>
+      </w:pPr>
+      <w:r>
+        <w:t xml:space="preserve">Projects involving images, audio or documents should decide which multimodal building blocks they need: a dual encoder for search or zero-shot tagging, Whisper for speech input, or a vision-language LLM for question answering (week 10). The evaluation plan must include a modality-appropriate metric (recall@k, accuracy, WER) and a check across relevant groups or conditions (accents, image types, languages).</w:t>
+      </w:r>
+    </w:p>
+    <w:p>
+      <w:pPr>
+        <w:pStyle w:val="Heading1"/>
+        <w:keepNext/>
+      </w:pPr>
+      <w:r>
+        <w:t xml:space="preserve">Detailed explanations behind the short slides</w:t>
+      </w:r>
+    </w:p>
+    <w:p>
+      <w:pPr>
+        <w:keepNext w:val="false"/>
+        <w:keepLines/>
+        <w:spacing w:after="140" w:line="288"/>
+      </w:pPr>
+      <w:r>
+        <w:t xml:space="preserve">The slides show one idea at a time. Use the detail below for follow-up questions, technical terms and further study.</w:t>
       </w:r>
     </w:p>
     <w:p>
@@ -11275,7 +11164,7 @@
         <w:keepNext/>
       </w:pPr>
       <w:r>
-        <w:t xml:space="preserve">Slide 6: Modalities and terminology</w:t>
+        <w:t xml:space="preserve">Slide 1: Title</w:t>
       </w:r>
     </w:p>
     <w:p>
@@ -11285,7 +11174,64 @@
         <w:spacing w:after="140" w:line="288"/>
       </w:pPr>
       <w:r>
-        <w:t xml:space="preserve">Section one establishes the vocabulary: modalities and how each is represented, the precise meanings of cross-modal, multimodal, alignment and fusion, the difference between multimodal understanding and generation, and the three ways of fusing modalities. These terms appear in the exam and in every multimodal paper. About fifteen minutes.</w:t>
+        <w:t xml:space="preserve">Welcome to week 9, the start of the multimodal part of the module. So far our models have handled one kind of data at a time: images in weeks 2 to 4, text in weeks 5 to 8. Real-world information mixes text, images, audio and video, and the most capable systems of 2026 handle them together. This week covers the foundations: what modalities are, how each becomes vectors or tokens, how different modalities are aligned in a shared space, with CLIP as the central example, and the architectures that combine them. Next week builds on this with multimodal LLMs and generation across modalities.</w:t>
+      </w:r>
+    </w:p>
+    <w:p>
+      <w:pPr>
+        <w:pStyle w:val="Heading2"/>
+        <w:keepNext/>
+      </w:pPr>
+      <w:r>
+        <w:t xml:space="preserve">Slide 2: Outcomes</w:t>
+      </w:r>
+    </w:p>
+    <w:p>
+      <w:pPr>
+        <w:keepNext w:val="false"/>
+        <w:keepLines/>
+        <w:spacing w:after="140" w:line="288"/>
+      </w:pPr>
+      <w:r>
+        <w:t xml:space="preserve">Three slide outcomes group six syllabus objectives, matching the descriptor's week 9 and MIMLO 2, which asks students to analyse and apply multimodal techniques including alignment and cross-modal reasoning. The first two are vocabulary and representations. The third, contrastive learning with CLIP, is the technical core and includes a loss students should be able to write and compute. The fourth surveys architectures and vision-language transformers. The fifth adds audio with Whisper and evaluation metrics, touching MIMLO 4. The sixth is the responsible-AI lens, which is particularly important for web-scale image and audio data.</w:t>
+      </w:r>
+    </w:p>
+    <w:p>
+      <w:pPr>
+        <w:pStyle w:val="Heading2"/>
+        <w:keepNext/>
+      </w:pPr>
+      <w:r>
+        <w:t xml:space="preserve">Lecture plan</w:t>
+      </w:r>
+    </w:p>
+    <w:p>
+      <w:pPr>
+        <w:keepNext w:val="false"/>
+        <w:keepLines/>
+        <w:spacing w:after="140" w:line="288"/>
+      </w:pPr>
+      <w:r>
+        <w:t xml:space="preserve">The plan follows the descriptor: definition of modalities; key concepts and terminology; representation learning across modalities; key multimodal architectures and models; contrastive learning with CLIP; and vision-language transformers. Section three is the longest because it contains the maths and the real results from the lab, run in advance on CIFAR-10. Take the break after section three.</w:t>
+      </w:r>
+    </w:p>
+    <w:p>
+      <w:pPr>
+        <w:pStyle w:val="Heading2"/>
+        <w:keepNext/>
+      </w:pPr>
+      <w:r>
+        <w:t xml:space="preserve">Slide 5: Warm-up</w:t>
+      </w:r>
+    </w:p>
+    <w:p>
+      <w:pPr>
+        <w:keepNext w:val="false"/>
+        <w:keepLines/>
+        <w:spacing w:after="140" w:line="288"/>
+      </w:pPr>
+      <w:r>
+        <w:t xml:space="preserve">Give two minutes. Students usually propose training a classifier, then realise that they would need a class for every possible query and labelled data for each. The key insight to draw out is the last point: if text and images can be turned into vectors in the same space, where a matching image and description land close together, then any query can be compared with any image by a similarity score, with no task-specific training. That is exactly what CLIP does, and by the end of section three students will have done it in the lab.</w:t>
       </w:r>
     </w:p>
     <w:p>
@@ -11295,6 +11241,101 @@
         <w:numPr>
           <w:ilvl w:val="0"/>
           <w:numId w:val="20"/>
+        </w:numPr>
+        <w:spacing w:after="80" w:line="276"/>
+      </w:pPr>
+      <w:r>
+        <w:t xml:space="preserve">You have 10,000 holiday photos with no captions or tags. How could a computer find 'a dog on a beach at sunset'?</w:t>
+      </w:r>
+    </w:p>
+    <w:p>
+      <w:pPr>
+        <w:pStyle w:val="ListParagraph"/>
+        <w:keepLines/>
+        <w:numPr>
+          <w:ilvl w:val="0"/>
+          <w:numId w:val="20"/>
+        </w:numPr>
+        <w:spacing w:after="80" w:line="276"/>
+      </w:pPr>
+      <w:r>
+        <w:t xml:space="preserve">Could you train a classifier? Which classes would you need, and where would labels come from?</w:t>
+      </w:r>
+    </w:p>
+    <w:p>
+      <w:pPr>
+        <w:pStyle w:val="ListParagraph"/>
+        <w:keepLines/>
+        <w:numPr>
+          <w:ilvl w:val="0"/>
+          <w:numId w:val="20"/>
+        </w:numPr>
+        <w:spacing w:after="80" w:line="276"/>
+      </w:pPr>
+      <w:r>
+        <w:t xml:space="preserve">What if the next search is 'a red umbrella in the rain'?</w:t>
+      </w:r>
+    </w:p>
+    <w:p>
+      <w:pPr>
+        <w:pStyle w:val="ListParagraph"/>
+        <w:keepLines/>
+        <w:numPr>
+          <w:ilvl w:val="0"/>
+          <w:numId w:val="20"/>
+        </w:numPr>
+        <w:spacing w:after="80" w:line="276"/>
+      </w:pPr>
+      <w:r>
+        <w:t xml:space="preserve">What would a system need so that </w:t>
+      </w:r>
+      <w:r>
+        <w:rPr>
+          <w:b/>
+          <w:bCs/>
+        </w:rPr>
+        <w:t xml:space="preserve">any</w:t>
+      </w:r>
+      <w:r>
+        <w:t xml:space="preserve"> text query can be compared with </w:t>
+      </w:r>
+      <w:r>
+        <w:rPr>
+          <w:b/>
+          <w:bCs/>
+        </w:rPr>
+        <w:t xml:space="preserve">any</w:t>
+      </w:r>
+      <w:r>
+        <w:t xml:space="preserve"> image?</w:t>
+      </w:r>
+    </w:p>
+    <w:p>
+      <w:pPr>
+        <w:pStyle w:val="Heading2"/>
+        <w:keepNext/>
+      </w:pPr>
+      <w:r>
+        <w:t xml:space="preserve">Slide 6: Modalities and terminology</w:t>
+      </w:r>
+    </w:p>
+    <w:p>
+      <w:pPr>
+        <w:keepNext w:val="false"/>
+        <w:keepLines/>
+        <w:spacing w:after="140" w:line="288"/>
+      </w:pPr>
+      <w:r>
+        <w:t xml:space="preserve">Section one establishes the vocabulary: modalities and how each is represented, the precise meanings of cross-modal, multimodal, alignment and fusion, the difference between multimodal understanding and generation, and the three ways of fusing modalities. These terms appear in the exam and in every multimodal paper. About fifteen minutes.</w:t>
+      </w:r>
+    </w:p>
+    <w:p>
+      <w:pPr>
+        <w:pStyle w:val="ListParagraph"/>
+        <w:keepLines/>
+        <w:numPr>
+          <w:ilvl w:val="0"/>
+          <w:numId w:val="21"/>
         </w:numPr>
         <w:spacing w:after="80" w:line="276"/>
       </w:pPr>
@@ -12550,7 +12591,7 @@
         <w:keepLines/>
         <w:numPr>
           <w:ilvl w:val="0"/>
-          <w:numId w:val="21"/>
+          <w:numId w:val="22"/>
         </w:numPr>
         <w:spacing w:after="80" w:line="276"/>
       </w:pPr>
@@ -12563,74 +12604,6 @@
       </w:r>
       <w:r>
         <w:t xml:space="preserve"> combines inputs or tokens before a joint model processes them.</w:t>
-      </w:r>
-    </w:p>
-    <w:p>
-      <w:pPr>
-        <w:pStyle w:val="ListParagraph"/>
-        <w:keepLines/>
-        <w:numPr>
-          <w:ilvl w:val="0"/>
-          <w:numId w:val="21"/>
-        </w:numPr>
-        <w:spacing w:after="80" w:line="276"/>
-      </w:pPr>
-      <w:r>
-        <w:rPr>
-          <w:b/>
-          <w:bCs/>
-        </w:rPr>
-        <w:t xml:space="preserve">Late fusion</w:t>
-      </w:r>
-      <w:r>
-        <w:t xml:space="preserve"> processes each input separately, then combines the results; CLIP compares image and text vectors.</w:t>
-      </w:r>
-    </w:p>
-    <w:p>
-      <w:pPr>
-        <w:pStyle w:val="ListParagraph"/>
-        <w:keepLines/>
-        <w:numPr>
-          <w:ilvl w:val="0"/>
-          <w:numId w:val="21"/>
-        </w:numPr>
-        <w:spacing w:after="80" w:line="276"/>
-      </w:pPr>
-      <w:r>
-        <w:rPr>
-          <w:b/>
-          <w:bCs/>
-        </w:rPr>
-        <w:t xml:space="preserve">Cross-attention</w:t>
-      </w:r>
-      <w:r>
-        <w:t xml:space="preserve"> lets features from one input select useful features from another, as in Flamingo.</w:t>
-      </w:r>
-    </w:p>
-    <w:p>
-      <w:pPr>
-        <w:pStyle w:val="Heading2"/>
-        <w:keepNext/>
-      </w:pPr>
-      <w:r>
-        <w:t xml:space="preserve">Slide 12: Quiz</w:t>
-      </w:r>
-    </w:p>
-    <w:p>
-      <w:pPr>
-        <w:keepNext w:val="false"/>
-        <w:keepLines/>
-        <w:spacing w:after="140" w:line="288"/>
-      </w:pPr>
-      <w:r>
-        <w:rPr>
-          <w:b/>
-          <w:bCs/>
-        </w:rPr>
-        <w:t xml:space="preserve">Question.</w:t>
-      </w:r>
-      <w:r>
-        <w:t xml:space="preserve"> CLIP encodes images and texts separately and compares them with cosine similarity. Which fusion strategy is this?</w:t>
       </w:r>
     </w:p>
     <w:p>
@@ -12648,10 +12621,10 @@
           <w:b/>
           <w:bCs/>
         </w:rPr>
-        <w:t xml:space="preserve">A.</w:t>
-      </w:r>
-      <w:r>
-        <w:t xml:space="preserve"> Late fusion</w:t>
+        <w:t xml:space="preserve">Late fusion</w:t>
+      </w:r>
+      <w:r>
+        <w:t xml:space="preserve"> processes each input separately, then combines the results; CLIP compares image and text vectors.</w:t>
       </w:r>
     </w:p>
     <w:p>
@@ -12669,81 +12642,36 @@
           <w:b/>
           <w:bCs/>
         </w:rPr>
-        <w:t xml:space="preserve">B.</w:t>
-      </w:r>
-      <w:r>
-        <w:t xml:space="preserve"> Early fusion</w:t>
-      </w:r>
-    </w:p>
-    <w:p>
-      <w:pPr>
-        <w:pStyle w:val="ListParagraph"/>
-        <w:keepLines/>
-        <w:numPr>
-          <w:ilvl w:val="0"/>
-          <w:numId w:val="22"/>
-        </w:numPr>
-        <w:spacing w:after="80" w:line="276"/>
+        <w:t xml:space="preserve">Cross-attention</w:t>
+      </w:r>
+      <w:r>
+        <w:t xml:space="preserve"> lets features from one input select useful features from another, as in Flamingo.</w:t>
+      </w:r>
+    </w:p>
+    <w:p>
+      <w:pPr>
+        <w:pStyle w:val="Heading2"/>
+        <w:keepNext/>
+      </w:pPr>
+      <w:r>
+        <w:t xml:space="preserve">Slide 12: Quiz</w:t>
+      </w:r>
+    </w:p>
+    <w:p>
+      <w:pPr>
+        <w:keepNext w:val="false"/>
+        <w:keepLines/>
+        <w:spacing w:after="140" w:line="288"/>
       </w:pPr>
       <w:r>
         <w:rPr>
           <w:b/>
           <w:bCs/>
         </w:rPr>
-        <w:t xml:space="preserve">C.</w:t>
-      </w:r>
-      <w:r>
-        <w:t xml:space="preserve"> Cross-attention fusion</w:t>
-      </w:r>
-    </w:p>
-    <w:p>
-      <w:pPr>
-        <w:pStyle w:val="ListParagraph"/>
-        <w:keepLines/>
-        <w:numPr>
-          <w:ilvl w:val="0"/>
-          <w:numId w:val="22"/>
-        </w:numPr>
-        <w:spacing w:after="80" w:line="276"/>
-      </w:pPr>
-      <w:r>
-        <w:rPr>
-          <w:b/>
-          <w:bCs/>
-        </w:rPr>
-        <w:t xml:space="preserve">D.</w:t>
-      </w:r>
-      <w:r>
-        <w:t xml:space="preserve"> No fusion: CLIP is unimodal</w:t>
-      </w:r>
-    </w:p>
-    <w:p>
-      <w:pPr>
-        <w:keepNext w:val="false"/>
-        <w:keepLines/>
-        <w:spacing w:after="140" w:line="288"/>
-      </w:pPr>
-      <w:r>
-        <w:t xml:space="preserve">Answer: A, late fusion. CLIP's image and text encoders never see each other's inputs; the modalities meet only at the end, in the similarity score between two embeddings. This is what makes CLIP so efficient for retrieval: you can encode a million images once, store the vectors, and compare any new text query against them. B and C describe designs where modalities interact inside the network. D is wrong: CLIP is multimodal because it aligns two modalities in one space.</w:t>
-      </w:r>
-    </w:p>
-    <w:p>
-      <w:pPr>
-        <w:pStyle w:val="Heading2"/>
-        <w:keepNext/>
-      </w:pPr>
-      <w:r>
-        <w:t xml:space="preserve">Slide 13: Representation learning across modalities</w:t>
-      </w:r>
-    </w:p>
-    <w:p>
-      <w:pPr>
-        <w:keepNext w:val="false"/>
-        <w:keepLines/>
-        <w:spacing w:after="140" w:line="288"/>
-      </w:pPr>
-      <w:r>
-        <w:t xml:space="preserve">Section two covers representation learning: how images, audio and video are turned into sequences of vectors that transformers can process, and the idea of a shared embedding space in which different modalities can be compared directly. It links back to tokens and embeddings from weeks 5 and 6. About seventeen minutes.</w:t>
+        <w:t xml:space="preserve">Question.</w:t>
+      </w:r>
+      <w:r>
+        <w:t xml:space="preserve"> CLIP encodes images and texts separately and compares them with cosine similarity. Which fusion strategy is this?</w:t>
       </w:r>
     </w:p>
     <w:p>
@@ -12757,7 +12685,87 @@
         <w:spacing w:after="80" w:line="276"/>
       </w:pPr>
       <w:r>
-        <w:t xml:space="preserve">How does each modality become vectors that can be compared?</w:t>
+        <w:rPr>
+          <w:b/>
+          <w:bCs/>
+        </w:rPr>
+        <w:t xml:space="preserve">A.</w:t>
+      </w:r>
+      <w:r>
+        <w:t xml:space="preserve"> Late fusion</w:t>
+      </w:r>
+    </w:p>
+    <w:p>
+      <w:pPr>
+        <w:pStyle w:val="ListParagraph"/>
+        <w:keepLines/>
+        <w:numPr>
+          <w:ilvl w:val="0"/>
+          <w:numId w:val="23"/>
+        </w:numPr>
+        <w:spacing w:after="80" w:line="276"/>
+      </w:pPr>
+      <w:r>
+        <w:rPr>
+          <w:b/>
+          <w:bCs/>
+        </w:rPr>
+        <w:t xml:space="preserve">B.</w:t>
+      </w:r>
+      <w:r>
+        <w:t xml:space="preserve"> Early fusion</w:t>
+      </w:r>
+    </w:p>
+    <w:p>
+      <w:pPr>
+        <w:pStyle w:val="ListParagraph"/>
+        <w:keepLines/>
+        <w:numPr>
+          <w:ilvl w:val="0"/>
+          <w:numId w:val="23"/>
+        </w:numPr>
+        <w:spacing w:after="80" w:line="276"/>
+      </w:pPr>
+      <w:r>
+        <w:rPr>
+          <w:b/>
+          <w:bCs/>
+        </w:rPr>
+        <w:t xml:space="preserve">C.</w:t>
+      </w:r>
+      <w:r>
+        <w:t xml:space="preserve"> Cross-attention fusion</w:t>
+      </w:r>
+    </w:p>
+    <w:p>
+      <w:pPr>
+        <w:pStyle w:val="ListParagraph"/>
+        <w:keepLines/>
+        <w:numPr>
+          <w:ilvl w:val="0"/>
+          <w:numId w:val="23"/>
+        </w:numPr>
+        <w:spacing w:after="80" w:line="276"/>
+      </w:pPr>
+      <w:r>
+        <w:rPr>
+          <w:b/>
+          <w:bCs/>
+        </w:rPr>
+        <w:t xml:space="preserve">D.</w:t>
+      </w:r>
+      <w:r>
+        <w:t xml:space="preserve"> No fusion: CLIP is unimodal</w:t>
+      </w:r>
+    </w:p>
+    <w:p>
+      <w:pPr>
+        <w:keepNext w:val="false"/>
+        <w:keepLines/>
+        <w:spacing w:after="140" w:line="288"/>
+      </w:pPr>
+      <w:r>
+        <w:t xml:space="preserve">Answer: A, late fusion. CLIP's image and text encoders never see each other's inputs; the modalities meet only at the end, in the similarity score between two embeddings. This is what makes CLIP so efficient for retrieval: you can encode a million images once, store the vectors, and compare any new text query against them. B and C describe designs where modalities interact inside the network. D is wrong: CLIP is multimodal because it aligns two modalities in one space.</w:t>
       </w:r>
     </w:p>
     <w:p>
@@ -12766,7 +12774,7 @@
         <w:keepNext/>
       </w:pPr>
       <w:r>
-        <w:t xml:space="preserve">Slide 14: Representation learning: vectors that capture meaning</w:t>
+        <w:t xml:space="preserve">Slide 13: Representation learning across modalities</w:t>
       </w:r>
     </w:p>
     <w:p>
@@ -12776,7 +12784,7 @@
         <w:spacing w:after="140" w:line="288"/>
       </w:pPr>
       <w:r>
-        <w:t xml:space="preserve">Representation learning is the thread connecting this whole module: VAE latents, transformer embeddings and now multimodal embeddings are all vectors that capture meaning. Unimodal models learn good representations within one modality by self-supervision. Multimodal alignment needs paired data, where two modalities describe the same thing, and the web provides it at enormous scale: images with alt-text captions, videos with subtitles, podcasts with transcripts. This data is noisy, since captions often do not describe the image well, and scale does not remove misleading or missing labels.</w:t>
+        <w:t xml:space="preserve">Section two covers representation learning: how images, audio and video are turned into sequences of vectors that transformers can process, and the idea of a shared embedding space in which different modalities can be compared directly. It links back to tokens and embeddings from weeks 5 and 6. About seventeen minutes.</w:t>
       </w:r>
     </w:p>
     <w:p>
@@ -12790,66 +12798,7 @@
         <w:spacing w:after="80" w:line="276"/>
       </w:pPr>
       <w:r>
-        <w:t xml:space="preserve">A </w:t>
-      </w:r>
-      <w:r>
-        <w:rPr>
-          <w:b/>
-          <w:bCs/>
-        </w:rPr>
-        <w:t xml:space="preserve">representation</w:t>
-      </w:r>
-      <w:r>
-        <w:t xml:space="preserve"> is a list of numbers describing useful features of an input.</w:t>
-      </w:r>
-    </w:p>
-    <w:p>
-      <w:pPr>
-        <w:pStyle w:val="ListParagraph"/>
-        <w:keepLines/>
-        <w:numPr>
-          <w:ilvl w:val="0"/>
-          <w:numId w:val="24"/>
-        </w:numPr>
-        <w:spacing w:after="80" w:line="276"/>
-      </w:pPr>
-      <w:r>
-        <w:t xml:space="preserve">A model can first learn one data type: BERT for words, ViT for pictures, Whisper's encoder for sound.</w:t>
-      </w:r>
-    </w:p>
-    <w:p>
-      <w:pPr>
-        <w:pStyle w:val="ListParagraph"/>
-        <w:keepLines/>
-        <w:numPr>
-          <w:ilvl w:val="0"/>
-          <w:numId w:val="24"/>
-        </w:numPr>
-        <w:spacing w:after="80" w:line="276"/>
-      </w:pPr>
-      <w:r>
-        <w:rPr>
-          <w:b/>
-          <w:bCs/>
-        </w:rPr>
-        <w:t xml:space="preserve">Alignment</w:t>
-      </w:r>
-      <w:r>
-        <w:t xml:space="preserve"> trains matching content across types, such as a photo paired with its caption.</w:t>
-      </w:r>
-    </w:p>
-    <w:p>
-      <w:pPr>
-        <w:pStyle w:val="ListParagraph"/>
-        <w:keepLines/>
-        <w:numPr>
-          <w:ilvl w:val="0"/>
-          <w:numId w:val="24"/>
-        </w:numPr>
-        <w:spacing w:after="80" w:line="276"/>
-      </w:pPr>
-      <w:r>
-        <w:t xml:space="preserve">Web captions are a noisy teaching signal: some describe the image poorly. More data does not remove this problem.</w:t>
+        <w:t xml:space="preserve">How does each modality become vectors that can be compared?</w:t>
       </w:r>
     </w:p>
     <w:p>
@@ -12858,7 +12807,7 @@
         <w:keepNext/>
       </w:pPr>
       <w:r>
-        <w:t xml:space="preserve">Slide 15: Every modality as a sequence of tokens</w:t>
+        <w:t xml:space="preserve">Slide 14: Representation learning: vectors that capture meaning</w:t>
       </w:r>
     </w:p>
     <w:p>
@@ -12868,7 +12817,7 @@
         <w:spacing w:after="140" w:line="288"/>
       </w:pPr>
       <w:r>
-        <w:t xml:space="preserve">The unifying trick of modern multimodal AI is to turn every modality into a sequence of tokens, so the same transformer machinery applies. Images become patches, as in the Vision Transformer from week 5. Audio is first converted into a spectrogram, a picture of frequency content over time; its frames become tokens, as in Whisper, or audio can be compressed into discrete codec tokens for generation. Video is the most expensive: a minute of video contains thousands of frames, each with hundreds of patches, so models sample frames or group patches across time. Discrete tokenizers based on the VQ-VAE idea from week 2 let a language model read and write images and audio as tokens.</w:t>
+        <w:t xml:space="preserve">Representation learning is the thread connecting this whole module: VAE latents, transformer embeddings and now multimodal embeddings are all vectors that capture meaning. Unimodal models learn good representations within one modality by self-supervision. Multimodal alignment needs paired data, where two modalities describe the same thing, and the web provides it at enormous scale: images with alt-text captions, videos with subtitles, podcasts with transcripts. This data is noisy, since captions often do not describe the image well, and scale does not remove misleading or missing labels.</w:t>
       </w:r>
     </w:p>
     <w:p>
@@ -12882,14 +12831,17 @@
         <w:spacing w:after="80" w:line="276"/>
       </w:pPr>
       <w:r>
+        <w:t xml:space="preserve">A </w:t>
+      </w:r>
+      <w:r>
         <w:rPr>
           <w:b/>
           <w:bCs/>
         </w:rPr>
-        <w:t xml:space="preserve">Images:</w:t>
-      </w:r>
-      <w:r>
-        <w:t xml:space="preserve"> Cut an image into small patches. Convert each patch to numbers and add its position. This is a Vision Transformer (ViT).</w:t>
+        <w:t xml:space="preserve">representation</w:t>
+      </w:r>
+      <w:r>
+        <w:t xml:space="preserve"> is a list of numbers describing useful features of an input.</w:t>
       </w:r>
     </w:p>
     <w:p>
@@ -12903,14 +12855,7 @@
         <w:spacing w:after="80" w:line="276"/>
       </w:pPr>
       <w:r>
-        <w:rPr>
-          <w:b/>
-          <w:bCs/>
-        </w:rPr>
-        <w:t xml:space="preserve">Audio:</w:t>
-      </w:r>
-      <w:r>
-        <w:t xml:space="preserve"> A spectrogram shows sound frequencies over time. Whisper uses log-mel features; some generators use audio-codec token IDs.</w:t>
+        <w:t xml:space="preserve">A model can first learn one data type: BERT for words, ViT for pictures, Whisper's encoder for sound.</w:t>
       </w:r>
     </w:p>
     <w:p>
@@ -12928,10 +12873,10 @@
           <w:b/>
           <w:bCs/>
         </w:rPr>
-        <w:t xml:space="preserve">Video:</w:t>
-      </w:r>
-      <w:r>
-        <w:t xml:space="preserve"> Use image patches from several frames, with their time positions. A tubelet groups patches across nearby frames.</w:t>
+        <w:t xml:space="preserve">Alignment</w:t>
+      </w:r>
+      <w:r>
+        <w:t xml:space="preserve"> trains matching content across types, such as a photo paired with its caption.</w:t>
       </w:r>
     </w:p>
     <w:p>
@@ -12945,14 +12890,7 @@
         <w:spacing w:after="80" w:line="276"/>
       </w:pPr>
       <w:r>
-        <w:rPr>
-          <w:b/>
-          <w:bCs/>
-        </w:rPr>
-        <w:t xml:space="preserve">Discrete tokens:</w:t>
-      </w:r>
-      <w:r>
-        <w:t xml:space="preserve"> A codebook stores learned pattern vectors. A VQ tokenizer replaces an image or audio segment with their IDs (week 2).</w:t>
+        <w:t xml:space="preserve">Web captions are a noisy teaching signal: some describe the image poorly. More data does not remove this problem.</w:t>
       </w:r>
     </w:p>
     <w:p>
@@ -12961,7 +12899,7 @@
         <w:keepNext/>
       </w:pPr>
       <w:r>
-        <w:t xml:space="preserve">Slide 16: Audio as input: the Whisper pipeline</w:t>
+        <w:t xml:space="preserve">Slide 15: Every modality as a sequence of tokens</w:t>
       </w:r>
     </w:p>
     <w:p>
@@ -12971,7 +12909,7 @@
         <w:spacing w:after="140" w:line="288"/>
       </w:pPr>
       <w:r>
-        <w:t xml:space="preserve">Whisper, released by OpenAI in 2022 and available as open weights, is our audio representation example. The waveform, sampled at sixteen kilohertz, becomes a log-mel spectrogram. The encoder processes these time-frequency features. The decoder generates transcript tokens while attending to the audio, using the encoder-decoder design from week 5. It was trained on 680,000 hours of weakly supervised audio with web transcripts. Large datasets still require data-quality checks and evaluation across accents and recording conditions. Students transcribe real speech with Whisper in the lab.</w:t>
+        <w:t xml:space="preserve">The unifying trick of modern multimodal AI is to turn every modality into a sequence of tokens, so the same transformer machinery applies. Images become patches, as in the Vision Transformer from week 5. Audio is first converted into a spectrogram, a picture of frequency content over time; its frames become tokens, as in Whisper, or audio can be compressed into discrete codec tokens for generation. Video is the most expensive: a minute of video contains thousands of frames, each with hundreds of patches, so models sample frames or group patches across time. Discrete tokenizers based on the VQ-VAE idea from week 2 let a language model read and write images and audio as tokens.</w:t>
       </w:r>
     </w:p>
     <w:p>
@@ -12985,27 +12923,14 @@
         <w:spacing w:after="80" w:line="276"/>
       </w:pPr>
       <w:r>
-        <w:t xml:space="preserve">Whisper's </w:t>
-      </w:r>
-      <w:r>
         <w:rPr>
           <w:b/>
           <w:bCs/>
         </w:rPr>
-        <w:t xml:space="preserve">encoder</w:t>
-      </w:r>
-      <w:r>
-        <w:t xml:space="preserve"> reads audio features. Its </w:t>
-      </w:r>
-      <w:r>
-        <w:rPr>
-          <w:b/>
-          <w:bCs/>
-        </w:rPr>
-        <w:t xml:space="preserve">decoder</w:t>
-      </w:r>
-      <w:r>
-        <w:t xml:space="preserve"> generates text using those features.</w:t>
+        <w:t xml:space="preserve">Images:</w:t>
+      </w:r>
+      <w:r>
+        <w:t xml:space="preserve"> Cut an image into small patches. Convert each patch to numbers and add its position. This is a Vision Transformer (ViT).</w:t>
       </w:r>
     </w:p>
     <w:p>
@@ -13023,10 +12948,10 @@
           <w:b/>
           <w:bCs/>
         </w:rPr>
-        <w:t xml:space="preserve">Cross-attention</w:t>
-      </w:r>
-      <w:r>
-        <w:t xml:space="preserve"> connects the decoder to the audio representation.</w:t>
+        <w:t xml:space="preserve">Audio:</w:t>
+      </w:r>
+      <w:r>
+        <w:t xml:space="preserve"> A spectrogram shows sound frequencies over time. Whisper uses log-mel features; some generators use audio-codec token IDs.</w:t>
       </w:r>
     </w:p>
     <w:p>
@@ -13040,7 +12965,35 @@
         <w:spacing w:after="80" w:line="276"/>
       </w:pPr>
       <w:r>
-        <w:t xml:space="preserve">The model supports speech recognition, translation into English and timestamps; quality varies by input.</w:t>
+        <w:rPr>
+          <w:b/>
+          <w:bCs/>
+        </w:rPr>
+        <w:t xml:space="preserve">Video:</w:t>
+      </w:r>
+      <w:r>
+        <w:t xml:space="preserve"> Use image patches from several frames, with their time positions. A tubelet groups patches across nearby frames.</w:t>
+      </w:r>
+    </w:p>
+    <w:p>
+      <w:pPr>
+        <w:pStyle w:val="ListParagraph"/>
+        <w:keepLines/>
+        <w:numPr>
+          <w:ilvl w:val="0"/>
+          <w:numId w:val="26"/>
+        </w:numPr>
+        <w:spacing w:after="80" w:line="276"/>
+      </w:pPr>
+      <w:r>
+        <w:rPr>
+          <w:b/>
+          <w:bCs/>
+        </w:rPr>
+        <w:t xml:space="preserve">Discrete tokens:</w:t>
+      </w:r>
+      <w:r>
+        <w:t xml:space="preserve"> A codebook stores learned pattern vectors. A VQ tokenizer replaces an image or audio segment with their IDs (week 2).</w:t>
       </w:r>
     </w:p>
     <w:p>
@@ -13049,7 +13002,7 @@
         <w:keepNext/>
       </w:pPr>
       <w:r>
-        <w:t xml:space="preserve">Slide 17: Shared embedding spaces</w:t>
+        <w:t xml:space="preserve">Slide 16: Audio as input: the Whisper pipeline</w:t>
       </w:r>
     </w:p>
     <w:p>
@@ -13059,7 +13012,7 @@
         <w:spacing w:after="140" w:line="288"/>
       </w:pPr>
       <w:r>
-        <w:t xml:space="preserve">A shared embedding space is the direct answer to the warm-up. If a photo of a dog on a beach and the text a dog on a beach at sunset map to nearby vectors, search becomes a nearest-neighbour lookup. The space enables many applications without retraining: retrieval in both directions, zero-shot classification by comparing an image with class descriptions, deduplication and clustering of image collections. CLAP does this for audio and text. Meta's ImageBind in 2023 aligned six modalities, including audio, depth and thermal images, by pairing each with images. These encoders also supply the features used by generators and multimodal LLMs.</w:t>
+        <w:t xml:space="preserve">Whisper, released by OpenAI in 2022 and available as open weights, is our audio representation example. The waveform, sampled at sixteen kilohertz, becomes a log-mel spectrogram. The encoder processes these time-frequency features. The decoder generates transcript tokens while attending to the audio, using the encoder-decoder design from week 5. It was trained on 680,000 hours of weakly supervised audio with web transcripts. Large datasets still require data-quality checks and evaluation across accents and recording conditions. Students transcribe real speech with Whisper in the lab.</w:t>
       </w:r>
     </w:p>
     <w:p>
@@ -13073,7 +13026,27 @@
         <w:spacing w:after="80" w:line="276"/>
       </w:pPr>
       <w:r>
-        <w:t xml:space="preserve">Train matching content, such as a dog photo and its caption, to receive a high similarity score.</w:t>
+        <w:t xml:space="preserve">Whisper's </w:t>
+      </w:r>
+      <w:r>
+        <w:rPr>
+          <w:b/>
+          <w:bCs/>
+        </w:rPr>
+        <w:t xml:space="preserve">encoder</w:t>
+      </w:r>
+      <w:r>
+        <w:t xml:space="preserve"> reads audio features. Its </w:t>
+      </w:r>
+      <w:r>
+        <w:rPr>
+          <w:b/>
+          <w:bCs/>
+        </w:rPr>
+        <w:t xml:space="preserve">decoder</w:t>
+      </w:r>
+      <w:r>
+        <w:t xml:space="preserve"> generates text using those features.</w:t>
       </w:r>
     </w:p>
     <w:p>
@@ -13087,17 +13060,14 @@
         <w:spacing w:after="80" w:line="276"/>
       </w:pPr>
       <w:r>
-        <w:t xml:space="preserve">The </w:t>
-      </w:r>
-      <w:r>
         <w:rPr>
           <w:b/>
           <w:bCs/>
         </w:rPr>
-        <w:t xml:space="preserve">shared embedding space</w:t>
-      </w:r>
-      <w:r>
-        <w:t xml:space="preserve"> gives image and text vectors the same number of dimensions so we can compare them.</w:t>
+        <w:t xml:space="preserve">Cross-attention</w:t>
+      </w:r>
+      <w:r>
+        <w:t xml:space="preserve"> connects the decoder to the audio representation.</w:t>
       </w:r>
     </w:p>
     <w:p>
@@ -13111,21 +13081,7 @@
         <w:spacing w:after="80" w:line="276"/>
       </w:pPr>
       <w:r>
-        <w:t xml:space="preserve">Use the scores for search or classification. Similarity does not prove every detail matches.</w:t>
-      </w:r>
-    </w:p>
-    <w:p>
-      <w:pPr>
-        <w:pStyle w:val="ListParagraph"/>
-        <w:keepLines/>
-        <w:numPr>
-          <w:ilvl w:val="0"/>
-          <w:numId w:val="27"/>
-        </w:numPr>
-        <w:spacing w:after="80" w:line="276"/>
-      </w:pPr>
-      <w:r>
-        <w:t xml:space="preserve">Examples: CLIP/SigLIP for images and words; CLAP for audio and words; ImageBind links six data types.</w:t>
+        <w:t xml:space="preserve">The model supports speech recognition, translation into English and timestamps; quality varies by input.</w:t>
       </w:r>
     </w:p>
     <w:p>
@@ -13134,7 +13090,7 @@
         <w:keepNext/>
       </w:pPr>
       <w:r>
-        <w:t xml:space="preserve">Slide 18: Contrastive learning: CLIP and SigLIP</w:t>
+        <w:t xml:space="preserve">Slide 17: Shared embedding spaces</w:t>
       </w:r>
     </w:p>
     <w:p>
@@ -13144,7 +13100,7 @@
         <w:spacing w:after="140" w:line="288"/>
       </w:pPr>
       <w:r>
-        <w:t xml:space="preserve">Section three is the technical core. We describe CLIP, its training data and objective, write the contrastive loss, and then look at what CLIP can do without further training, zero-shot classification and retrieval, using real results from the lab run on CIFAR-10. We then introduce SigLIP's sigmoid loss and the modality gap. About thirty minutes; take the break afterwards.</w:t>
+        <w:t xml:space="preserve">A shared embedding space is the direct answer to the warm-up. If a photo of a dog on a beach and the text a dog on a beach at sunset map to nearby vectors, search becomes a nearest-neighbour lookup. The space enables many applications without retraining: retrieval in both directions, zero-shot classification by comparing an image with class descriptions, deduplication and clustering of image collections. CLAP does this for audio and text. Meta's ImageBind in 2023 aligned six modalities, including audio, depth and thermal images, by pairing each with images. These encoders also supply the features used by generators and multimodal LLMs.</w:t>
       </w:r>
     </w:p>
     <w:p>
@@ -13158,7 +13114,59 @@
         <w:spacing w:after="80" w:line="276"/>
       </w:pPr>
       <w:r>
-        <w:t xml:space="preserve">How do you teach a model that a picture and a sentence mean the same thing?</w:t>
+        <w:t xml:space="preserve">Train matching content, such as a dog photo and its caption, to receive a high similarity score.</w:t>
+      </w:r>
+    </w:p>
+    <w:p>
+      <w:pPr>
+        <w:pStyle w:val="ListParagraph"/>
+        <w:keepLines/>
+        <w:numPr>
+          <w:ilvl w:val="0"/>
+          <w:numId w:val="28"/>
+        </w:numPr>
+        <w:spacing w:after="80" w:line="276"/>
+      </w:pPr>
+      <w:r>
+        <w:t xml:space="preserve">The </w:t>
+      </w:r>
+      <w:r>
+        <w:rPr>
+          <w:b/>
+          <w:bCs/>
+        </w:rPr>
+        <w:t xml:space="preserve">shared embedding space</w:t>
+      </w:r>
+      <w:r>
+        <w:t xml:space="preserve"> gives image and text vectors the same number of dimensions so we can compare them.</w:t>
+      </w:r>
+    </w:p>
+    <w:p>
+      <w:pPr>
+        <w:pStyle w:val="ListParagraph"/>
+        <w:keepLines/>
+        <w:numPr>
+          <w:ilvl w:val="0"/>
+          <w:numId w:val="28"/>
+        </w:numPr>
+        <w:spacing w:after="80" w:line="276"/>
+      </w:pPr>
+      <w:r>
+        <w:t xml:space="preserve">Use the scores for search or classification. Similarity does not prove every detail matches.</w:t>
+      </w:r>
+    </w:p>
+    <w:p>
+      <w:pPr>
+        <w:pStyle w:val="ListParagraph"/>
+        <w:keepLines/>
+        <w:numPr>
+          <w:ilvl w:val="0"/>
+          <w:numId w:val="28"/>
+        </w:numPr>
+        <w:spacing w:after="80" w:line="276"/>
+      </w:pPr>
+      <w:r>
+        <w:t xml:space="preserve">Examples: CLIP/SigLIP for images and words; CLAP for audio and words; ImageBind links six data types.</w:t>
       </w:r>
     </w:p>
     <w:p>
@@ -13167,7 +13175,7 @@
         <w:keepNext/>
       </w:pPr>
       <w:r>
-        <w:t xml:space="preserve">Slide 19: CLIP: Contrastive Language–Image Pre-training (OpenAI, 2021)</w:t>
+        <w:t xml:space="preserve">Slide 18: Contrastive learning: CLIP and SigLIP</w:t>
       </w:r>
     </w:p>
     <w:p>
@@ -13177,7 +13185,7 @@
         <w:spacing w:after="140" w:line="288"/>
       </w:pPr>
       <w:r>
-        <w:t xml:space="preserve">CLIP, by Radford and colleagues in 2021, is one of the most influential models in generative AI. Its data was four hundred million image-text pairs collected from the internet. Its architecture is a dual encoder: an image encoder, a Vision Transformer in the model we use, and a text transformer, each projecting into a shared five-hundred-and-twelve-dimensional space. The training objective is contrastive: within each batch, every image must pick out its own caption from all the captions, and every caption its own image. CLIP's zero-shot ImageNet accuracy matched a supervised ResNet-50 without using ImageNet labels, and its text encoder became part of Stable Diffusion.</w:t>
+        <w:t xml:space="preserve">Section three is the technical core. We describe CLIP, its training data and objective, write the contrastive loss, and then look at what CLIP can do without further training, zero-shot classification and retrieval, using real results from the lab run on CIFAR-10. We then introduce SigLIP's sigmoid loss and the modality gap. About thirty minutes; take the break afterwards.</w:t>
       </w:r>
     </w:p>
     <w:p>
@@ -13191,83 +13199,7 @@
         <w:spacing w:after="80" w:line="276"/>
       </w:pPr>
       <w:r>
-        <w:t xml:space="preserve">CLIP was trained on </w:t>
-      </w:r>
-      <w:r>
-        <w:rPr>
-          <w:b/>
-          <w:bCs/>
-        </w:rPr>
-        <w:t xml:space="preserve">400 million</w:t>
-      </w:r>
-      <w:r>
-        <w:t xml:space="preserve"> web image-text pairs (OpenAI, 2021).</w:t>
-      </w:r>
-    </w:p>
-    <w:p>
-      <w:pPr>
-        <w:pStyle w:val="ListParagraph"/>
-        <w:keepLines/>
-        <w:numPr>
-          <w:ilvl w:val="0"/>
-          <w:numId w:val="29"/>
-        </w:numPr>
-        <w:spacing w:after="80" w:line="276"/>
-      </w:pPr>
-      <w:r>
-        <w:t xml:space="preserve">An image encoder and a text encoder each produce a vector. Projection layers map them to a shared space.</w:t>
-      </w:r>
-    </w:p>
-    <w:p>
-      <w:pPr>
-        <w:pStyle w:val="ListParagraph"/>
-        <w:keepLines/>
-        <w:numPr>
-          <w:ilvl w:val="0"/>
-          <w:numId w:val="29"/>
-        </w:numPr>
-        <w:spacing w:after="80" w:line="276"/>
-      </w:pPr>
-      <w:r>
-        <w:t xml:space="preserve">In each training batch, find the right caption for each image and the right image for each caption.</w:t>
-      </w:r>
-    </w:p>
-    <w:p>
-      <w:pPr>
-        <w:pStyle w:val="ListParagraph"/>
-        <w:keepLines/>
-        <w:numPr>
-          <w:ilvl w:val="0"/>
-          <w:numId w:val="29"/>
-        </w:numPr>
-        <w:spacing w:after="80" w:line="276"/>
-      </w:pPr>
-      <w:r>
-        <w:t xml:space="preserve">A batch of 32,768 pairs supplied many </w:t>
-      </w:r>
-      <w:r>
-        <w:rPr>
-          <w:b/>
-          <w:bCs/>
-        </w:rPr>
-        <w:t xml:space="preserve">negative pairs</w:t>
-      </w:r>
-      <w:r>
-        <w:t xml:space="preserve">: non-matching image-caption combinations.</w:t>
-      </w:r>
-    </w:p>
-    <w:p>
-      <w:pPr>
-        <w:pStyle w:val="ListParagraph"/>
-        <w:keepLines/>
-        <w:numPr>
-          <w:ilvl w:val="0"/>
-          <w:numId w:val="29"/>
-        </w:numPr>
-        <w:spacing w:after="80" w:line="276"/>
-      </w:pPr>
-      <w:r>
-        <w:t xml:space="preserve">After training, CLIP can classify using class descriptions without learning that task's labels.</w:t>
+        <w:t xml:space="preserve">How do you teach a model that a picture and a sentence mean the same thing?</w:t>
       </w:r>
     </w:p>
     <w:p>
@@ -13276,7 +13208,7 @@
         <w:keepNext/>
       </w:pPr>
       <w:r>
-        <w:t xml:space="preserve">Slide 21: The contrastive objective as a matrix</w:t>
+        <w:t xml:space="preserve">Slide 19: CLIP: Contrastive Language–Image Pre-training (OpenAI, 2021)</w:t>
       </w:r>
     </w:p>
     <w:p>
@@ -13286,46 +13218,7 @@
         <w:spacing w:after="140" w:line="288"/>
       </w:pPr>
       <w:r>
-        <w:t xml:space="preserve">Picture a batch of N image-caption pairs as an N by N matrix of similarities: row i is image i, column j is caption j. The correct pairs are on the diagonal. Training increases the diagonal similarities and decreases the off-diagonal ones, treating each row as a classification problem, which caption belongs to this image, and each column as a classification problem, which image belongs to this caption. All other captions in the batch serve as negative examples for free, larger batches provide more comparisons, though ambiguous or false-negative pairs still need consideration.</w:t>
-      </w:r>
-    </w:p>
-    <w:p>
-      <w:pPr>
-        <w:pStyle w:val="Heading2"/>
-        <w:keepNext/>
-      </w:pPr>
-      <w:r>
-        <w:t xml:space="preserve">Slide 23: The contrastive (InfoNCE) loss</w:t>
-      </w:r>
-    </w:p>
-    <w:p>
-      <w:pPr>
-        <w:keepNext w:val="false"/>
-        <w:keepLines/>
-        <w:spacing w:after="140" w:line="288"/>
-      </w:pPr>
-      <w:r>
-        <w:t xml:space="preserve">Write the loss on the board. The similarity s i j is the cosine similarity between image i and text j, divided by a temperature; CLIP learns the temperature and it ends up around one hundredth, which sharpens the softmax, the same temperature idea as in week 1. For each image, the softmax over all captions should put its probability on the matching caption; the loss is the negative log of that probability, a cross-entropy with the diagonal as the target. The same is done column-wise for texts, and the two directions are averaged. Uniform choice assigns probability 1/N to each caption, giving loss ln N.</w:t>
-      </w:r>
-    </w:p>
-    <w:p>
-      <w:pPr>
-        <w:keepNext w:val="false"/>
-        <w:keepLines/>
-        <w:spacing w:after="140" w:line="288"/>
-      </w:pPr>
-      <w:r>
-        <w:t xml:space="preserve">Read the CLIP image-to-text loss in words: for each image, take the negative log probability of its matching caption, then average over the batch. The complete equation appears in Section 3 above.</w:t>
-      </w:r>
-    </w:p>
-    <w:p>
-      <w:pPr>
-        <w:keepNext w:val="false"/>
-        <w:keepLines/>
-        <w:spacing w:after="140" w:line="288"/>
-      </w:pPr>
-      <w:r>
-        <w:t xml:space="preserve">Each score is the dot product of normalised image and text vectors, divided by the temperature. Average the image-to-text and text-to-image losses to get the symmetric CLIP loss.</w:t>
+        <w:t xml:space="preserve">CLIP, by Radford and colleagues in 2021, is one of the most influential models in generative AI. Its data was four hundred million image-text pairs collected from the internet. Its architecture is a dual encoder: an image encoder, a Vision Transformer in the model we use, and a text transformer, each projecting into a shared five-hundred-and-twelve-dimensional space. The training objective is contrastive: within each batch, every image must pick out its own caption from all the captions, and every caption its own image. CLIP's zero-shot ImageNet accuracy matched a supervised ResNet-50 without using ImageNet labels, and its text encoder became part of Stable Diffusion.</w:t>
       </w:r>
     </w:p>
     <w:p>
@@ -13339,48 +13232,17 @@
         <w:spacing w:after="80" w:line="276"/>
       </w:pPr>
       <w:r>
-        <w:rPr>
-          <w:i/>
-          <w:iCs/>
-        </w:rPr>
-        <w:t xml:space="preserve">u</w:t>
-      </w:r>
-      <w:r>
-        <w:rPr>
-          <w:i w:val="false"/>
-          <w:iCs w:val="false"/>
-        </w:rPr>
-        <w:t xml:space="preserve">ᵢ</w:t>
-      </w:r>
-      <w:r>
-        <w:t xml:space="preserve"> and </w:t>
-      </w:r>
-      <w:r>
-        <w:rPr>
-          <w:i/>
-          <w:iCs/>
-        </w:rPr>
-        <w:t xml:space="preserve">v</w:t>
-      </w:r>
-      <w:r>
-        <w:rPr>
-          <w:i w:val="false"/>
-          <w:iCs w:val="false"/>
-        </w:rPr>
-        <w:t xml:space="preserve">ⱼ</w:t>
-      </w:r>
-      <w:r>
-        <w:t xml:space="preserve"> are normalised vectors. Their dot product is cosine similarity; divide by temperature </w:t>
-      </w:r>
-      <w:r>
-        <w:rPr>
-          <w:i w:val="false"/>
-          <w:iCs w:val="false"/>
-        </w:rPr>
-        <w:t xml:space="preserve">τ</w:t>
-      </w:r>
-      <w:r>
-        <w:t xml:space="preserve"> to scale the scores.</w:t>
+        <w:t xml:space="preserve">CLIP was trained on </w:t>
+      </w:r>
+      <w:r>
+        <w:rPr>
+          <w:b/>
+          <w:bCs/>
+        </w:rPr>
+        <w:t xml:space="preserve">400 million</w:t>
+      </w:r>
+      <w:r>
+        <w:t xml:space="preserve"> web image-text pairs (OpenAI, 2021).</w:t>
       </w:r>
     </w:p>
     <w:p>
@@ -13394,17 +13256,7 @@
         <w:spacing w:after="80" w:line="276"/>
       </w:pPr>
       <w:r>
-        <w:t xml:space="preserve">Turn each row into caption-choice probabilities with </w:t>
-      </w:r>
-      <w:r>
-        <w:rPr>
-          <w:b/>
-          <w:bCs/>
-        </w:rPr>
-        <w:t xml:space="preserve">softmax</w:t>
-      </w:r>
-      <w:r>
-        <w:t xml:space="preserve">. The correct caption is at position i on the diagonal.</w:t>
+        <w:t xml:space="preserve">An image encoder and a text encoder each produce a vector. Projection layers map them to a shared space.</w:t>
       </w:r>
     </w:p>
     <w:p>
@@ -13414,6 +13266,195 @@
         <w:numPr>
           <w:ilvl w:val="0"/>
           <w:numId w:val="30"/>
+        </w:numPr>
+        <w:spacing w:after="80" w:line="276"/>
+      </w:pPr>
+      <w:r>
+        <w:t xml:space="preserve">In each training batch, find the right caption for each image and the right image for each caption.</w:t>
+      </w:r>
+    </w:p>
+    <w:p>
+      <w:pPr>
+        <w:pStyle w:val="ListParagraph"/>
+        <w:keepLines/>
+        <w:numPr>
+          <w:ilvl w:val="0"/>
+          <w:numId w:val="30"/>
+        </w:numPr>
+        <w:spacing w:after="80" w:line="276"/>
+      </w:pPr>
+      <w:r>
+        <w:t xml:space="preserve">A batch of 32,768 pairs supplied many </w:t>
+      </w:r>
+      <w:r>
+        <w:rPr>
+          <w:b/>
+          <w:bCs/>
+        </w:rPr>
+        <w:t xml:space="preserve">negative pairs</w:t>
+      </w:r>
+      <w:r>
+        <w:t xml:space="preserve">: non-matching image-caption combinations.</w:t>
+      </w:r>
+    </w:p>
+    <w:p>
+      <w:pPr>
+        <w:pStyle w:val="ListParagraph"/>
+        <w:keepLines/>
+        <w:numPr>
+          <w:ilvl w:val="0"/>
+          <w:numId w:val="30"/>
+        </w:numPr>
+        <w:spacing w:after="80" w:line="276"/>
+      </w:pPr>
+      <w:r>
+        <w:t xml:space="preserve">After training, CLIP can classify using class descriptions without learning that task's labels.</w:t>
+      </w:r>
+    </w:p>
+    <w:p>
+      <w:pPr>
+        <w:pStyle w:val="Heading2"/>
+        <w:keepNext/>
+      </w:pPr>
+      <w:r>
+        <w:t xml:space="preserve">Slide 21: The contrastive objective as a matrix</w:t>
+      </w:r>
+    </w:p>
+    <w:p>
+      <w:pPr>
+        <w:keepNext w:val="false"/>
+        <w:keepLines/>
+        <w:spacing w:after="140" w:line="288"/>
+      </w:pPr>
+      <w:r>
+        <w:t xml:space="preserve">Picture a batch of N image-caption pairs as an N by N matrix of similarities: row i is image i, column j is caption j. The correct pairs are on the diagonal. Training increases the diagonal similarities and decreases the off-diagonal ones, treating each row as a classification problem, which caption belongs to this image, and each column as a classification problem, which image belongs to this caption. All other captions in the batch serve as negative examples for free, larger batches provide more comparisons, though ambiguous or false-negative pairs still need consideration.</w:t>
+      </w:r>
+    </w:p>
+    <w:p>
+      <w:pPr>
+        <w:pStyle w:val="Heading2"/>
+        <w:keepNext/>
+      </w:pPr>
+      <w:r>
+        <w:t xml:space="preserve">Slide 23: The contrastive (InfoNCE) loss</w:t>
+      </w:r>
+    </w:p>
+    <w:p>
+      <w:pPr>
+        <w:keepNext w:val="false"/>
+        <w:keepLines/>
+        <w:spacing w:after="140" w:line="288"/>
+      </w:pPr>
+      <w:r>
+        <w:t xml:space="preserve">Write the loss on the board. The similarity s i j is the cosine similarity between image i and text j, divided by a temperature; CLIP learns the temperature and it ends up around one hundredth, which sharpens the softmax, the same temperature idea as in week 1. For each image, the softmax over all captions should put its probability on the matching caption; the loss is the negative log of that probability, a cross-entropy with the diagonal as the target. The same is done column-wise for texts, and the two directions are averaged. Uniform choice assigns probability 1/N to each caption, giving loss ln N.</w:t>
+      </w:r>
+    </w:p>
+    <w:p>
+      <w:pPr>
+        <w:keepNext w:val="false"/>
+        <w:keepLines/>
+        <w:spacing w:after="140" w:line="288"/>
+      </w:pPr>
+      <w:r>
+        <w:t xml:space="preserve">Read the CLIP image-to-text loss in words: for each image, take the negative log probability of its matching caption, then average over the batch. The complete equation appears in Section 3 above.</w:t>
+      </w:r>
+    </w:p>
+    <w:p>
+      <w:pPr>
+        <w:keepNext w:val="false"/>
+        <w:keepLines/>
+        <w:spacing w:after="140" w:line="288"/>
+      </w:pPr>
+      <w:r>
+        <w:t xml:space="preserve">Each score is the dot product of normalised image and text vectors, divided by the temperature. Average the image-to-text and text-to-image losses to get the symmetric CLIP loss.</w:t>
+      </w:r>
+    </w:p>
+    <w:p>
+      <w:pPr>
+        <w:pStyle w:val="ListParagraph"/>
+        <w:keepLines/>
+        <w:numPr>
+          <w:ilvl w:val="0"/>
+          <w:numId w:val="31"/>
+        </w:numPr>
+        <w:spacing w:after="80" w:line="276"/>
+      </w:pPr>
+      <w:r>
+        <w:rPr>
+          <w:i/>
+          <w:iCs/>
+        </w:rPr>
+        <w:t xml:space="preserve">u</w:t>
+      </w:r>
+      <w:r>
+        <w:rPr>
+          <w:i w:val="false"/>
+          <w:iCs w:val="false"/>
+        </w:rPr>
+        <w:t xml:space="preserve">ᵢ</w:t>
+      </w:r>
+      <w:r>
+        <w:t xml:space="preserve"> and </w:t>
+      </w:r>
+      <w:r>
+        <w:rPr>
+          <w:i/>
+          <w:iCs/>
+        </w:rPr>
+        <w:t xml:space="preserve">v</w:t>
+      </w:r>
+      <w:r>
+        <w:rPr>
+          <w:i w:val="false"/>
+          <w:iCs w:val="false"/>
+        </w:rPr>
+        <w:t xml:space="preserve">ⱼ</w:t>
+      </w:r>
+      <w:r>
+        <w:t xml:space="preserve"> are normalised vectors. Their dot product is cosine similarity; divide by temperature </w:t>
+      </w:r>
+      <w:r>
+        <w:rPr>
+          <w:i w:val="false"/>
+          <w:iCs w:val="false"/>
+        </w:rPr>
+        <w:t xml:space="preserve">τ</w:t>
+      </w:r>
+      <w:r>
+        <w:t xml:space="preserve"> to scale the scores.</w:t>
+      </w:r>
+    </w:p>
+    <w:p>
+      <w:pPr>
+        <w:pStyle w:val="ListParagraph"/>
+        <w:keepLines/>
+        <w:numPr>
+          <w:ilvl w:val="0"/>
+          <w:numId w:val="31"/>
+        </w:numPr>
+        <w:spacing w:after="80" w:line="276"/>
+      </w:pPr>
+      <w:r>
+        <w:t xml:space="preserve">Turn each row into caption-choice probabilities with </w:t>
+      </w:r>
+      <w:r>
+        <w:rPr>
+          <w:b/>
+          <w:bCs/>
+        </w:rPr>
+        <w:t xml:space="preserve">softmax</w:t>
+      </w:r>
+      <w:r>
+        <w:t xml:space="preserve">. The correct caption is at position i on the diagonal.</w:t>
+      </w:r>
+    </w:p>
+    <w:p>
+      <w:pPr>
+        <w:pStyle w:val="ListParagraph"/>
+        <w:keepLines/>
+        <w:numPr>
+          <w:ilvl w:val="0"/>
+          <w:numId w:val="31"/>
         </w:numPr>
         <w:spacing w:after="80" w:line="276"/>
       </w:pPr>
@@ -13773,87 +13814,7 @@
         <w:spacing w:after="140" w:line="288"/>
       </w:pPr>
       <w:r>
-        <w:t xml:space="preserve">These numbers come from the lab run: six CIFAR-10 images from different classes and six matching captions, embedded with the pretrained CLIP. With the correct pairing the loss is far below the uniform-choice baseline of the log of six, about 1.79, because each image is most similar to its own caption. When the captions are shuffled the loss rises above that baseline, because the model is now confidently wrong. Students compute exactly this in part four of the lab, which makes the abstract equation concrete.</w:t>
-      </w:r>
-    </w:p>
-    <w:p>
-      <w:pPr>
-        <w:pStyle w:val="ListParagraph"/>
-        <w:keepLines/>
-        <w:numPr>
-          <w:ilvl w:val="0"/>
-          <w:numId w:val="31"/>
-        </w:numPr>
-        <w:spacing w:after="80" w:line="276"/>
-      </w:pPr>
-      <w:r>
-        <w:t xml:space="preserve">Batch of N = 6 image–caption pairs: correct pairs 1.14; captions shuffled 1.99; uniform-choice baseline ln N = 1.79.</w:t>
-      </w:r>
-    </w:p>
-    <w:p>
-      <w:pPr>
-        <w:pStyle w:val="ListParagraph"/>
-        <w:keepLines/>
-        <w:numPr>
-          <w:ilvl w:val="0"/>
-          <w:numId w:val="31"/>
-        </w:numPr>
-        <w:spacing w:after="80" w:line="276"/>
-      </w:pPr>
-      <w:r>
-        <w:t xml:space="preserve">Low loss means the labelled pair receives a high probability among the candidates.</w:t>
-      </w:r>
-    </w:p>
-    <w:p>
-      <w:pPr>
-        <w:pStyle w:val="ListParagraph"/>
-        <w:keepLines/>
-        <w:numPr>
-          <w:ilvl w:val="0"/>
-          <w:numId w:val="31"/>
-        </w:numPr>
-        <w:spacing w:after="80" w:line="276"/>
-      </w:pPr>
-      <w:r>
-        <w:t xml:space="preserve">After shuffling captions, the diagonal targets no longer match. Inspect the measured loss against the uniform-choice value ln N.</w:t>
-      </w:r>
-    </w:p>
-    <w:p>
-      <w:pPr>
-        <w:pStyle w:val="Heading2"/>
-        <w:keepNext/>
-      </w:pPr>
-      <w:r>
-        <w:t xml:space="preserve">Slide 25: Zero-shot classification: describe the classes, then compare</w:t>
-      </w:r>
-    </w:p>
-    <w:p>
-      <w:pPr>
-        <w:keepNext w:val="false"/>
-        <w:keepLines/>
-        <w:spacing w:after="140" w:line="288"/>
-      </w:pPr>
-      <w:r>
-        <w:t xml:space="preserve">Zero-shot classification with CLIP takes no training. Write each class name into a caption template such as a photo of a cat, embed all the captions with the text encoder, embed the image with the image encoder, and predict the class whose caption is most similar. The classifier is defined entirely by text, so changing the classes means changing a list of words. This is also why prompt engineering matters for CLIP, as the next slide shows.</w:t>
-      </w:r>
-    </w:p>
-    <w:p>
-      <w:pPr>
-        <w:pStyle w:val="Heading2"/>
-        <w:keepNext/>
-      </w:pPr>
-      <w:r>
-        <w:t xml:space="preserve">Slide 26: Real results: prompt templates matter for CLIP too</w:t>
-      </w:r>
-    </w:p>
-    <w:p>
-      <w:pPr>
-        <w:keepNext w:val="false"/>
-        <w:keepLines/>
-        <w:spacing w:after="140" w:line="288"/>
-      </w:pPr>
-      <w:r>
-        <w:t xml:space="preserve">Real results from the lab: CLIP ViT-B/32 classifying CIFAR-10 test images zero-shot, with only the text prompt changing. Here the bare class name did slightly worse than the template a photo of a, because CLIP's text encoder was trained on natural captions. Averaging several templates, including ones that mention blur and low resolution, which suits CIFAR's tiny images, helped a little more. On 1,000 images a one-point difference is ten images, so check whether such gaps hold on other data. The lesson from week 7 transfers: prompts are part of the model and must be evaluated. Chance level is ten percent, so CLIP is doing a great deal without any CIFAR training.</w:t>
+        <w:t xml:space="preserve">These numbers come from the lab run: six CIFAR-10 images from different classes and six matching captions, embedded with the pretrained CLIP. The correctly ordered pairs have a lower mean loss than the uniform-choice baseline ln 6, about 1.79. This does not require every intended pair to win: the horse image scores the cat caption above its horse caption. In the recorded shuffle, the intended matches move away from their target positions and the mean loss rises but remains below the uniform-choice baseline. A new shuffle can leave some pairs unchanged. Students compute both directions in part four of the lab.</w:t>
       </w:r>
     </w:p>
     <w:p>
@@ -13867,7 +13828,7 @@
         <w:spacing w:after="80" w:line="276"/>
       </w:pPr>
       <w:r>
-        <w:t xml:space="preserve">Zero-shot accuracy on 1,000 CIFAR-10 test images: class name only (“cat”) 87.2%; “a photo of a cat.” 88.6%; ensemble of 5 templates 89.4%.</w:t>
+        <w:t xml:space="preserve">Batch of N = 6 image–caption pairs: correct pairs 1.14; captions shuffled 1.64; uniform-choice baseline ln N = 1.79.</w:t>
       </w:r>
     </w:p>
     <w:p>
@@ -13881,7 +13842,7 @@
         <w:spacing w:after="80" w:line="276"/>
       </w:pPr>
       <w:r>
-        <w:t xml:space="preserve">"A photo of a car" resembles CLIP's training captions more than the single word "car".</w:t>
+        <w:t xml:space="preserve">Low loss means the labelled pair receives a high probability among the candidates.</w:t>
       </w:r>
     </w:p>
     <w:p>
@@ -13895,14 +13856,7 @@
         <w:spacing w:after="80" w:line="276"/>
       </w:pPr>
       <w:r>
-        <w:rPr>
-          <w:b/>
-          <w:bCs/>
-        </w:rPr>
-        <w:t xml:space="preserve">Prompt ensembling</w:t>
-      </w:r>
-      <w:r>
-        <w:t xml:space="preserve"> averages vectors from several class-description templates. Measure whether it helps your data.</w:t>
+        <w:t xml:space="preserve">After shuffling captions, the diagonal targets no longer match. Inspect the measured loss against the uniform-choice value ln N.</w:t>
       </w:r>
     </w:p>
     <w:p>
@@ -13911,7 +13865,7 @@
         <w:keepNext/>
       </w:pPr>
       <w:r>
-        <w:t xml:space="preserve">Slide 27: Where zero-shot CLIP goes wrong (real confusion matrix)</w:t>
+        <w:t xml:space="preserve">Slide 25: Zero-shot classification: describe the classes, then compare</w:t>
       </w:r>
     </w:p>
     <w:p>
@@ -13921,7 +13875,26 @@
         <w:spacing w:after="140" w:line="288"/>
       </w:pPr>
       <w:r>
-        <w:t xml:space="preserve">The confusion matrix from the lab run shows where the zero-shot classifier fails. The diagonal is strong, and the largest off-diagonal counts are between classes that look alike at low resolution: deer predicted as horses, dogs and frogs predicted as cats, and airplanes predicted as ships. CIFAR's thirty-two by thirty-two images are upscaled to CLIP's input size, which is a distribution shift from the web photos it was trained on. This is a good example of error analysis from week 7: the errors are understandable and suggest remedies, such as better templates, higher-resolution data or a small amount of fine-tuning.</w:t>
+        <w:t xml:space="preserve">Zero-shot classification with CLIP takes no training. Write each class name into a caption template such as a photo of a cat, embed all the captions with the text encoder, embed the image with the image encoder, and predict the class whose caption is most similar. The classifier is defined entirely by text, so changing the classes means changing a list of words. This is also why prompt engineering matters for CLIP, as the next slide shows.</w:t>
+      </w:r>
+    </w:p>
+    <w:p>
+      <w:pPr>
+        <w:pStyle w:val="Heading2"/>
+        <w:keepNext/>
+      </w:pPr>
+      <w:r>
+        <w:t xml:space="preserve">Slide 26: Real results: prompt templates matter for CLIP too</w:t>
+      </w:r>
+    </w:p>
+    <w:p>
+      <w:pPr>
+        <w:keepNext w:val="false"/>
+        <w:keepLines/>
+        <w:spacing w:after="140" w:line="288"/>
+      </w:pPr>
+      <w:r>
+        <w:t xml:space="preserve">Real results from the lab: CLIP ViT-B/32 classifying CIFAR-10 test images zero-shot, with only the text prompt changing. Here the bare class name did slightly worse than the template a photo of a, consistent with CLIP's training on natural captions; this small comparison does not establish the cause. Averaging several templates, including ones that mention blur and low resolution, which suits CIFAR's tiny images, helped a little more. On 1,000 images a one-point difference is ten images, so check whether such gaps hold on other data. The lesson from week 7 transfers: prompts are part of the model and must be evaluated. Chance level is ten percent, so CLIP is doing a great deal without any CIFAR training.</w:t>
       </w:r>
     </w:p>
     <w:p>
@@ -13935,7 +13908,7 @@
         <w:spacing w:after="80" w:line="276"/>
       </w:pPr>
       <w:r>
-        <w:t xml:space="preserve">In this run, the largest confusions were deer → horse, dog → cat, frog → cat and airplane → ship.</w:t>
+        <w:t xml:space="preserve">Zero-shot accuracy on 1,000 CIFAR-10 test images: class name only (“cat”) 87.2%; “a photo of a cat.” 88.6%; ensemble of 5 templates 89.4%.</w:t>
       </w:r>
     </w:p>
     <w:p>
@@ -13949,7 +13922,28 @@
         <w:spacing w:after="80" w:line="276"/>
       </w:pPr>
       <w:r>
-        <w:t xml:space="preserve">CIFAR-10 images start at 32 × 32 pixels. Resizing to 224 × 224 cannot restore detail that was absent.</w:t>
+        <w:t xml:space="preserve">"A photo of a car" resembles CLIP's training captions more than the single word "car".</w:t>
+      </w:r>
+    </w:p>
+    <w:p>
+      <w:pPr>
+        <w:pStyle w:val="ListParagraph"/>
+        <w:keepLines/>
+        <w:numPr>
+          <w:ilvl w:val="0"/>
+          <w:numId w:val="33"/>
+        </w:numPr>
+        <w:spacing w:after="80" w:line="276"/>
+      </w:pPr>
+      <w:r>
+        <w:rPr>
+          <w:b/>
+          <w:bCs/>
+        </w:rPr>
+        <w:t xml:space="preserve">Prompt ensembling</w:t>
+      </w:r>
+      <w:r>
+        <w:t xml:space="preserve"> averages vectors from several class-description templates. Measure whether it helps your data.</w:t>
       </w:r>
     </w:p>
     <w:p>
@@ -13958,7 +13952,7 @@
         <w:keepNext/>
       </w:pPr>
       <w:r>
-        <w:t xml:space="preserve">Slide 28: Text-to-image retrieval (real)</w:t>
+        <w:t xml:space="preserve">Slide 27: Where zero-shot CLIP goes wrong (real confusion matrix)</w:t>
       </w:r>
     </w:p>
     <w:p>
@@ -13968,7 +13962,7 @@
         <w:spacing w:after="140" w:line="288"/>
       </w:pPr>
       <w:r>
-        <w:t xml:space="preserve">Retrieval uses the same embeddings in the other direction. The query text is embedded once and compared with the stored embeddings of all images; the top results are returned. The strip shows the top six CIFAR images for a free-text query about a red sports car, and the bullet gives the measured precision at k for class-name queries. Because image embeddings are computed once and stored in a vector index, this scales to millions of images, which is how semantic search in photo apps works and how multimodal retrieval-augmented generation retrieves images in week 12.</w:t>
+        <w:t xml:space="preserve">The confusion matrix from the lab run shows where the zero-shot classifier fails. The diagonal is strong, and the largest off-diagonal counts are between classes that look alike at low resolution: deer predicted as horses, dogs and frogs predicted as cats, and airplanes predicted as ships. CIFAR's thirty-two by thirty-two images are upscaled to CLIP's input size, which is a distribution shift from the web photos it was trained on. This is a good example of error analysis from week 7: the errors are understandable and suggest remedies, such as better templates, higher-resolution data or a small amount of fine-tuning.</w:t>
       </w:r>
     </w:p>
     <w:p>
@@ -13982,7 +13976,7 @@
         <w:spacing w:after="80" w:line="276"/>
       </w:pPr>
       <w:r>
-        <w:t xml:space="preserve">Encode the query once. Compare it with stored image vectors and return the highest scores.</w:t>
+        <w:t xml:space="preserve">In this run, the largest confusions were deer → horse, dog → cat, frog → cat and airplane → ship.</w:t>
       </w:r>
     </w:p>
     <w:p>
@@ -13996,21 +13990,7 @@
         <w:spacing w:after="80" w:line="276"/>
       </w:pPr>
       <w:r>
-        <w:t xml:space="preserve">Text→image retrieval precision @1 1.00, @5 0.96, @10 0.98 (fraction of top-k images of the queried class).</w:t>
-      </w:r>
-    </w:p>
-    <w:p>
-      <w:pPr>
-        <w:pStyle w:val="ListParagraph"/>
-        <w:keepLines/>
-        <w:numPr>
-          <w:ilvl w:val="0"/>
-          <w:numId w:val="34"/>
-        </w:numPr>
-        <w:spacing w:after="80" w:line="276"/>
-      </w:pPr>
-      <w:r>
-        <w:t xml:space="preserve">The same idea supports photo search and image-aware document search (week 12).</w:t>
+        <w:t xml:space="preserve">CIFAR-10 images start at 32 × 32 pixels. Resizing to 224 × 224 cannot restore detail that was absent.</w:t>
       </w:r>
     </w:p>
     <w:p>
@@ -14019,7 +13999,7 @@
         <w:keepNext/>
       </w:pPr>
       <w:r>
-        <w:t xml:space="preserve">Slide 29: SigLIP: a sigmoid loss instead of softmax (Zhai et al., 2023)</w:t>
+        <w:t xml:space="preserve">Slide 28: Text-to-image retrieval (real)</w:t>
       </w:r>
     </w:p>
     <w:p>
@@ -14029,17 +14009,7 @@
         <w:spacing w:after="140" w:line="288"/>
       </w:pPr>
       <w:r>
-        <w:t xml:space="preserve">SigLIP, from Google in 2023, replaces the softmax over the batch with an independent sigmoid, a logistic regression, for every image-text pair: matching pairs should score high, all others low. Because each pair is scored separately, there is no need to normalise over the whole batch, which reduces communication between devices and works well even with smaller batches. SigLIP image encoders are widely used as the vision backbone of recent open vision-language models. The lab's optional extension compares SigLIP's zero-shot accuracy with CLIP's.</w:t>
-      </w:r>
-    </w:p>
-    <w:p>
-      <w:pPr>
-        <w:keepNext w:val="false"/>
-        <w:keepLines/>
-        <w:spacing w:after="140" w:line="288"/>
-      </w:pPr>
-      <w:r>
-        <w:t xml:space="preserve">Read the SigLIP loss in words: label matching pairs +1 and non-matching pairs −1. Scale and shift each similarity, apply the sigmoid, and average the negative log probabilities. The complete equation appears in Section 3 above.</w:t>
+        <w:t xml:space="preserve">Retrieval uses the same embeddings in the other direction. The query text is embedded once and compared with the stored embeddings of all images; the top results are returned. The strip shows the top six CIFAR images for a free-text query about a red sports car, and the bullet gives the measured precision at k for class-name queries. Because image embeddings are computed once and stored in a vector index, this scales to millions of images, which is how semantic search in photo apps works and how multimodal retrieval-augmented generation retrieves images in week 12.</w:t>
       </w:r>
     </w:p>
     <w:p>
@@ -14053,17 +14023,7 @@
         <w:spacing w:after="80" w:line="276"/>
       </w:pPr>
       <w:r>
-        <w:t xml:space="preserve">For every image-caption combination, ask one </w:t>
-      </w:r>
-      <w:r>
-        <w:rPr>
-          <w:b/>
-          <w:bCs/>
-        </w:rPr>
-        <w:t xml:space="preserve">binary</w:t>
-      </w:r>
-      <w:r>
-        <w:t xml:space="preserve"> question: matching or non-matching?</w:t>
+        <w:t xml:space="preserve">Encode the query once. Compare it with stored image vectors and return the highest scores.</w:t>
       </w:r>
     </w:p>
     <w:p>
@@ -14077,17 +14037,7 @@
         <w:spacing w:after="80" w:line="276"/>
       </w:pPr>
       <w:r>
-        <w:t xml:space="preserve">The </w:t>
-      </w:r>
-      <w:r>
-        <w:rPr>
-          <w:b/>
-          <w:bCs/>
-        </w:rPr>
-        <w:t xml:space="preserve">sigmoid</w:t>
-      </w:r>
-      <w:r>
-        <w:t xml:space="preserve"> converts each pair's score to a probability. It does not normalise a whole row as CLIP does.</w:t>
+        <w:t xml:space="preserve">Text→image retrieval precision @1 1.00, @5 0.96, @10 0.98 (fraction of top-k images of the queried class).</w:t>
       </w:r>
     </w:p>
     <w:p>
@@ -14097,6 +14047,97 @@
         <w:numPr>
           <w:ilvl w:val="0"/>
           <w:numId w:val="35"/>
+        </w:numPr>
+        <w:spacing w:after="80" w:line="276"/>
+      </w:pPr>
+      <w:r>
+        <w:t xml:space="preserve">The same idea supports photo search and image-aware document search (week 12).</w:t>
+      </w:r>
+    </w:p>
+    <w:p>
+      <w:pPr>
+        <w:pStyle w:val="Heading2"/>
+        <w:keepNext/>
+      </w:pPr>
+      <w:r>
+        <w:t xml:space="preserve">Slide 29: SigLIP: a sigmoid loss instead of softmax (Zhai et al., 2023)</w:t>
+      </w:r>
+    </w:p>
+    <w:p>
+      <w:pPr>
+        <w:keepNext w:val="false"/>
+        <w:keepLines/>
+        <w:spacing w:after="140" w:line="288"/>
+      </w:pPr>
+      <w:r>
+        <w:t xml:space="preserve">SigLIP, from Google in 2023, replaces the softmax over the batch with an independent sigmoid, a logistic regression, for every image-text pair: matching pairs should score high, all others low. Because each pair is scored separately, there is no need to normalise over the whole batch, which reduces communication between devices and works well even with smaller batches. SigLIP image encoders are widely used as the vision backbone of recent open vision-language models. The lab's optional extension compares SigLIP's zero-shot accuracy with CLIP's.</w:t>
+      </w:r>
+    </w:p>
+    <w:p>
+      <w:pPr>
+        <w:keepNext w:val="false"/>
+        <w:keepLines/>
+        <w:spacing w:after="140" w:line="288"/>
+      </w:pPr>
+      <w:r>
+        <w:t xml:space="preserve">Read the SigLIP loss in words: label matching pairs +1 and non-matching pairs −1. Scale and shift each similarity, apply the sigmoid, and average the negative log probabilities. The complete equation appears in Section 3 above.</w:t>
+      </w:r>
+    </w:p>
+    <w:p>
+      <w:pPr>
+        <w:pStyle w:val="ListParagraph"/>
+        <w:keepLines/>
+        <w:numPr>
+          <w:ilvl w:val="0"/>
+          <w:numId w:val="36"/>
+        </w:numPr>
+        <w:spacing w:after="80" w:line="276"/>
+      </w:pPr>
+      <w:r>
+        <w:t xml:space="preserve">For every image-caption combination, ask one </w:t>
+      </w:r>
+      <w:r>
+        <w:rPr>
+          <w:b/>
+          <w:bCs/>
+        </w:rPr>
+        <w:t xml:space="preserve">binary</w:t>
+      </w:r>
+      <w:r>
+        <w:t xml:space="preserve"> question: matching or non-matching?</w:t>
+      </w:r>
+    </w:p>
+    <w:p>
+      <w:pPr>
+        <w:pStyle w:val="ListParagraph"/>
+        <w:keepLines/>
+        <w:numPr>
+          <w:ilvl w:val="0"/>
+          <w:numId w:val="36"/>
+        </w:numPr>
+        <w:spacing w:after="80" w:line="276"/>
+      </w:pPr>
+      <w:r>
+        <w:t xml:space="preserve">The </w:t>
+      </w:r>
+      <w:r>
+        <w:rPr>
+          <w:b/>
+          <w:bCs/>
+        </w:rPr>
+        <w:t xml:space="preserve">sigmoid</w:t>
+      </w:r>
+      <w:r>
+        <w:t xml:space="preserve"> converts each pair's score to a probability. It does not normalise a whole row as CLIP does.</w:t>
+      </w:r>
+    </w:p>
+    <w:p>
+      <w:pPr>
+        <w:pStyle w:val="ListParagraph"/>
+        <w:keepLines/>
+        <w:numPr>
+          <w:ilvl w:val="0"/>
+          <w:numId w:val="36"/>
         </w:numPr>
         <w:spacing w:after="80" w:line="276"/>
       </w:pPr>
@@ -14424,7 +14465,7 @@
         <w:keepLines/>
         <w:numPr>
           <w:ilvl w:val="0"/>
-          <w:numId w:val="36"/>
+          <w:numId w:val="37"/>
         </w:numPr>
         <w:spacing w:after="80" w:line="276"/>
       </w:pPr>
@@ -14440,60 +14481,6 @@
       </w:r>
       <w:r>
         <w:t xml:space="preserve"> means image and text vectors form different regions in the shared space (Liang et al., 2022).</w:t>
-      </w:r>
-    </w:p>
-    <w:p>
-      <w:pPr>
-        <w:pStyle w:val="ListParagraph"/>
-        <w:keepLines/>
-        <w:numPr>
-          <w:ilvl w:val="0"/>
-          <w:numId w:val="36"/>
-        </w:numPr>
-        <w:spacing w:after="80" w:line="276"/>
-      </w:pPr>
-      <w:r>
-        <w:t xml:space="preserve">We can still rank images for a text query: relative scores can identify good matches.</w:t>
-      </w:r>
-    </w:p>
-    <w:p>
-      <w:pPr>
-        <w:pStyle w:val="ListParagraph"/>
-        <w:keepLines/>
-        <w:numPr>
-          <w:ilvl w:val="0"/>
-          <w:numId w:val="36"/>
-        </w:numPr>
-        <w:spacing w:after="80" w:line="276"/>
-      </w:pPr>
-      <w:r>
-        <w:t xml:space="preserve">An image-text score and an image-image score need not mean the same thing.</w:t>
-      </w:r>
-    </w:p>
-    <w:p>
-      <w:pPr>
-        <w:pStyle w:val="Heading2"/>
-        <w:keepNext/>
-      </w:pPr>
-      <w:r>
-        <w:t xml:space="preserve">Slide 31: Quiz</w:t>
-      </w:r>
-    </w:p>
-    <w:p>
-      <w:pPr>
-        <w:keepNext w:val="false"/>
-        <w:keepLines/>
-        <w:spacing w:after="140" w:line="288"/>
-      </w:pPr>
-      <w:r>
-        <w:rPr>
-          <w:b/>
-          <w:bCs/>
-        </w:rPr>
-        <w:t xml:space="preserve">Question.</w:t>
-      </w:r>
-      <w:r>
-        <w:t xml:space="preserve"> Why did CLIP use very large batches (32,768 pairs)?</w:t>
       </w:r>
     </w:p>
     <w:p>
@@ -14507,14 +14494,7 @@
         <w:spacing w:after="80" w:line="276"/>
       </w:pPr>
       <w:r>
-        <w:rPr>
-          <w:b/>
-          <w:bCs/>
-        </w:rPr>
-        <w:t xml:space="preserve">A.</w:t>
-      </w:r>
-      <w:r>
-        <w:t xml:space="preserve"> Fewer model parameters are then needed</w:t>
+        <w:t xml:space="preserve">We can still rank images for a text query: relative scores can identify good matches.</w:t>
       </w:r>
     </w:p>
     <w:p>
@@ -14528,85 +14508,33 @@
         <w:spacing w:after="80" w:line="276"/>
       </w:pPr>
       <w:r>
+        <w:t xml:space="preserve">An image-text score and an image-image score need not mean the same thing.</w:t>
+      </w:r>
+    </w:p>
+    <w:p>
+      <w:pPr>
+        <w:pStyle w:val="Heading2"/>
+        <w:keepNext/>
+      </w:pPr>
+      <w:r>
+        <w:t xml:space="preserve">Slide 31: Quiz</w:t>
+      </w:r>
+    </w:p>
+    <w:p>
+      <w:pPr>
+        <w:keepNext w:val="false"/>
+        <w:keepLines/>
+        <w:spacing w:after="140" w:line="288"/>
+      </w:pPr>
+      <w:r>
         <w:rPr>
           <w:b/>
           <w:bCs/>
         </w:rPr>
-        <w:t xml:space="preserve">B.</w:t>
-      </w:r>
-      <w:r>
-        <w:t xml:space="preserve"> More negative pair comparisons per step</w:t>
-      </w:r>
-    </w:p>
-    <w:p>
-      <w:pPr>
-        <w:pStyle w:val="ListParagraph"/>
-        <w:keepLines/>
-        <w:numPr>
-          <w:ilvl w:val="0"/>
-          <w:numId w:val="37"/>
-        </w:numPr>
-        <w:spacing w:after="80" w:line="276"/>
-      </w:pPr>
-      <w:r>
-        <w:rPr>
-          <w:b/>
-          <w:bCs/>
-        </w:rPr>
-        <w:t xml:space="preserve">C.</w:t>
-      </w:r>
-      <w:r>
-        <w:t xml:space="preserve"> Large image files must be loaded together</w:t>
-      </w:r>
-    </w:p>
-    <w:p>
-      <w:pPr>
-        <w:pStyle w:val="ListParagraph"/>
-        <w:keepLines/>
-        <w:numPr>
-          <w:ilvl w:val="0"/>
-          <w:numId w:val="37"/>
-        </w:numPr>
-        <w:spacing w:after="80" w:line="276"/>
-      </w:pPr>
-      <w:r>
-        <w:rPr>
-          <w:b/>
-          <w:bCs/>
-        </w:rPr>
-        <w:t xml:space="preserve">D.</w:t>
-      </w:r>
-      <w:r>
-        <w:t xml:space="preserve"> Batch size has no effect on what is learned</w:t>
-      </w:r>
-    </w:p>
-    <w:p>
-      <w:pPr>
-        <w:keepNext w:val="false"/>
-        <w:keepLines/>
-        <w:spacing w:after="140" w:line="288"/>
-      </w:pPr>
-      <w:r>
-        <w:t xml:space="preserve">Answer: B. In the contrastive loss, every other caption in the batch is a negative for a given image. With a larger batch, each image must be distinguished from more, and more similar, captions, which forces the embeddings to capture finer distinctions. A and C are irrelevant. D is wrong for softmax-based contrastive learning, although SigLIP's sigmoid loss reduces the dependence on batch size, which is one of its selling points.</w:t>
-      </w:r>
-    </w:p>
-    <w:p>
-      <w:pPr>
-        <w:pStyle w:val="Heading2"/>
-        <w:keepNext/>
-      </w:pPr>
-      <w:r>
-        <w:t xml:space="preserve">Slide 32: Multimodal architectures and vision-language transformers</w:t>
-      </w:r>
-    </w:p>
-    <w:p>
-      <w:pPr>
-        <w:keepNext w:val="false"/>
-        <w:keepLines/>
-        <w:spacing w:after="140" w:line="288"/>
-      </w:pPr>
-      <w:r>
-        <w:t xml:space="preserve">Welcome back. Section four surveys the architectures named in the descriptor: dual encoders like CLIP, fusion encoders, encoder-decoders, and a common design connecting a vision encoder to a language model. We trace the history of vision-language transformers and finish with a map of important models.</w:t>
+        <w:t xml:space="preserve">Question.</w:t>
+      </w:r>
+      <w:r>
+        <w:t xml:space="preserve"> Why did CLIP use very large batches (32,768 pairs)?</w:t>
       </w:r>
     </w:p>
     <w:p>
@@ -14620,7 +14548,87 @@
         <w:spacing w:after="80" w:line="276"/>
       </w:pPr>
       <w:r>
-        <w:t xml:space="preserve">How can a language model use visual features to answer an image question?</w:t>
+        <w:rPr>
+          <w:b/>
+          <w:bCs/>
+        </w:rPr>
+        <w:t xml:space="preserve">A.</w:t>
+      </w:r>
+      <w:r>
+        <w:t xml:space="preserve"> Fewer model parameters are then needed</w:t>
+      </w:r>
+    </w:p>
+    <w:p>
+      <w:pPr>
+        <w:pStyle w:val="ListParagraph"/>
+        <w:keepLines/>
+        <w:numPr>
+          <w:ilvl w:val="0"/>
+          <w:numId w:val="38"/>
+        </w:numPr>
+        <w:spacing w:after="80" w:line="276"/>
+      </w:pPr>
+      <w:r>
+        <w:rPr>
+          <w:b/>
+          <w:bCs/>
+        </w:rPr>
+        <w:t xml:space="preserve">B.</w:t>
+      </w:r>
+      <w:r>
+        <w:t xml:space="preserve"> More negative pair comparisons per step</w:t>
+      </w:r>
+    </w:p>
+    <w:p>
+      <w:pPr>
+        <w:pStyle w:val="ListParagraph"/>
+        <w:keepLines/>
+        <w:numPr>
+          <w:ilvl w:val="0"/>
+          <w:numId w:val="38"/>
+        </w:numPr>
+        <w:spacing w:after="80" w:line="276"/>
+      </w:pPr>
+      <w:r>
+        <w:rPr>
+          <w:b/>
+          <w:bCs/>
+        </w:rPr>
+        <w:t xml:space="preserve">C.</w:t>
+      </w:r>
+      <w:r>
+        <w:t xml:space="preserve"> Large image files must be loaded together</w:t>
+      </w:r>
+    </w:p>
+    <w:p>
+      <w:pPr>
+        <w:pStyle w:val="ListParagraph"/>
+        <w:keepLines/>
+        <w:numPr>
+          <w:ilvl w:val="0"/>
+          <w:numId w:val="38"/>
+        </w:numPr>
+        <w:spacing w:after="80" w:line="276"/>
+      </w:pPr>
+      <w:r>
+        <w:rPr>
+          <w:b/>
+          <w:bCs/>
+        </w:rPr>
+        <w:t xml:space="preserve">D.</w:t>
+      </w:r>
+      <w:r>
+        <w:t xml:space="preserve"> Batch size has no effect on what is learned</w:t>
+      </w:r>
+    </w:p>
+    <w:p>
+      <w:pPr>
+        <w:keepNext w:val="false"/>
+        <w:keepLines/>
+        <w:spacing w:after="140" w:line="288"/>
+      </w:pPr>
+      <w:r>
+        <w:t xml:space="preserve">Answer: B. In the contrastive loss, every other caption in the batch is a negative for a given image. With a larger batch, each image must be distinguished from more, and more similar, captions, which forces the embeddings to capture finer distinctions. A and C are irrelevant. D is wrong for softmax-based contrastive learning, although SigLIP's sigmoid loss reduces the dependence on batch size, which is one of its selling points.</w:t>
       </w:r>
     </w:p>
     <w:p>
@@ -14629,7 +14637,7 @@
         <w:keepNext/>
       </w:pPr>
       <w:r>
-        <w:t xml:space="preserve">Slide 33: Four families of multimodal architecture</w:t>
+        <w:t xml:space="preserve">Slide 32: Multimodal architectures and vision-language transformers</w:t>
       </w:r>
     </w:p>
     <w:p>
@@ -14639,26 +14647,7 @@
         <w:spacing w:after="140" w:line="288"/>
       </w:pPr>
       <w:r>
-        <w:t xml:space="preserve">Four families. Dual encoders, like CLIP and SigLIP, encode inputs separately and compare their vectors. They support fast retrieval and zero-shot classification; a similarity score alone cannot answer a detailed visual question. Fusion encoders read image and text jointly with attention. Encoder-decoders read one modality and generate another, as in captioning and speech recognition. The fourth family connects a vision encoder to an LLM through a bridge. It is a common multimodal assistant design and the focus of next week.</w:t>
-      </w:r>
-    </w:p>
-    <w:p>
-      <w:pPr>
-        <w:pStyle w:val="Heading2"/>
-        <w:keepNext/>
-      </w:pPr>
-      <w:r>
-        <w:t xml:space="preserve">Slide 34: Vision-language transformers: a short history</w:t>
-      </w:r>
-    </w:p>
-    <w:p>
-      <w:pPr>
-        <w:keepNext w:val="false"/>
-        <w:keepLines/>
-        <w:spacing w:after="140" w:line="288"/>
-      </w:pPr>
-      <w:r>
-        <w:t xml:space="preserve">The history shows a convergence. Early vision-language transformers in 2019 extended BERT to image regions detected by an object detector, with either one shared stream or two streams linked by cross-attention. CLIP and Google's ALIGN in 2021 showed the power of contrastive learning at web scale. DeepMind's Flamingo in 2022 connected a frozen language model to image features with gated cross-attention, enabling few-shot visual tasks. BLIP-2 and LLaVA in 2023 showed that a pretrained vision encoder and a pretrained LLM can be connected cheaply by a small bridge. Frontier models now train natively on interleaved modalities.</w:t>
+        <w:t xml:space="preserve">Welcome back. Section four surveys the architectures named in the descriptor: dual encoders like CLIP, fusion encoders, encoder-decoders, and a common design connecting a vision encoder to a language model. We trace the history of vision-language transformers and finish with a map of important models.</w:t>
       </w:r>
     </w:p>
     <w:p>
@@ -14672,91 +14661,7 @@
         <w:spacing w:after="80" w:line="276"/>
       </w:pPr>
       <w:r>
-        <w:rPr>
-          <w:b/>
-          <w:bCs/>
-        </w:rPr>
-        <w:t xml:space="preserve">2019:</w:t>
-      </w:r>
-      <w:r>
-        <w:t xml:space="preserve"> ViLBERT, LXMERT and VisualBERT combine image-region features with words.</w:t>
-      </w:r>
-    </w:p>
-    <w:p>
-      <w:pPr>
-        <w:pStyle w:val="ListParagraph"/>
-        <w:keepLines/>
-        <w:numPr>
-          <w:ilvl w:val="0"/>
-          <w:numId w:val="39"/>
-        </w:numPr>
-        <w:spacing w:after="80" w:line="276"/>
-      </w:pPr>
-      <w:r>
-        <w:rPr>
-          <w:b/>
-          <w:bCs/>
-        </w:rPr>
-        <w:t xml:space="preserve">2021:</w:t>
-      </w:r>
-      <w:r>
-        <w:t xml:space="preserve"> CLIP and ALIGN learn separate encoders by matching images with text.</w:t>
-      </w:r>
-    </w:p>
-    <w:p>
-      <w:pPr>
-        <w:pStyle w:val="ListParagraph"/>
-        <w:keepLines/>
-        <w:numPr>
-          <w:ilvl w:val="0"/>
-          <w:numId w:val="39"/>
-        </w:numPr>
-        <w:spacing w:after="80" w:line="276"/>
-      </w:pPr>
-      <w:r>
-        <w:rPr>
-          <w:b/>
-          <w:bCs/>
-        </w:rPr>
-        <w:t xml:space="preserve">2022:</w:t>
-      </w:r>
-      <w:r>
-        <w:t xml:space="preserve"> Flamingo connects a fixed LLM to images with cross-attention; BLIP supports captions and search.</w:t>
-      </w:r>
-    </w:p>
-    <w:p>
-      <w:pPr>
-        <w:pStyle w:val="ListParagraph"/>
-        <w:keepLines/>
-        <w:numPr>
-          <w:ilvl w:val="0"/>
-          <w:numId w:val="39"/>
-        </w:numPr>
-        <w:spacing w:after="80" w:line="276"/>
-      </w:pPr>
-      <w:r>
-        <w:rPr>
-          <w:b/>
-          <w:bCs/>
-        </w:rPr>
-        <w:t xml:space="preserve">2023:</w:t>
-      </w:r>
-      <w:r>
-        <w:t xml:space="preserve"> BLIP-2 uses a Q-Former bridge; LLaVA uses a projector and visual instruction examples.</w:t>
-      </w:r>
-    </w:p>
-    <w:p>
-      <w:pPr>
-        <w:pStyle w:val="ListParagraph"/>
-        <w:keepLines/>
-        <w:numPr>
-          <w:ilvl w:val="0"/>
-          <w:numId w:val="39"/>
-        </w:numPr>
-        <w:spacing w:after="80" w:line="276"/>
-      </w:pPr>
-      <w:r>
-        <w:t xml:space="preserve">Later models train on mixed text, image, audio and video inputs (week 10).</w:t>
+        <w:t xml:space="preserve">How can a language model use visual features to answer an image question?</w:t>
       </w:r>
     </w:p>
     <w:p>
@@ -14765,7 +14670,7 @@
         <w:keepNext/>
       </w:pPr>
       <w:r>
-        <w:t xml:space="preserve">Slide 35: The LLaVA recipe: connect a vision encoder to an LLM</w:t>
+        <w:t xml:space="preserve">Slide 33: Four families of multimodal architecture</w:t>
       </w:r>
     </w:p>
     <w:p>
@@ -14775,7 +14680,26 @@
         <w:spacing w:after="140" w:line="288"/>
       </w:pPr>
       <w:r>
-        <w:t xml:space="preserve">LLaVA, by Liu and colleagues in 2023, made this design popular because it is remarkably simple. A pretrained CLIP vision encoder turns the image into a grid of patch features; a small projection network maps each patch feature into the LLM's token-embedding space, producing visual tokens; the LLM reads them followed by the text prompt and generates an answer. Training has two stages: first the projector alone is trained on captions to align the spaces, then the projector and LLM are fine-tuned on image-based conversations, called visual instruction tuning. Next week we use models built this way and discuss their evaluation.</w:t>
+        <w:t xml:space="preserve">Four families. Dual encoders, like CLIP and SigLIP, encode inputs separately and compare their vectors. They support fast retrieval and zero-shot classification; a similarity score alone cannot answer a detailed visual question. Fusion encoders read image and text jointly with attention. Encoder-decoders read one modality and generate another, as in captioning and speech recognition. The fourth family connects a vision encoder to an LLM through a bridge. It is a common multimodal assistant design and the focus of next week.</w:t>
+      </w:r>
+    </w:p>
+    <w:p>
+      <w:pPr>
+        <w:pStyle w:val="Heading2"/>
+        <w:keepNext/>
+      </w:pPr>
+      <w:r>
+        <w:t xml:space="preserve">Slide 34: Vision-language transformers: a short history</w:t>
+      </w:r>
+    </w:p>
+    <w:p>
+      <w:pPr>
+        <w:keepNext w:val="false"/>
+        <w:keepLines/>
+        <w:spacing w:after="140" w:line="288"/>
+      </w:pPr>
+      <w:r>
+        <w:t xml:space="preserve">The history shows a convergence. Early vision-language transformers in 2019 extended BERT to image regions detected by an object detector, with either one shared stream or two streams linked by cross-attention. CLIP and Google's ALIGN in 2021 showed the power of contrastive learning at web scale. DeepMind's Flamingo in 2022 connected a frozen language model to image features with gated cross-attention, enabling few-shot visual tasks. BLIP-2 and LLaVA in 2023 showed that a pretrained vision encoder and a pretrained LLM can be connected cheaply by a small bridge. Frontier models now train natively on interleaved modalities.</w:t>
       </w:r>
     </w:p>
     <w:p>
@@ -14793,10 +14717,10 @@
           <w:b/>
           <w:bCs/>
         </w:rPr>
-        <w:t xml:space="preserve">Image:</w:t>
-      </w:r>
-      <w:r>
-        <w:t xml:space="preserve"> e.g. 336 × 336 photo, chart or document</w:t>
+        <w:t xml:space="preserve">2019:</w:t>
+      </w:r>
+      <w:r>
+        <w:t xml:space="preserve"> ViLBERT, LXMERT and VisualBERT combine image-region features with words.</w:t>
       </w:r>
     </w:p>
     <w:p>
@@ -14814,10 +14738,10 @@
           <w:b/>
           <w:bCs/>
         </w:rPr>
-        <w:t xml:space="preserve">Vision encoder:</w:t>
-      </w:r>
-      <w:r>
-        <w:t xml:space="preserve"> Pretrained CLIP or SigLIP ViT (often frozen)</w:t>
+        <w:t xml:space="preserve">2021:</w:t>
+      </w:r>
+      <w:r>
+        <w:t xml:space="preserve"> CLIP and ALIGN learn separate encoders by matching images with text.</w:t>
       </w:r>
     </w:p>
     <w:p>
@@ -14835,10 +14759,10 @@
           <w:b/>
           <w:bCs/>
         </w:rPr>
-        <w:t xml:space="preserve">Projector:</w:t>
-      </w:r>
-      <w:r>
-        <w:t xml:space="preserve"> Small MLP maps patch features to LLM token embeddings</w:t>
+        <w:t xml:space="preserve">2022:</w:t>
+      </w:r>
+      <w:r>
+        <w:t xml:space="preserve"> Flamingo connects a fixed LLM to images with cross-attention; BLIP supports captions and search.</w:t>
       </w:r>
     </w:p>
     <w:p>
@@ -14856,10 +14780,10 @@
           <w:b/>
           <w:bCs/>
         </w:rPr>
-        <w:t xml:space="preserve">LLM:</w:t>
-      </w:r>
-      <w:r>
-        <w:t xml:space="preserve"> Reads visual tokens + text tokens; generates the answer</w:t>
+        <w:t xml:space="preserve">2023:</w:t>
+      </w:r>
+      <w:r>
+        <w:t xml:space="preserve"> BLIP-2 uses a Q-Former bridge; LLaVA uses a projector and visual instruction examples.</w:t>
       </w:r>
     </w:p>
     <w:p>
@@ -14873,17 +14797,110 @@
         <w:spacing w:after="80" w:line="276"/>
       </w:pPr>
       <w:r>
-        <w:t xml:space="preserve">A </w:t>
-      </w:r>
+        <w:t xml:space="preserve">Later models train on mixed text, image, audio and video inputs (week 10).</w:t>
+      </w:r>
+    </w:p>
+    <w:p>
+      <w:pPr>
+        <w:pStyle w:val="Heading2"/>
+        <w:keepNext/>
+      </w:pPr>
+      <w:r>
+        <w:t xml:space="preserve">Slide 35: The LLaVA recipe: connect a vision encoder to an LLM</w:t>
+      </w:r>
+    </w:p>
+    <w:p>
+      <w:pPr>
+        <w:keepNext/>
+        <w:spacing w:after="60" w:before="160"/>
+        <w:jc w:val="center"/>
+      </w:pPr>
+      <w:r>
+        <w:drawing>
+          <wp:inline distT="0" distB="0" distL="0" distR="0">
+            <wp:extent cx="5334000" cy="1162050"/>
+            <wp:effectExtent t="0" r="0" b="0" l="0"/>
+            <wp:docPr id="22" name="The LLaVA recipe: connect a vision encoder to an LLM" descr="The LLaVA recipe: connect a vision encoder to an LLM" title="The LLaVA recipe: connect a vision encoder to an LLM"/>
+            <wp:cNvGraphicFramePr>
+              <a:graphicFrameLocks xmlns:a="http://schemas.openxmlformats.org/drawingml/2006/main" noChangeAspect="1"/>
+            </wp:cNvGraphicFramePr>
+            <a:graphic xmlns:a="http://schemas.openxmlformats.org/drawingml/2006/main">
+              <a:graphicData uri="http://schemas.openxmlformats.org/drawingml/2006/picture">
+                <pic:pic xmlns:pic="http://schemas.openxmlformats.org/drawingml/2006/picture">
+                  <pic:nvPicPr>
+                    <pic:cNvPr id="0" name="" descr=""/>
+                    <pic:cNvPicPr>
+                      <a:picLocks noChangeAspect="1" noChangeArrowheads="1"/>
+                    </pic:cNvPicPr>
+                  </pic:nvPicPr>
+                  <pic:blipFill>
+                    <a:blip r:embed="rId30" cstate="none"/>
+                    <a:srcRect/>
+                    <a:stretch>
+                      <a:fillRect/>
+                    </a:stretch>
+                  </pic:blipFill>
+                  <pic:spPr bwMode="auto">
+                    <a:xfrm>
+                      <a:off x="0" y="0"/>
+                      <a:ext cx="5334000" cy="1162050"/>
+                    </a:xfrm>
+                    <a:prstGeom prst="rect">
+                      <a:avLst/>
+                    </a:prstGeom>
+                  </pic:spPr>
+                </pic:pic>
+              </a:graphicData>
+            </a:graphic>
+          </wp:inline>
+        </w:drawing>
+      </w:r>
+    </w:p>
+    <w:p>
+      <w:pPr>
+        <w:spacing w:after="200"/>
+        <w:jc w:val="center"/>
+      </w:pPr>
+      <w:r>
+        <w:rPr>
+          <w:i/>
+          <w:iCs/>
+          <w:color w:val="6B7280"/>
+          <w:sz w:val="19"/>
+          <w:szCs w:val="19"/>
+        </w:rPr>
+        <w:t xml:space="preserve">The LLaVA recipe: connect a vision encoder to an LLM</w:t>
+      </w:r>
+    </w:p>
+    <w:p>
+      <w:pPr>
+        <w:keepNext w:val="false"/>
+        <w:keepLines/>
+        <w:spacing w:after="140" w:line="288"/>
+      </w:pPr>
+      <w:r>
+        <w:t xml:space="preserve">LLaVA, by Liu and colleagues in 2023, made this design popular because it is remarkably simple. A pretrained CLIP vision encoder turns the image into a grid of patch features; a small projection network maps each patch feature into the LLM's token-embedding space, producing visual tokens; the LLM reads them followed by the text prompt and generates an answer. Training has two stages: first the projector alone is trained on captions to align the spaces, then the projector and LLM are fine-tuned on image-based conversations, called visual instruction tuning. Next week we use models built this way and discuss their evaluation.</w:t>
+      </w:r>
+    </w:p>
+    <w:p>
+      <w:pPr>
+        <w:pStyle w:val="ListParagraph"/>
+        <w:keepLines/>
+        <w:numPr>
+          <w:ilvl w:val="0"/>
+          <w:numId w:val="41"/>
+        </w:numPr>
+        <w:spacing w:after="80" w:line="276"/>
+      </w:pPr>
       <w:r>
         <w:rPr>
           <w:b/>
           <w:bCs/>
         </w:rPr>
-        <w:t xml:space="preserve">projector</w:t>
-      </w:r>
-      <w:r>
-        <w:t xml:space="preserve"> is a small neural network that maps image features to vectors the LLM can read.</w:t>
+        <w:t xml:space="preserve">Image:</w:t>
+      </w:r>
+      <w:r>
+        <w:t xml:space="preserve"> e.g. 336 × 336 photo, chart or document</w:t>
       </w:r>
     </w:p>
     <w:p>
@@ -14892,12 +14909,19 @@
         <w:keepLines/>
         <w:numPr>
           <w:ilvl w:val="0"/>
-          <w:numId w:val="40"/>
+          <w:numId w:val="41"/>
         </w:numPr>
         <w:spacing w:after="80" w:line="276"/>
       </w:pPr>
       <w:r>
-        <w:t xml:space="preserve">First train the bridge with image-caption pairs. Then use image-question-answer conversations for instruction tuning.</w:t>
+        <w:rPr>
+          <w:b/>
+          <w:bCs/>
+        </w:rPr>
+        <w:t xml:space="preserve">Vision encoder:</w:t>
+      </w:r>
+      <w:r>
+        <w:t xml:space="preserve"> Pretrained CLIP or SigLIP ViT (often frozen)</w:t>
       </w:r>
     </w:p>
     <w:p>
@@ -14906,7 +14930,87 @@
         <w:keepLines/>
         <w:numPr>
           <w:ilvl w:val="0"/>
-          <w:numId w:val="40"/>
+          <w:numId w:val="41"/>
+        </w:numPr>
+        <w:spacing w:after="80" w:line="276"/>
+      </w:pPr>
+      <w:r>
+        <w:rPr>
+          <w:b/>
+          <w:bCs/>
+        </w:rPr>
+        <w:t xml:space="preserve">Projector:</w:t>
+      </w:r>
+      <w:r>
+        <w:t xml:space="preserve"> Small MLP maps patch features to LLM token embeddings</w:t>
+      </w:r>
+    </w:p>
+    <w:p>
+      <w:pPr>
+        <w:pStyle w:val="ListParagraph"/>
+        <w:keepLines/>
+        <w:numPr>
+          <w:ilvl w:val="0"/>
+          <w:numId w:val="41"/>
+        </w:numPr>
+        <w:spacing w:after="80" w:line="276"/>
+      </w:pPr>
+      <w:r>
+        <w:rPr>
+          <w:b/>
+          <w:bCs/>
+        </w:rPr>
+        <w:t xml:space="preserve">LLM:</w:t>
+      </w:r>
+      <w:r>
+        <w:t xml:space="preserve"> Reads visual tokens + text tokens; generates the answer</w:t>
+      </w:r>
+    </w:p>
+    <w:p>
+      <w:pPr>
+        <w:pStyle w:val="ListParagraph"/>
+        <w:keepLines/>
+        <w:numPr>
+          <w:ilvl w:val="0"/>
+          <w:numId w:val="41"/>
+        </w:numPr>
+        <w:spacing w:after="80" w:line="276"/>
+      </w:pPr>
+      <w:r>
+        <w:t xml:space="preserve">A </w:t>
+      </w:r>
+      <w:r>
+        <w:rPr>
+          <w:b/>
+          <w:bCs/>
+        </w:rPr>
+        <w:t xml:space="preserve">projector</w:t>
+      </w:r>
+      <w:r>
+        <w:t xml:space="preserve"> is a small neural network that maps image features to vectors the LLM can read.</w:t>
+      </w:r>
+    </w:p>
+    <w:p>
+      <w:pPr>
+        <w:pStyle w:val="ListParagraph"/>
+        <w:keepLines/>
+        <w:numPr>
+          <w:ilvl w:val="0"/>
+          <w:numId w:val="41"/>
+        </w:numPr>
+        <w:spacing w:after="80" w:line="276"/>
+      </w:pPr>
+      <w:r>
+        <w:t xml:space="preserve">First train the bridge with image-caption pairs. Then use image-question-answer conversations for instruction tuning.</w:t>
+      </w:r>
+    </w:p>
+    <w:p>
+      <w:pPr>
+        <w:pStyle w:val="ListParagraph"/>
+        <w:keepLines/>
+        <w:numPr>
+          <w:ilvl w:val="0"/>
+          <w:numId w:val="41"/>
         </w:numPr>
         <w:spacing w:after="80" w:line="276"/>
       </w:pPr>
@@ -16065,59 +16169,12 @@
         <w:keepLines/>
         <w:numPr>
           <w:ilvl w:val="0"/>
-          <w:numId w:val="41"/>
-        </w:numPr>
-        <w:spacing w:after="80" w:line="276"/>
-      </w:pPr>
-      <w:r>
-        <w:t xml:space="preserve">How well does it work, and at what cost to whom?</w:t>
-      </w:r>
-    </w:p>
-    <w:p>
-      <w:pPr>
-        <w:pStyle w:val="Heading2"/>
-        <w:keepNext/>
-      </w:pPr>
-      <w:r>
-        <w:t xml:space="preserve">Slide 39: Speech recognition with Whisper (real)</w:t>
-      </w:r>
-    </w:p>
-    <w:p>
-      <w:pPr>
-        <w:keepNext w:val="false"/>
-        <w:keepLines/>
-        <w:spacing w:after="140" w:line="288"/>
-      </w:pPr>
-      <w:r>
-        <w:t xml:space="preserve">An illustrative spectrogram of the first LibriSpeech clip from the lab, with time on the horizontal axis and linear frequency bins on the vertical. This plot is not Whisper's exact preprocessing, which uses log-mel features. Bright bands show harmonics of the speaker's voice. Whisper transcribed ten clips in the lab run with the word error rate reported in the bullet. LibriSpeech is clean read audiobook speech, one of the easier benchmarks. Accuracy can be lower for noisy audio, strong accents, overlapping speakers and low-resource languages, which is a fairness issue we return to on the responsible-AI slide.</w:t>
-      </w:r>
-    </w:p>
-    <w:p>
-      <w:pPr>
-        <w:pStyle w:val="ListParagraph"/>
-        <w:keepLines/>
-        <w:numPr>
-          <w:ilvl w:val="0"/>
           <w:numId w:val="42"/>
         </w:numPr>
         <w:spacing w:after="80" w:line="276"/>
       </w:pPr>
       <w:r>
-        <w:t xml:space="preserve">Whisper on LibriSpeech sample clips: mean WER 9.1%. Example: “mister quilter is the apostle of the middle…” → “Mr. Quilter is the apostle of the middle…” (“mister” vs “Mr.” counts as an error unless text is normalised).</w:t>
-      </w:r>
-    </w:p>
-    <w:p>
-      <w:pPr>
-        <w:pStyle w:val="ListParagraph"/>
-        <w:keepLines/>
-        <w:numPr>
-          <w:ilvl w:val="0"/>
-          <w:numId w:val="42"/>
-        </w:numPr>
-        <w:spacing w:after="80" w:line="276"/>
-      </w:pPr>
-      <w:r>
-        <w:t xml:space="preserve">The plot shows sound energy by frequency and time. Whisper itself uses log-mel features.</w:t>
+        <w:t xml:space="preserve">How well does it work, and at what cost to whom?</w:t>
       </w:r>
     </w:p>
     <w:p>
@@ -16126,7 +16183,7 @@
         <w:keepNext/>
       </w:pPr>
       <w:r>
-        <w:t xml:space="preserve">Slide 40: Word error rate (WER)</w:t>
+        <w:t xml:space="preserve">Slide 39: Speech recognition with Whisper (real)</w:t>
       </w:r>
     </w:p>
     <w:p>
@@ -16136,17 +16193,7 @@
         <w:spacing w:after="140" w:line="288"/>
       </w:pPr>
       <w:r>
-        <w:t xml:space="preserve">Word error rate is the standard metric for speech recognition. The hypothesis is aligned to the reference with the minimum number of word edits, the edit or Levenshtein distance used in the lab's TODO, and the errors are divided by the number of reference words. Work through the example. Note that WER can exceed one hundred percent if the system inserts many words, and that it treats all errors equally, so a wrong name costs the same as a wrong article. Text normalisation, such as case and punctuation, changes WER substantially, so it must be reported.</w:t>
-      </w:r>
-    </w:p>
-    <w:p>
-      <w:pPr>
-        <w:keepNext w:val="false"/>
-        <w:keepLines/>
-        <w:spacing w:after="140" w:line="288"/>
-      </w:pPr>
-      <w:r>
-        <w:t xml:space="preserve">Read WER as: changed words plus missing words plus extra words, divided by the number of words in the reference. The complete equation appears in Section 5 above.</w:t>
+        <w:t xml:space="preserve">An illustrative spectrogram of the first LibriSpeech clip from the lab, with time on the horizontal axis and linear frequency bins on the vertical. This plot is not Whisper's exact preprocessing, which uses log-mel features. Bright bands show harmonics of the speaker's voice. Whisper transcribed ten clips in the lab run with the word error rate reported in the bullet. LibriSpeech is clean read audiobook speech, one of the easier benchmarks. Accuracy can be lower for noisy audio, strong accents, overlapping speakers and low-resource languages, which is a fairness issue we return to on the responsible-AI slide.</w:t>
       </w:r>
     </w:p>
     <w:p>
@@ -16160,7 +16207,7 @@
         <w:spacing w:after="80" w:line="276"/>
       </w:pPr>
       <w:r>
-        <w:t xml:space="preserve">Compare the generated transcript with the known text, word by word.</w:t>
+        <w:t xml:space="preserve">Whisper on LibriSpeech sample clips: mean WER 9.1%.</w:t>
       </w:r>
     </w:p>
     <w:p>
@@ -16174,7 +16221,36 @@
         <w:spacing w:after="80" w:line="276"/>
       </w:pPr>
       <w:r>
-        <w:t xml:space="preserve">Count changed words S, missing words D and extra words I. Divide their sum by the reference length N.</w:t>
+        <w:t xml:space="preserve">The plot shows sound energy by frequency and time. Whisper itself uses log-mel features.</w:t>
+      </w:r>
+    </w:p>
+    <w:p>
+      <w:pPr>
+        <w:pStyle w:val="Heading2"/>
+        <w:keepNext/>
+      </w:pPr>
+      <w:r>
+        <w:t xml:space="preserve">Slide 40: Word error rate (WER)</w:t>
+      </w:r>
+    </w:p>
+    <w:p>
+      <w:pPr>
+        <w:keepNext w:val="false"/>
+        <w:keepLines/>
+        <w:spacing w:after="140" w:line="288"/>
+      </w:pPr>
+      <w:r>
+        <w:t xml:space="preserve">Word error rate is the standard metric for speech recognition. The hypothesis is aligned to the reference with the minimum number of word edits, the edit or Levenshtein distance used in the lab's TODO, and the errors are divided by the number of reference words. Work through the example. Note that WER can exceed one hundred percent if the system inserts many words, and that it treats all errors equally, so a wrong name costs the same as a wrong article. Text normalisation, such as case and punctuation, changes WER substantially, so it must be reported.</w:t>
+      </w:r>
+    </w:p>
+    <w:p>
+      <w:pPr>
+        <w:keepNext w:val="false"/>
+        <w:keepLines/>
+        <w:spacing w:after="140" w:line="288"/>
+      </w:pPr>
+      <w:r>
+        <w:t xml:space="preserve">Read WER as: changed words plus missing words plus extra words, divided by the number of words in the reference. The complete equation appears in Section 5 above.</w:t>
       </w:r>
     </w:p>
     <w:p>
@@ -16183,7 +16259,35 @@
         <w:keepLines/>
         <w:numPr>
           <w:ilvl w:val="0"/>
-          <w:numId w:val="43"/>
+          <w:numId w:val="44"/>
+        </w:numPr>
+        <w:spacing w:after="80" w:line="276"/>
+      </w:pPr>
+      <w:r>
+        <w:t xml:space="preserve">Compare the generated transcript with the known text, word by word.</w:t>
+      </w:r>
+    </w:p>
+    <w:p>
+      <w:pPr>
+        <w:pStyle w:val="ListParagraph"/>
+        <w:keepLines/>
+        <w:numPr>
+          <w:ilvl w:val="0"/>
+          <w:numId w:val="44"/>
+        </w:numPr>
+        <w:spacing w:after="80" w:line="276"/>
+      </w:pPr>
+      <w:r>
+        <w:t xml:space="preserve">Count changed words S, missing words D and extra words I. Divide their sum by the reference length N.</w:t>
+      </w:r>
+    </w:p>
+    <w:p>
+      <w:pPr>
+        <w:pStyle w:val="ListParagraph"/>
+        <w:keepLines/>
+        <w:numPr>
+          <w:ilvl w:val="0"/>
+          <w:numId w:val="44"/>
         </w:numPr>
         <w:spacing w:after="80" w:line="276"/>
       </w:pPr>
@@ -17247,7 +17351,7 @@
         <w:keepLines/>
         <w:numPr>
           <w:ilvl w:val="0"/>
-          <w:numId w:val="44"/>
+          <w:numId w:val="45"/>
         </w:numPr>
         <w:spacing w:after="80" w:line="276"/>
       </w:pPr>
@@ -17260,109 +17364,6 @@
       </w:r>
       <w:r>
         <w:t xml:space="preserve"> check permission and licences for photos, voices and videos used in training or evaluation.</w:t>
-      </w:r>
-    </w:p>
-    <w:p>
-      <w:pPr>
-        <w:pStyle w:val="ListParagraph"/>
-        <w:keepLines/>
-        <w:numPr>
-          <w:ilvl w:val="0"/>
-          <w:numId w:val="44"/>
-        </w:numPr>
-        <w:spacing w:after="80" w:line="276"/>
-      </w:pPr>
-      <w:r>
-        <w:rPr>
-          <w:b/>
-          <w:bCs/>
-        </w:rPr>
-        <w:t xml:space="preserve">Dataset audits:</w:t>
-      </w:r>
-      <w:r>
-        <w:t xml:space="preserve"> a 2023 audit found child sexual abuse material in LAION-5B; the dataset was withdrawn and later cleaned.</w:t>
-      </w:r>
-    </w:p>
-    <w:p>
-      <w:pPr>
-        <w:pStyle w:val="ListParagraph"/>
-        <w:keepLines/>
-        <w:numPr>
-          <w:ilvl w:val="0"/>
-          <w:numId w:val="44"/>
-        </w:numPr>
-        <w:spacing w:after="80" w:line="276"/>
-      </w:pPr>
-      <w:r>
-        <w:rPr>
-          <w:b/>
-          <w:bCs/>
-        </w:rPr>
-        <w:t xml:space="preserve">Bias:</w:t>
-      </w:r>
-      <w:r>
-        <w:t xml:space="preserve"> CLIP's evaluation found unequal harmful classification errors across demographic groups.</w:t>
-      </w:r>
-    </w:p>
-    <w:p>
-      <w:pPr>
-        <w:pStyle w:val="ListParagraph"/>
-        <w:keepLines/>
-        <w:numPr>
-          <w:ilvl w:val="0"/>
-          <w:numId w:val="44"/>
-        </w:numPr>
-        <w:spacing w:after="80" w:line="276"/>
-      </w:pPr>
-      <w:r>
-        <w:rPr>
-          <w:b/>
-          <w:bCs/>
-        </w:rPr>
-        <w:t xml:space="preserve">Attacks:</w:t>
-      </w:r>
-      <w:r>
-        <w:t xml:space="preserve"> text printed in a picture can mislead CLIP; altered audio can mislead speech systems.</w:t>
-      </w:r>
-    </w:p>
-    <w:p>
-      <w:pPr>
-        <w:pStyle w:val="ListParagraph"/>
-        <w:keepLines/>
-        <w:numPr>
-          <w:ilvl w:val="0"/>
-          <w:numId w:val="44"/>
-        </w:numPr>
-        <w:spacing w:after="80" w:line="276"/>
-      </w:pPr>
-      <w:r>
-        <w:rPr>
-          <w:b/>
-          <w:bCs/>
-        </w:rPr>
-        <w:t xml:space="preserve">Privacy and access:</w:t>
-      </w:r>
-      <w:r>
-        <w:t xml:space="preserve"> face or voice matching can enable tracking; speech accuracy differs across accents and languages.</w:t>
-      </w:r>
-    </w:p>
-    <w:p>
-      <w:pPr>
-        <w:pStyle w:val="Heading2"/>
-        <w:keepNext/>
-      </w:pPr>
-      <w:r>
-        <w:t xml:space="preserve">Slide 44: Lab 9: CLIP embeddings, zero-shot classification and Whisper</w:t>
-      </w:r>
-    </w:p>
-    <w:p>
-      <w:pPr>
-        <w:keepNext w:val="false"/>
-        <w:keepLines/>
-        <w:spacing w:after="140" w:line="288"/>
-      </w:pPr>
-      <w:r>
-        <w:t xml:space="preserve">The lab implements the descriptor's tutorial: understand modalities and embeddings; explore text-image embeddings, alignment and retrieval with pretrained models like CLIP. It adds the contrastive loss, so students connect the equation to real embeddings, and a speech part with Whisper and word error rate, so that audio is covered as the descriptor's modality list requires. The slide results came from this notebook. The chained speech-to-image retrieval previews the cross-modal systems of week 10.</w:t>
       </w:r>
     </w:p>
     <w:p>
@@ -17376,7 +17377,14 @@
         <w:spacing w:after="80" w:line="276"/>
       </w:pPr>
       <w:r>
-        <w:t xml:space="preserve">Make image and text vectors with CLIP; inspect the similarity table.</w:t>
+        <w:rPr>
+          <w:b/>
+          <w:bCs/>
+        </w:rPr>
+        <w:t xml:space="preserve">Dataset audits:</w:t>
+      </w:r>
+      <w:r>
+        <w:t xml:space="preserve"> a 2023 audit found child sexual abuse material in LAION-5B; the dataset was withdrawn and later cleaned.</w:t>
       </w:r>
     </w:p>
     <w:p>
@@ -17390,7 +17398,14 @@
         <w:spacing w:after="80" w:line="276"/>
       </w:pPr>
       <w:r>
-        <w:t xml:space="preserve">Compare class-description prompts on 1,000 CIFAR-10 images; inspect wrong labels.</w:t>
+        <w:rPr>
+          <w:b/>
+          <w:bCs/>
+        </w:rPr>
+        <w:t xml:space="preserve">Bias:</w:t>
+      </w:r>
+      <w:r>
+        <w:t xml:space="preserve"> CLIP's evaluation found unequal harmful classification errors across demographic groups.</w:t>
       </w:r>
     </w:p>
     <w:p>
@@ -17404,7 +17419,14 @@
         <w:spacing w:after="80" w:line="276"/>
       </w:pPr>
       <w:r>
-        <w:t xml:space="preserve">Search images with text; calculate precision@k.</w:t>
+        <w:rPr>
+          <w:b/>
+          <w:bCs/>
+        </w:rPr>
+        <w:t xml:space="preserve">Attacks:</w:t>
+      </w:r>
+      <w:r>
+        <w:t xml:space="preserve"> text printed in a picture can mislead CLIP; altered audio can mislead speech systems.</w:t>
       </w:r>
     </w:p>
     <w:p>
@@ -17418,87 +17440,14 @@
         <w:spacing w:after="80" w:line="276"/>
       </w:pPr>
       <w:r>
-        <w:t xml:space="preserve">Implement contrastive loss; compare matching and shuffled pairs with ln N.</w:t>
-      </w:r>
-    </w:p>
-    <w:p>
-      <w:pPr>
-        <w:pStyle w:val="ListParagraph"/>
-        <w:keepLines/>
-        <w:numPr>
-          <w:ilvl w:val="0"/>
-          <w:numId w:val="45"/>
-        </w:numPr>
-        <w:spacing w:after="80" w:line="276"/>
-      </w:pPr>
-      <w:r>
-        <w:t xml:space="preserve">Use </w:t>
-      </w:r>
-      <w:r>
         <w:rPr>
           <w:b/>
           <w:bCs/>
         </w:rPr>
-        <w:t xml:space="preserve">PCA</w:t>
-      </w:r>
-      <w:r>
-        <w:t xml:space="preserve"> to compress vectors to a 2D plot; discuss what detail it loses.</w:t>
-      </w:r>
-    </w:p>
-    <w:p>
-      <w:pPr>
-        <w:pStyle w:val="ListParagraph"/>
-        <w:keepLines/>
-        <w:numPr>
-          <w:ilvl w:val="0"/>
-          <w:numId w:val="45"/>
-        </w:numPr>
-        <w:spacing w:after="80" w:line="276"/>
-      </w:pPr>
-      <w:r>
-        <w:t xml:space="preserve">Transcribe with Whisper, calculate WER, then search images with the transcript. Optional: SigLIP.</w:t>
-      </w:r>
-    </w:p>
-    <w:p>
-      <w:pPr>
-        <w:pStyle w:val="ListParagraph"/>
-        <w:keepLines/>
-        <w:numPr>
-          <w:ilvl w:val="0"/>
-          <w:numId w:val="45"/>
-        </w:numPr>
-        <w:spacing w:after="80" w:line="276"/>
-      </w:pPr>
-      <w:r>
-        <w:rPr>
-          <w:b/>
-          <w:bCs/>
-        </w:rPr>
-        <w:t xml:space="preserve">Runtime:</w:t>
-      </w:r>
-      <w:r>
-        <w:t xml:space="preserve"> Colab T4 GPU or CPU (slower). About 1 min on a 4 GB laptop GPU after downloads.</w:t>
-      </w:r>
-    </w:p>
-    <w:p>
-      <w:pPr>
-        <w:pStyle w:val="ListParagraph"/>
-        <w:keepLines/>
-        <w:numPr>
-          <w:ilvl w:val="0"/>
-          <w:numId w:val="45"/>
-        </w:numPr>
-        <w:spacing w:after="80" w:line="276"/>
-      </w:pPr>
-      <w:r>
-        <w:rPr>
-          <w:b/>
-          <w:bCs/>
-        </w:rPr>
-        <w:t xml:space="preserve">Hand in:</w:t>
-      </w:r>
-      <w:r>
-        <w:t xml:space="preserve"> notebook with similarity plots, accuracy table, retrieval metrics, loss values, WER table and three answers.</w:t>
+        <w:t xml:space="preserve">Privacy and access:</w:t>
+      </w:r>
+      <w:r>
+        <w:t xml:space="preserve"> face or voice matching can enable tracking; speech accuracy differs across accents and languages.</w:t>
       </w:r>
     </w:p>
     <w:p>
@@ -17507,7 +17456,7 @@
         <w:keepNext/>
       </w:pPr>
       <w:r>
-        <w:t xml:space="preserve">Slide 46: Summary</w:t>
+        <w:t xml:space="preserve">Slide 44: Lab 9: CLIP embeddings, zero-shot classification and Whisper</w:t>
       </w:r>
     </w:p>
     <w:p>
@@ -17517,7 +17466,7 @@
         <w:spacing w:after="140" w:line="288"/>
       </w:pPr>
       <w:r>
-        <w:t xml:space="preserve">The six cards on the slide condense these eight summary points. Students should be able to define the key terms, write and explain the contrastive loss, and describe how zero-shot classification and retrieval work. Next week we build on these foundations: multimodal LLMs that chat about images and documents, generation across modalities including speech and video, how multimodal generation is evaluated, and responsible use including deepfakes and content provenance.</w:t>
+        <w:t xml:space="preserve">The lab implements the descriptor's tutorial: understand modalities and embeddings; explore text-image embeddings, alignment and retrieval with pretrained models like CLIP. It adds the contrastive loss, so students connect the equation to real embeddings, and a speech part with Whisper and word error rate, so that audio is covered as the descriptor's modality list requires. The slide results came from this notebook. The chained speech-to-image retrieval previews the cross-modal systems of week 10.</w:t>
       </w:r>
     </w:p>
     <w:p>
@@ -17531,7 +17480,7 @@
         <w:spacing w:after="80" w:line="276"/>
       </w:pPr>
       <w:r>
-        <w:t xml:space="preserve">A modality is a data type. Encoders turn inputs into vectors.</w:t>
+        <w:t xml:space="preserve">Make image and text vectors with CLIP; inspect the similarity table.</w:t>
       </w:r>
     </w:p>
     <w:p>
@@ -17545,7 +17494,7 @@
         <w:spacing w:after="80" w:line="276"/>
       </w:pPr>
       <w:r>
-        <w:t xml:space="preserve">Alignment matches corresponding content; fusion combines information.</w:t>
+        <w:t xml:space="preserve">Compare class-description prompts on 1,000 CIFAR-10 images; inspect wrong labels.</w:t>
       </w:r>
     </w:p>
     <w:p>
@@ -17559,7 +17508,7 @@
         <w:spacing w:after="80" w:line="276"/>
       </w:pPr>
       <w:r>
-        <w:t xml:space="preserve">Shared vector spaces support cross-modal search and classification.</w:t>
+        <w:t xml:space="preserve">Search images with text; calculate precision@k.</w:t>
       </w:r>
     </w:p>
     <w:p>
@@ -17573,7 +17522,7 @@
         <w:spacing w:after="80" w:line="276"/>
       </w:pPr>
       <w:r>
-        <w:t xml:space="preserve">CLIP learns which image and caption belong together, in both directions.</w:t>
+        <w:t xml:space="preserve">Implement contrastive loss; compare matching and shuffled pairs with ln N.</w:t>
       </w:r>
     </w:p>
     <w:p>
@@ -17587,7 +17536,17 @@
         <w:spacing w:after="80" w:line="276"/>
       </w:pPr>
       <w:r>
-        <w:t xml:space="preserve">Zero-shot image classification compares an image with class descriptions.</w:t>
+        <w:t xml:space="preserve">Use </w:t>
+      </w:r>
+      <w:r>
+        <w:rPr>
+          <w:b/>
+          <w:bCs/>
+        </w:rPr>
+        <w:t xml:space="preserve">PCA</w:t>
+      </w:r>
+      <w:r>
+        <w:t xml:space="preserve"> to compress vectors to a 2D plot; discuss what detail it loses.</w:t>
       </w:r>
     </w:p>
     <w:p>
@@ -17601,7 +17560,7 @@
         <w:spacing w:after="80" w:line="276"/>
       </w:pPr>
       <w:r>
-        <w:t xml:space="preserve">SigLIP checks pairs separately; image and text vectors can still show a modality gap.</w:t>
+        <w:t xml:space="preserve">Transcribe with Whisper, calculate WER, then search images with the transcript. Optional: SigLIP.</w:t>
       </w:r>
     </w:p>
     <w:p>
@@ -17615,7 +17574,14 @@
         <w:spacing w:after="80" w:line="276"/>
       </w:pPr>
       <w:r>
-        <w:t xml:space="preserve">A visual projector can connect an image encoder to an LLM; Whisper connects audio to text.</w:t>
+        <w:rPr>
+          <w:b/>
+          <w:bCs/>
+        </w:rPr>
+        <w:t xml:space="preserve">Measured CPU core:</w:t>
+      </w:r>
+      <w:r>
+        <w:t xml:space="preserve"> 3.0 minutes on 11 October 2026, with 4 threads and cached models/data. Installation, downloads, widget interaction and optional APIs were not timed.</w:t>
       </w:r>
     </w:p>
     <w:p>
@@ -17629,7 +17595,14 @@
         <w:spacing w:after="80" w:line="276"/>
       </w:pPr>
       <w:r>
-        <w:t xml:space="preserve">Measure task accuracy, retrieval precision, speech word errors and performance across groups.</w:t>
+        <w:rPr>
+          <w:b/>
+          <w:bCs/>
+        </w:rPr>
+        <w:t xml:space="preserve">Hand in:</w:t>
+      </w:r>
+      <w:r>
+        <w:t xml:space="preserve"> notebook with similarity plots, accuracy table, retrieval metrics, loss values, WER table and the five exit-check answers.</w:t>
       </w:r>
     </w:p>
     <w:p>
@@ -17638,7 +17611,7 @@
         <w:keepNext/>
       </w:pPr>
       <w:r>
-        <w:t xml:space="preserve">Slide 45: Resources</w:t>
+        <w:t xml:space="preserve">Slide 46: Summary</w:t>
       </w:r>
     </w:p>
     <w:p>
@@ -17648,7 +17621,7 @@
         <w:spacing w:after="140" w:line="288"/>
       </w:pPr>
       <w:r>
-        <w:t xml:space="preserve">The CLIP paper is long, but its first sections are very readable and its bias analysis is worth reading. SigLIP and Whisper are the other two primary sources for today. Hugging Face's blog post on vision language models is an excellent, current overview of architectures. The computer vision and audio courses from Hugging Face have hands-on units on exactly today's models. The Welch Labs video explains CLIP visually. Foster's chapter 13 covers multimodal models including DALL-E and Flamingo. See the source-verification report for the latest checks and access limitations.</w:t>
+        <w:t xml:space="preserve">The six cards on the slide condense these eight summary points. Students should be able to define the key terms, write and explain the contrastive loss, and describe how zero-shot classification and retrieval work. Next week we build on these foundations: multimodal LLMs that chat about images and documents, generation across modalities including speech and video, how multimodal generation is evaluated, and responsible use including deepfakes and content provenance.</w:t>
       </w:r>
     </w:p>
     <w:p>
@@ -17662,6 +17635,137 @@
         <w:spacing w:after="80" w:line="276"/>
       </w:pPr>
       <w:r>
+        <w:t xml:space="preserve">A modality is a data type. Encoders turn inputs into vectors.</w:t>
+      </w:r>
+    </w:p>
+    <w:p>
+      <w:pPr>
+        <w:pStyle w:val="ListParagraph"/>
+        <w:keepLines/>
+        <w:numPr>
+          <w:ilvl w:val="0"/>
+          <w:numId w:val="47"/>
+        </w:numPr>
+        <w:spacing w:after="80" w:line="276"/>
+      </w:pPr>
+      <w:r>
+        <w:t xml:space="preserve">Alignment matches corresponding content; fusion combines information.</w:t>
+      </w:r>
+    </w:p>
+    <w:p>
+      <w:pPr>
+        <w:pStyle w:val="ListParagraph"/>
+        <w:keepLines/>
+        <w:numPr>
+          <w:ilvl w:val="0"/>
+          <w:numId w:val="47"/>
+        </w:numPr>
+        <w:spacing w:after="80" w:line="276"/>
+      </w:pPr>
+      <w:r>
+        <w:t xml:space="preserve">Shared vector spaces support cross-modal search and classification.</w:t>
+      </w:r>
+    </w:p>
+    <w:p>
+      <w:pPr>
+        <w:pStyle w:val="ListParagraph"/>
+        <w:keepLines/>
+        <w:numPr>
+          <w:ilvl w:val="0"/>
+          <w:numId w:val="47"/>
+        </w:numPr>
+        <w:spacing w:after="80" w:line="276"/>
+      </w:pPr>
+      <w:r>
+        <w:t xml:space="preserve">CLIP learns which image and caption belong together, in both directions.</w:t>
+      </w:r>
+    </w:p>
+    <w:p>
+      <w:pPr>
+        <w:pStyle w:val="ListParagraph"/>
+        <w:keepLines/>
+        <w:numPr>
+          <w:ilvl w:val="0"/>
+          <w:numId w:val="47"/>
+        </w:numPr>
+        <w:spacing w:after="80" w:line="276"/>
+      </w:pPr>
+      <w:r>
+        <w:t xml:space="preserve">Zero-shot image classification compares an image with class descriptions.</w:t>
+      </w:r>
+    </w:p>
+    <w:p>
+      <w:pPr>
+        <w:pStyle w:val="ListParagraph"/>
+        <w:keepLines/>
+        <w:numPr>
+          <w:ilvl w:val="0"/>
+          <w:numId w:val="47"/>
+        </w:numPr>
+        <w:spacing w:after="80" w:line="276"/>
+      </w:pPr>
+      <w:r>
+        <w:t xml:space="preserve">SigLIP checks pairs separately; image and text vectors can still show a modality gap.</w:t>
+      </w:r>
+    </w:p>
+    <w:p>
+      <w:pPr>
+        <w:pStyle w:val="ListParagraph"/>
+        <w:keepLines/>
+        <w:numPr>
+          <w:ilvl w:val="0"/>
+          <w:numId w:val="47"/>
+        </w:numPr>
+        <w:spacing w:after="80" w:line="276"/>
+      </w:pPr>
+      <w:r>
+        <w:t xml:space="preserve">A visual projector can connect an image encoder to an LLM; Whisper connects audio to text.</w:t>
+      </w:r>
+    </w:p>
+    <w:p>
+      <w:pPr>
+        <w:pStyle w:val="ListParagraph"/>
+        <w:keepLines/>
+        <w:numPr>
+          <w:ilvl w:val="0"/>
+          <w:numId w:val="47"/>
+        </w:numPr>
+        <w:spacing w:after="80" w:line="276"/>
+      </w:pPr>
+      <w:r>
+        <w:t xml:space="preserve">Measure task accuracy, retrieval precision, speech word errors and performance across groups.</w:t>
+      </w:r>
+    </w:p>
+    <w:p>
+      <w:pPr>
+        <w:pStyle w:val="Heading2"/>
+        <w:keepNext/>
+      </w:pPr>
+      <w:r>
+        <w:t xml:space="preserve">Slide 45: Resources</w:t>
+      </w:r>
+    </w:p>
+    <w:p>
+      <w:pPr>
+        <w:keepNext w:val="false"/>
+        <w:keepLines/>
+        <w:spacing w:after="140" w:line="288"/>
+      </w:pPr>
+      <w:r>
+        <w:t xml:space="preserve">The CLIP paper is long, but its first sections are very readable and its bias analysis is worth reading. SigLIP and Whisper are the other two primary sources for today. Hugging Face's blog post on vision language models is an excellent, current overview of architectures. The computer vision and audio courses from Hugging Face have hands-on units on exactly today's models. The Welch Labs video explains CLIP visually. Foster's chapter 13 covers multimodal models including DALL-E and Flamingo. See the source-verification report for the latest checks and access limitations.</w:t>
+      </w:r>
+    </w:p>
+    <w:p>
+      <w:pPr>
+        <w:pStyle w:val="ListParagraph"/>
+        <w:keepLines/>
+        <w:numPr>
+          <w:ilvl w:val="0"/>
+          <w:numId w:val="48"/>
+        </w:numPr>
+        <w:spacing w:after="80" w:line="276"/>
+      </w:pPr>
+      <w:r>
         <w:rPr>
           <w:b/>
           <w:bCs/>
@@ -17671,7 +17775,7 @@
       <w:r>
         <w:t xml:space="preserve"> </w:t>
       </w:r>
-      <w:hyperlink w:history="1" r:id="rIdqdygz-3fxt-gzt35uupwo">
+      <w:hyperlink w:history="1" r:id="rIdgiheiixxdje7q40shw1x_">
         <w:r>
           <w:rPr>
             <w:color w:val="4F46E5"/>
@@ -17690,7 +17794,7 @@
         <w:keepLines/>
         <w:numPr>
           <w:ilvl w:val="0"/>
-          <w:numId w:val="47"/>
+          <w:numId w:val="48"/>
         </w:numPr>
         <w:spacing w:after="80" w:line="276"/>
       </w:pPr>
@@ -17704,7 +17808,7 @@
       <w:r>
         <w:t xml:space="preserve"> </w:t>
       </w:r>
-      <w:hyperlink w:history="1" r:id="rIdwsrqzgw4p8rnzaml9o_i5">
+      <w:hyperlink w:history="1" r:id="rIdla48epib5agkbme49pctd">
         <w:r>
           <w:rPr>
             <w:color w:val="4F46E5"/>
@@ -17723,7 +17827,7 @@
         <w:keepLines/>
         <w:numPr>
           <w:ilvl w:val="0"/>
-          <w:numId w:val="47"/>
+          <w:numId w:val="48"/>
         </w:numPr>
         <w:spacing w:after="80" w:line="276"/>
       </w:pPr>
@@ -17737,7 +17841,7 @@
       <w:r>
         <w:t xml:space="preserve"> </w:t>
       </w:r>
-      <w:hyperlink w:history="1" r:id="rIdx4x5qwkbcqzokbxoss3wo">
+      <w:hyperlink w:history="1" r:id="rIdyzip-pstwtlxlwcr_mynn">
         <w:r>
           <w:rPr>
             <w:color w:val="4F46E5"/>
@@ -17756,7 +17860,7 @@
         <w:keepLines/>
         <w:numPr>
           <w:ilvl w:val="0"/>
-          <w:numId w:val="47"/>
+          <w:numId w:val="48"/>
         </w:numPr>
         <w:spacing w:after="80" w:line="276"/>
       </w:pPr>
@@ -17770,7 +17874,7 @@
       <w:r>
         <w:t xml:space="preserve"> </w:t>
       </w:r>
-      <w:hyperlink w:history="1" r:id="rId7gtxmy1niudgbiqmpuj_6">
+      <w:hyperlink w:history="1" r:id="rIdvxsg8etpo44wruzilnsqt">
         <w:r>
           <w:rPr>
             <w:color w:val="4F46E5"/>
@@ -17789,7 +17893,7 @@
         <w:keepLines/>
         <w:numPr>
           <w:ilvl w:val="0"/>
-          <w:numId w:val="47"/>
+          <w:numId w:val="48"/>
         </w:numPr>
         <w:spacing w:after="80" w:line="276"/>
       </w:pPr>
@@ -17803,7 +17907,7 @@
       <w:r>
         <w:t xml:space="preserve"> </w:t>
       </w:r>
-      <w:hyperlink w:history="1" r:id="rIdrguysk-j76vjg9dev8ys0">
+      <w:hyperlink w:history="1" r:id="rIdg3ohq49psluutskjaeyot">
         <w:r>
           <w:rPr>
             <w:color w:val="4F46E5"/>
@@ -17822,7 +17926,7 @@
         <w:keepLines/>
         <w:numPr>
           <w:ilvl w:val="0"/>
-          <w:numId w:val="47"/>
+          <w:numId w:val="48"/>
         </w:numPr>
         <w:spacing w:after="80" w:line="276"/>
       </w:pPr>
@@ -17836,7 +17940,7 @@
       <w:r>
         <w:t xml:space="preserve"> </w:t>
       </w:r>
-      <w:hyperlink w:history="1" r:id="rId-mjpea45vi-e0ag7cjpj-">
+      <w:hyperlink w:history="1" r:id="rId26nzvms2vrpqiix38uhue">
         <w:r>
           <w:rPr>
             <w:color w:val="4F46E5"/>
@@ -17855,7 +17959,7 @@
         <w:keepLines/>
         <w:numPr>
           <w:ilvl w:val="0"/>
-          <w:numId w:val="47"/>
+          <w:numId w:val="48"/>
         </w:numPr>
         <w:spacing w:after="80" w:line="276"/>
       </w:pPr>
@@ -17869,7 +17973,7 @@
       <w:r>
         <w:t xml:space="preserve"> </w:t>
       </w:r>
-      <w:hyperlink w:history="1" r:id="rIdvyprba1ii1kxte981jlqw">
+      <w:hyperlink w:history="1" r:id="rIdssihuil2zrleduxjddqba">
         <w:r>
           <w:rPr>
             <w:color w:val="4F46E5"/>
@@ -17888,7 +17992,7 @@
         <w:keepLines/>
         <w:numPr>
           <w:ilvl w:val="0"/>
-          <w:numId w:val="47"/>
+          <w:numId w:val="48"/>
         </w:numPr>
         <w:spacing w:after="80" w:line="276"/>
       </w:pPr>
@@ -17902,7 +18006,7 @@
       <w:r>
         <w:t xml:space="preserve"> </w:t>
       </w:r>
-      <w:hyperlink w:history="1" r:id="rIdinnz12pn9bvalph2dxiwm">
+      <w:hyperlink w:history="1" r:id="rIdiai-cio_dl5yywm87af5f">
         <w:r>
           <w:rPr>
             <w:color w:val="4F46E5"/>
@@ -17930,7 +18034,7 @@
         <w:keepLines/>
         <w:numPr>
           <w:ilvl w:val="0"/>
-          <w:numId w:val="48"/>
+          <w:numId w:val="49"/>
         </w:numPr>
         <w:spacing w:after="80" w:line="276"/>
       </w:pPr>
@@ -17944,12 +18048,12 @@
         <w:keepLines/>
         <w:numPr>
           <w:ilvl w:val="0"/>
-          <w:numId w:val="48"/>
+          <w:numId w:val="49"/>
         </w:numPr>
         <w:spacing w:after="80" w:line="276"/>
       </w:pPr>
       <w:r>
-        <w:t xml:space="preserve">Alignment learns correspondence; fusion combines information.</w:t>
+        <w:t xml:space="preserve">Pairs align the spaces.</w:t>
       </w:r>
     </w:p>
     <w:p>
@@ -17958,12 +18062,12 @@
         <w:keepLines/>
         <w:numPr>
           <w:ilvl w:val="0"/>
-          <w:numId w:val="48"/>
+          <w:numId w:val="49"/>
         </w:numPr>
         <w:spacing w:after="80" w:line="276"/>
       </w:pPr>
       <w:r>
-        <w:t xml:space="preserve">CLIP compares pairs in both directions.</w:t>
+        <w:t xml:space="preserve">CLIP scores both directions.</w:t>
       </w:r>
     </w:p>
     <w:p>
@@ -17972,12 +18076,12 @@
         <w:keepLines/>
         <w:numPr>
           <w:ilvl w:val="0"/>
-          <w:numId w:val="48"/>
+          <w:numId w:val="49"/>
         </w:numPr>
         <w:spacing w:after="80" w:line="276"/>
       </w:pPr>
       <w:r>
-        <w:t xml:space="preserve">Frozen encoders classify and retrieve.</w:t>
+        <w:t xml:space="preserve">Frozen encoders classify and search.</w:t>
       </w:r>
     </w:p>
     <w:p>
@@ -17986,12 +18090,12 @@
         <w:keepLines/>
         <w:numPr>
           <w:ilvl w:val="0"/>
-          <w:numId w:val="48"/>
+          <w:numId w:val="49"/>
         </w:numPr>
         <w:spacing w:after="80" w:line="276"/>
       </w:pPr>
       <w:r>
-        <w:t xml:space="preserve">Whisper transcribes; WER counts word errors.</w:t>
+        <w:t xml:space="preserve">WER measures transcripts.</w:t>
       </w:r>
     </w:p>
     <w:p>
@@ -18000,12 +18104,46 @@
         <w:keepLines/>
         <w:numPr>
           <w:ilvl w:val="0"/>
-          <w:numId w:val="48"/>
+          <w:numId w:val="49"/>
         </w:numPr>
         <w:spacing w:after="80" w:line="276"/>
       </w:pPr>
       <w:r>
-        <w:t xml:space="preserve">Check task performance, rights and group differences.</w:t>
+        <w:t xml:space="preserve">Check scores against the task.</w:t>
+      </w:r>
+    </w:p>
+    <w:p>
+      <w:pPr>
+        <w:keepNext/>
+        <w:keepLines/>
+        <w:spacing w:after="140" w:line="288"/>
+      </w:pPr>
+      <w:r>
+        <w:rPr>
+          <w:b/>
+          <w:bCs/>
+        </w:rPr>
+        <w:t xml:space="preserve">Exit question.</w:t>
+      </w:r>
+      <w:r>
+        <w:t xml:space="preserve"> High score proves a match?</w:t>
+      </w:r>
+    </w:p>
+    <w:p>
+      <w:pPr>
+        <w:keepNext/>
+        <w:keepLines/>
+        <w:spacing w:after="140" w:line="288"/>
+      </w:pPr>
+      <w:r>
+        <w:rPr>
+          <w:b/>
+          <w:bCs/>
+        </w:rPr>
+        <w:t xml:space="preserve">Answer.</w:t>
+      </w:r>
+      <w:r>
+        <w:t xml:space="preserve"> No; inspect the results.</w:t>
       </w:r>
     </w:p>
     <w:p>
@@ -18019,7 +18157,7 @@
           <wp:inline distT="0" distB="0" distL="0" distR="0">
             <wp:extent cx="5334000" cy="2266950"/>
             <wp:effectExtent t="0" r="0" b="0" l="0"/>
-            <wp:docPr id="22" name="Week 9: connect modalities" descr="Week 9: connect modalities" title="Week 9: connect modalities"/>
+            <wp:docPr id="23" name="What we learned: multimodal models" descr="What we learned: multimodal models" title="What we learned: multimodal models"/>
             <wp:cNvGraphicFramePr>
               <a:graphicFrameLocks xmlns:a="http://schemas.openxmlformats.org/drawingml/2006/main" noChangeAspect="1"/>
             </wp:cNvGraphicFramePr>
@@ -18033,7 +18171,7 @@
                     </pic:cNvPicPr>
                   </pic:nvPicPr>
                   <pic:blipFill>
-                    <a:blip r:embed="rId30" cstate="none"/>
+                    <a:blip r:embed="rId31" cstate="none"/>
                     <a:srcRect/>
                     <a:stretch>
                       <a:fillRect/>
@@ -18068,41 +18206,7 @@
           <w:sz w:val="19"/>
           <w:szCs w:val="19"/>
         </w:rPr>
-        <w:t xml:space="preserve">Week 9: connect modalities</w:t>
-      </w:r>
-    </w:p>
-    <w:p>
-      <w:pPr>
-        <w:keepNext/>
-        <w:keepLines/>
-        <w:spacing w:after="140" w:line="288"/>
-      </w:pPr>
-      <w:r>
-        <w:rPr>
-          <w:b/>
-          <w:bCs/>
-        </w:rPr>
-        <w:t xml:space="preserve">Exit question.</w:t>
-      </w:r>
-      <w:r>
-        <w:t xml:space="preserve"> Four of five returned images match. What is precision@5?</w:t>
-      </w:r>
-    </w:p>
-    <w:p>
-      <w:pPr>
-        <w:keepNext w:val="false"/>
-        <w:keepLines/>
-        <w:spacing w:after="140" w:line="288"/>
-      </w:pPr>
-      <w:r>
-        <w:rPr>
-          <w:b/>
-          <w:bCs/>
-        </w:rPr>
-        <w:t xml:space="preserve">Answer.</w:t>
-      </w:r>
-      <w:r>
-        <w:t xml:space="preserve"> 4/5 = 0.8. The denominator is returned results, not all relevant images.</w:t>
+        <w:t xml:space="preserve">What we learned: multimodal models</w:t>
       </w:r>
     </w:p>
     <w:sectPr>
@@ -18674,6 +18778,12 @@
     </w:lvlOverride>
   </w:num>
   <w:num w:numId="48">
+    <w:abstractNumId w:val="2"/>
+    <w:lvlOverride w:ilvl="0">
+      <w:startOverride w:val="1"/>
+    </w:lvlOverride>
+  </w:num>
+  <w:num w:numId="49">
     <w:abstractNumId w:val="2"/>
     <w:lvlOverride w:ilvl="0">
       <w:startOverride w:val="1"/>
